--- a/outputs/01a0d046-7d49-7871-8a87-73ebb2cf093f/Agentic_AI_UW_Component_Costs.docx
+++ b/outputs/01a0d046-7d49-7871-8a87-73ebb2cf093f/Agentic_AI_UW_Component_Costs.docx
@@ -12,12 +12,12 @@
     </w:p>
     <w:p>
       <w:r>
-        <w:t>For UW–Madison Electrical and Computer Engineering • 23 September 2026</w:t>
+        <w:t>UW–Madison ECE • Prices checked 23 September 2026 • USD unless marked GBP</w:t>
       </w:r>
     </w:p>
     <w:p>
       <w:r>
-        <w:t>Our prototype purchases total $268.80 in hardware and $331.60 after tariffs, shipping, and tax. The lists below compare those purchases with components for a custom PCB and price the requested camera, fingerprint, cellular calling and texting, contactless payment, and solar additions.</w:t>
+        <w:t>The final product uses a Bluetooth module. The ESP32 is testing hardware only. Product names link directly to suppliers. Existing purchases and added features are combined below.</w:t>
       </w:r>
     </w:p>
     <w:p>
@@ -25,12 +25,7 @@
         <w:pStyle w:val="Heading1"/>
       </w:pPr>
       <w:r>
-        <w:t>1 Purchased boards and components</w:t>
-      </w:r>
-    </w:p>
-    <w:p>
-      <w:r>
-        <w:t>Actual July 2026 receipt prices, USD. One of each item was purchased. Linked product names identify the hardware; today’s store price may differ from the receipt.</w:t>
+        <w:t>1 Breakout boards and prototype hardware</w:t>
       </w:r>
     </w:p>
     <w:tbl>
@@ -42,9 +37,9 @@
       </w:tblPr>
       <w:tblGrid>
         <w:gridCol w:w="605"/>
-        <w:gridCol w:w="7200"/>
-        <w:gridCol w:w="1339"/>
-        <w:gridCol w:w="1224"/>
+        <w:gridCol w:w="1699"/>
+        <w:gridCol w:w="6552"/>
+        <w:gridCol w:w="1512"/>
       </w:tblGrid>
       <w:tr>
         <w:trPr>
@@ -85,7 +80,7 @@
         </w:tc>
         <w:tc>
           <w:tcPr>
-            <w:tcW w:type="dxa" w:w="7200"/>
+            <w:tcW w:type="dxa" w:w="1699"/>
             <w:vAlign w:val="center"/>
             <w:tcBorders>
               <w:top w:val="single" w:sz="4" w:color="D9D9D9"/>
@@ -110,13 +105,13 @@
                 <w:b/>
                 <w:sz w:val="20"/>
               </w:rPr>
-              <w:t>Purchased product</w:t>
+              <w:t>Function</w:t>
             </w:r>
           </w:p>
         </w:tc>
         <w:tc>
           <w:tcPr>
-            <w:tcW w:type="dxa" w:w="1339"/>
+            <w:tcW w:type="dxa" w:w="6552"/>
             <w:vAlign w:val="center"/>
             <w:tcBorders>
               <w:top w:val="single" w:sz="4" w:color="D9D9D9"/>
@@ -141,13 +136,13 @@
                 <w:b/>
                 <w:sz w:val="20"/>
               </w:rPr>
-              <w:t>Paid each</w:t>
+              <w:t>Product</w:t>
             </w:r>
           </w:p>
         </w:tc>
         <w:tc>
           <w:tcPr>
-            <w:tcW w:type="dxa" w:w="1224"/>
+            <w:tcW w:type="dxa" w:w="1512"/>
             <w:vAlign w:val="center"/>
             <w:tcBorders>
               <w:top w:val="single" w:sz="4" w:color="D9D9D9"/>
@@ -172,7 +167,7 @@
                 <w:b/>
                 <w:sz w:val="20"/>
               </w:rPr>
-              <w:t>Receipt</w:t>
+              <w:t>Cost</w:t>
             </w:r>
           </w:p>
         </w:tc>
@@ -214,7 +209,37 @@
         </w:tc>
         <w:tc>
           <w:tcPr>
-            <w:tcW w:type="dxa" w:w="7200"/>
+            <w:tcW w:type="dxa" w:w="1699"/>
+            <w:vAlign w:val="center"/>
+            <w:tcBorders>
+              <w:top w:val="single" w:sz="4" w:color="D9D9D9"/>
+              <w:left w:val="single" w:sz="4" w:color="D9D9D9"/>
+              <w:bottom w:val="single" w:sz="4" w:color="D9D9D9"/>
+              <w:right w:val="single" w:sz="4" w:color="D9D9D9"/>
+            </w:tcBorders>
+            <w:tcMar>
+              <w:top w:w="75" w:type="dxa"/>
+              <w:bottom w:w="75" w:type="dxa"/>
+              <w:left w:w="90" w:type="dxa"/>
+              <w:right w:w="90" w:type="dxa"/>
+            </w:tcMar>
+          </w:tcPr>
+          <w:p>
+            <w:pPr>
+              <w:spacing w:after="0" w:line="240" w:lineRule="auto"/>
+            </w:pPr>
+            <w:r>
+              <w:rPr>
+                <w:b w:val="0"/>
+                <w:sz w:val="20"/>
+              </w:rPr>
+              <w:t>Amplifier</w:t>
+            </w:r>
+          </w:p>
+        </w:tc>
+        <w:tc>
+          <w:tcPr>
+            <w:tcW w:type="dxa" w:w="6552"/>
             <w:vAlign w:val="center"/>
             <w:tcBorders>
               <w:top w:val="single" w:sz="4" w:color="D9D9D9"/>
@@ -247,7 +272,7 @@
         </w:tc>
         <w:tc>
           <w:tcPr>
-            <w:tcW w:type="dxa" w:w="1339"/>
+            <w:tcW w:type="dxa" w:w="1512"/>
             <w:vAlign w:val="center"/>
             <w:tcBorders>
               <w:top w:val="single" w:sz="4" w:color="D9D9D9"/>
@@ -272,36 +297,6 @@
                 <w:sz w:val="20"/>
               </w:rPr>
               <w:t>$5.95</w:t>
-            </w:r>
-          </w:p>
-        </w:tc>
-        <w:tc>
-          <w:tcPr>
-            <w:tcW w:type="dxa" w:w="1224"/>
-            <w:vAlign w:val="center"/>
-            <w:tcBorders>
-              <w:top w:val="single" w:sz="4" w:color="D9D9D9"/>
-              <w:left w:val="single" w:sz="4" w:color="D9D9D9"/>
-              <w:bottom w:val="single" w:sz="4" w:color="D9D9D9"/>
-              <w:right w:val="single" w:sz="4" w:color="D9D9D9"/>
-            </w:tcBorders>
-            <w:tcMar>
-              <w:top w:w="75" w:type="dxa"/>
-              <w:bottom w:w="75" w:type="dxa"/>
-              <w:left w:w="90" w:type="dxa"/>
-              <w:right w:w="90" w:type="dxa"/>
-            </w:tcMar>
-          </w:tcPr>
-          <w:p>
-            <w:pPr>
-              <w:spacing w:after="0" w:line="240" w:lineRule="auto"/>
-            </w:pPr>
-            <w:r>
-              <w:rPr>
-                <w:b w:val="0"/>
-                <w:sz w:val="20"/>
-              </w:rPr>
-              <w:t>A</w:t>
             </w:r>
           </w:p>
         </w:tc>
@@ -343,7 +338,37 @@
         </w:tc>
         <w:tc>
           <w:tcPr>
-            <w:tcW w:type="dxa" w:w="7200"/>
+            <w:tcW w:type="dxa" w:w="1699"/>
+            <w:vAlign w:val="center"/>
+            <w:tcBorders>
+              <w:top w:val="single" w:sz="4" w:color="D9D9D9"/>
+              <w:left w:val="single" w:sz="4" w:color="D9D9D9"/>
+              <w:bottom w:val="single" w:sz="4" w:color="D9D9D9"/>
+              <w:right w:val="single" w:sz="4" w:color="D9D9D9"/>
+            </w:tcBorders>
+            <w:tcMar>
+              <w:top w:w="75" w:type="dxa"/>
+              <w:bottom w:w="75" w:type="dxa"/>
+              <w:left w:w="90" w:type="dxa"/>
+              <w:right w:w="90" w:type="dxa"/>
+            </w:tcMar>
+          </w:tcPr>
+          <w:p>
+            <w:pPr>
+              <w:spacing w:after="0" w:line="240" w:lineRule="auto"/>
+            </w:pPr>
+            <w:r>
+              <w:rPr>
+                <w:b w:val="0"/>
+                <w:sz w:val="20"/>
+              </w:rPr>
+              <w:t>Microphone</w:t>
+            </w:r>
+          </w:p>
+        </w:tc>
+        <w:tc>
+          <w:tcPr>
+            <w:tcW w:type="dxa" w:w="6552"/>
             <w:vAlign w:val="center"/>
             <w:tcBorders>
               <w:top w:val="single" w:sz="4" w:color="D9D9D9"/>
@@ -376,7 +401,7 @@
         </w:tc>
         <w:tc>
           <w:tcPr>
-            <w:tcW w:type="dxa" w:w="1339"/>
+            <w:tcW w:type="dxa" w:w="1512"/>
             <w:vAlign w:val="center"/>
             <w:tcBorders>
               <w:top w:val="single" w:sz="4" w:color="D9D9D9"/>
@@ -401,36 +426,6 @@
                 <w:sz w:val="20"/>
               </w:rPr>
               <w:t>$4.95</w:t>
-            </w:r>
-          </w:p>
-        </w:tc>
-        <w:tc>
-          <w:tcPr>
-            <w:tcW w:type="dxa" w:w="1224"/>
-            <w:vAlign w:val="center"/>
-            <w:tcBorders>
-              <w:top w:val="single" w:sz="4" w:color="D9D9D9"/>
-              <w:left w:val="single" w:sz="4" w:color="D9D9D9"/>
-              <w:bottom w:val="single" w:sz="4" w:color="D9D9D9"/>
-              <w:right w:val="single" w:sz="4" w:color="D9D9D9"/>
-            </w:tcBorders>
-            <w:tcMar>
-              <w:top w:w="75" w:type="dxa"/>
-              <w:bottom w:w="75" w:type="dxa"/>
-              <w:left w:w="90" w:type="dxa"/>
-              <w:right w:w="90" w:type="dxa"/>
-            </w:tcMar>
-          </w:tcPr>
-          <w:p>
-            <w:pPr>
-              <w:spacing w:after="0" w:line="240" w:lineRule="auto"/>
-            </w:pPr>
-            <w:r>
-              <w:rPr>
-                <w:b w:val="0"/>
-                <w:sz w:val="20"/>
-              </w:rPr>
-              <w:t>A</w:t>
             </w:r>
           </w:p>
         </w:tc>
@@ -472,7 +467,37 @@
         </w:tc>
         <w:tc>
           <w:tcPr>
-            <w:tcW w:type="dxa" w:w="7200"/>
+            <w:tcW w:type="dxa" w:w="1699"/>
+            <w:vAlign w:val="center"/>
+            <w:tcBorders>
+              <w:top w:val="single" w:sz="4" w:color="D9D9D9"/>
+              <w:left w:val="single" w:sz="4" w:color="D9D9D9"/>
+              <w:bottom w:val="single" w:sz="4" w:color="D9D9D9"/>
+              <w:right w:val="single" w:sz="4" w:color="D9D9D9"/>
+            </w:tcBorders>
+            <w:tcMar>
+              <w:top w:w="75" w:type="dxa"/>
+              <w:bottom w:w="75" w:type="dxa"/>
+              <w:left w:w="90" w:type="dxa"/>
+              <w:right w:w="90" w:type="dxa"/>
+            </w:tcMar>
+          </w:tcPr>
+          <w:p>
+            <w:pPr>
+              <w:spacing w:after="0" w:line="240" w:lineRule="auto"/>
+            </w:pPr>
+            <w:r>
+              <w:rPr>
+                <w:b w:val="0"/>
+                <w:sz w:val="20"/>
+              </w:rPr>
+              <w:t>Haptic driver</w:t>
+            </w:r>
+          </w:p>
+        </w:tc>
+        <w:tc>
+          <w:tcPr>
+            <w:tcW w:type="dxa" w:w="6552"/>
             <w:vAlign w:val="center"/>
             <w:tcBorders>
               <w:top w:val="single" w:sz="4" w:color="D9D9D9"/>
@@ -505,7 +530,7 @@
         </w:tc>
         <w:tc>
           <w:tcPr>
-            <w:tcW w:type="dxa" w:w="1339"/>
+            <w:tcW w:type="dxa" w:w="1512"/>
             <w:vAlign w:val="center"/>
             <w:tcBorders>
               <w:top w:val="single" w:sz="4" w:color="D9D9D9"/>
@@ -530,36 +555,6 @@
                 <w:sz w:val="20"/>
               </w:rPr>
               <w:t>$7.95</w:t>
-            </w:r>
-          </w:p>
-        </w:tc>
-        <w:tc>
-          <w:tcPr>
-            <w:tcW w:type="dxa" w:w="1224"/>
-            <w:vAlign w:val="center"/>
-            <w:tcBorders>
-              <w:top w:val="single" w:sz="4" w:color="D9D9D9"/>
-              <w:left w:val="single" w:sz="4" w:color="D9D9D9"/>
-              <w:bottom w:val="single" w:sz="4" w:color="D9D9D9"/>
-              <w:right w:val="single" w:sz="4" w:color="D9D9D9"/>
-            </w:tcBorders>
-            <w:tcMar>
-              <w:top w:w="75" w:type="dxa"/>
-              <w:bottom w:w="75" w:type="dxa"/>
-              <w:left w:w="90" w:type="dxa"/>
-              <w:right w:w="90" w:type="dxa"/>
-            </w:tcMar>
-          </w:tcPr>
-          <w:p>
-            <w:pPr>
-              <w:spacing w:after="0" w:line="240" w:lineRule="auto"/>
-            </w:pPr>
-            <w:r>
-              <w:rPr>
-                <w:b w:val="0"/>
-                <w:sz w:val="20"/>
-              </w:rPr>
-              <w:t>A</w:t>
             </w:r>
           </w:p>
         </w:tc>
@@ -601,7 +596,37 @@
         </w:tc>
         <w:tc>
           <w:tcPr>
-            <w:tcW w:type="dxa" w:w="7200"/>
+            <w:tcW w:type="dxa" w:w="1699"/>
+            <w:vAlign w:val="center"/>
+            <w:tcBorders>
+              <w:top w:val="single" w:sz="4" w:color="D9D9D9"/>
+              <w:left w:val="single" w:sz="4" w:color="D9D9D9"/>
+              <w:bottom w:val="single" w:sz="4" w:color="D9D9D9"/>
+              <w:right w:val="single" w:sz="4" w:color="D9D9D9"/>
+            </w:tcBorders>
+            <w:tcMar>
+              <w:top w:w="75" w:type="dxa"/>
+              <w:bottom w:w="75" w:type="dxa"/>
+              <w:left w:w="90" w:type="dxa"/>
+              <w:right w:w="90" w:type="dxa"/>
+            </w:tcMar>
+          </w:tcPr>
+          <w:p>
+            <w:pPr>
+              <w:spacing w:after="0" w:line="240" w:lineRule="auto"/>
+            </w:pPr>
+            <w:r>
+              <w:rPr>
+                <w:b w:val="0"/>
+                <w:sz w:val="20"/>
+              </w:rPr>
+              <w:t>Vibration motor</w:t>
+            </w:r>
+          </w:p>
+        </w:tc>
+        <w:tc>
+          <w:tcPr>
+            <w:tcW w:type="dxa" w:w="6552"/>
             <w:vAlign w:val="center"/>
             <w:tcBorders>
               <w:top w:val="single" w:sz="4" w:color="D9D9D9"/>
@@ -634,7 +659,7 @@
         </w:tc>
         <w:tc>
           <w:tcPr>
-            <w:tcW w:type="dxa" w:w="1339"/>
+            <w:tcW w:type="dxa" w:w="1512"/>
             <w:vAlign w:val="center"/>
             <w:tcBorders>
               <w:top w:val="single" w:sz="4" w:color="D9D9D9"/>
@@ -659,36 +684,6 @@
                 <w:sz w:val="20"/>
               </w:rPr>
               <w:t>$1.95</w:t>
-            </w:r>
-          </w:p>
-        </w:tc>
-        <w:tc>
-          <w:tcPr>
-            <w:tcW w:type="dxa" w:w="1224"/>
-            <w:vAlign w:val="center"/>
-            <w:tcBorders>
-              <w:top w:val="single" w:sz="4" w:color="D9D9D9"/>
-              <w:left w:val="single" w:sz="4" w:color="D9D9D9"/>
-              <w:bottom w:val="single" w:sz="4" w:color="D9D9D9"/>
-              <w:right w:val="single" w:sz="4" w:color="D9D9D9"/>
-            </w:tcBorders>
-            <w:tcMar>
-              <w:top w:w="75" w:type="dxa"/>
-              <w:bottom w:w="75" w:type="dxa"/>
-              <w:left w:w="90" w:type="dxa"/>
-              <w:right w:w="90" w:type="dxa"/>
-            </w:tcMar>
-          </w:tcPr>
-          <w:p>
-            <w:pPr>
-              <w:spacing w:after="0" w:line="240" w:lineRule="auto"/>
-            </w:pPr>
-            <w:r>
-              <w:rPr>
-                <w:b w:val="0"/>
-                <w:sz w:val="20"/>
-              </w:rPr>
-              <w:t>A</w:t>
             </w:r>
           </w:p>
         </w:tc>
@@ -730,7 +725,37 @@
         </w:tc>
         <w:tc>
           <w:tcPr>
-            <w:tcW w:type="dxa" w:w="7200"/>
+            <w:tcW w:type="dxa" w:w="1699"/>
+            <w:vAlign w:val="center"/>
+            <w:tcBorders>
+              <w:top w:val="single" w:sz="4" w:color="D9D9D9"/>
+              <w:left w:val="single" w:sz="4" w:color="D9D9D9"/>
+              <w:bottom w:val="single" w:sz="4" w:color="D9D9D9"/>
+              <w:right w:val="single" w:sz="4" w:color="D9D9D9"/>
+            </w:tcBorders>
+            <w:tcMar>
+              <w:top w:w="75" w:type="dxa"/>
+              <w:bottom w:w="75" w:type="dxa"/>
+              <w:left w:w="90" w:type="dxa"/>
+              <w:right w:w="90" w:type="dxa"/>
+            </w:tcMar>
+          </w:tcPr>
+          <w:p>
+            <w:pPr>
+              <w:spacing w:after="0" w:line="240" w:lineRule="auto"/>
+            </w:pPr>
+            <w:r>
+              <w:rPr>
+                <w:b w:val="0"/>
+                <w:sz w:val="20"/>
+              </w:rPr>
+              <w:t>Battery</w:t>
+            </w:r>
+          </w:p>
+        </w:tc>
+        <w:tc>
+          <w:tcPr>
+            <w:tcW w:type="dxa" w:w="6552"/>
             <w:vAlign w:val="center"/>
             <w:tcBorders>
               <w:top w:val="single" w:sz="4" w:color="D9D9D9"/>
@@ -763,7 +788,7 @@
         </w:tc>
         <w:tc>
           <w:tcPr>
-            <w:tcW w:type="dxa" w:w="1339"/>
+            <w:tcW w:type="dxa" w:w="1512"/>
             <w:vAlign w:val="center"/>
             <w:tcBorders>
               <w:top w:val="single" w:sz="4" w:color="D9D9D9"/>
@@ -788,36 +813,6 @@
                 <w:sz w:val="20"/>
               </w:rPr>
               <w:t>$7.95</w:t>
-            </w:r>
-          </w:p>
-        </w:tc>
-        <w:tc>
-          <w:tcPr>
-            <w:tcW w:type="dxa" w:w="1224"/>
-            <w:vAlign w:val="center"/>
-            <w:tcBorders>
-              <w:top w:val="single" w:sz="4" w:color="D9D9D9"/>
-              <w:left w:val="single" w:sz="4" w:color="D9D9D9"/>
-              <w:bottom w:val="single" w:sz="4" w:color="D9D9D9"/>
-              <w:right w:val="single" w:sz="4" w:color="D9D9D9"/>
-            </w:tcBorders>
-            <w:tcMar>
-              <w:top w:w="75" w:type="dxa"/>
-              <w:bottom w:w="75" w:type="dxa"/>
-              <w:left w:w="90" w:type="dxa"/>
-              <w:right w:w="90" w:type="dxa"/>
-            </w:tcMar>
-          </w:tcPr>
-          <w:p>
-            <w:pPr>
-              <w:spacing w:after="0" w:line="240" w:lineRule="auto"/>
-            </w:pPr>
-            <w:r>
-              <w:rPr>
-                <w:b w:val="0"/>
-                <w:sz w:val="20"/>
-              </w:rPr>
-              <w:t>A</w:t>
             </w:r>
           </w:p>
         </w:tc>
@@ -859,7 +854,37 @@
         </w:tc>
         <w:tc>
           <w:tcPr>
-            <w:tcW w:type="dxa" w:w="7200"/>
+            <w:tcW w:type="dxa" w:w="1699"/>
+            <w:vAlign w:val="center"/>
+            <w:tcBorders>
+              <w:top w:val="single" w:sz="4" w:color="D9D9D9"/>
+              <w:left w:val="single" w:sz="4" w:color="D9D9D9"/>
+              <w:bottom w:val="single" w:sz="4" w:color="D9D9D9"/>
+              <w:right w:val="single" w:sz="4" w:color="D9D9D9"/>
+            </w:tcBorders>
+            <w:tcMar>
+              <w:top w:w="75" w:type="dxa"/>
+              <w:bottom w:w="75" w:type="dxa"/>
+              <w:left w:w="90" w:type="dxa"/>
+              <w:right w:w="90" w:type="dxa"/>
+            </w:tcMar>
+          </w:tcPr>
+          <w:p>
+            <w:pPr>
+              <w:spacing w:after="0" w:line="240" w:lineRule="auto"/>
+            </w:pPr>
+            <w:r>
+              <w:rPr>
+                <w:b w:val="0"/>
+                <w:sz w:val="20"/>
+              </w:rPr>
+              <w:t>Speaker</w:t>
+            </w:r>
+          </w:p>
+        </w:tc>
+        <w:tc>
+          <w:tcPr>
+            <w:tcW w:type="dxa" w:w="6552"/>
             <w:vAlign w:val="center"/>
             <w:tcBorders>
               <w:top w:val="single" w:sz="4" w:color="D9D9D9"/>
@@ -892,7 +917,7 @@
         </w:tc>
         <w:tc>
           <w:tcPr>
-            <w:tcW w:type="dxa" w:w="1339"/>
+            <w:tcW w:type="dxa" w:w="1512"/>
             <w:vAlign w:val="center"/>
             <w:tcBorders>
               <w:top w:val="single" w:sz="4" w:color="D9D9D9"/>
@@ -917,36 +942,6 @@
                 <w:sz w:val="20"/>
               </w:rPr>
               <w:t>$1.95</w:t>
-            </w:r>
-          </w:p>
-        </w:tc>
-        <w:tc>
-          <w:tcPr>
-            <w:tcW w:type="dxa" w:w="1224"/>
-            <w:vAlign w:val="center"/>
-            <w:tcBorders>
-              <w:top w:val="single" w:sz="4" w:color="D9D9D9"/>
-              <w:left w:val="single" w:sz="4" w:color="D9D9D9"/>
-              <w:bottom w:val="single" w:sz="4" w:color="D9D9D9"/>
-              <w:right w:val="single" w:sz="4" w:color="D9D9D9"/>
-            </w:tcBorders>
-            <w:tcMar>
-              <w:top w:w="75" w:type="dxa"/>
-              <w:bottom w:w="75" w:type="dxa"/>
-              <w:left w:w="90" w:type="dxa"/>
-              <w:right w:w="90" w:type="dxa"/>
-            </w:tcMar>
-          </w:tcPr>
-          <w:p>
-            <w:pPr>
-              <w:spacing w:after="0" w:line="240" w:lineRule="auto"/>
-            </w:pPr>
-            <w:r>
-              <w:rPr>
-                <w:b w:val="0"/>
-                <w:sz w:val="20"/>
-              </w:rPr>
-              <w:t>A</w:t>
             </w:r>
           </w:p>
         </w:tc>
@@ -988,7 +983,37 @@
         </w:tc>
         <w:tc>
           <w:tcPr>
-            <w:tcW w:type="dxa" w:w="7200"/>
+            <w:tcW w:type="dxa" w:w="1699"/>
+            <w:vAlign w:val="center"/>
+            <w:tcBorders>
+              <w:top w:val="single" w:sz="4" w:color="D9D9D9"/>
+              <w:left w:val="single" w:sz="4" w:color="D9D9D9"/>
+              <w:bottom w:val="single" w:sz="4" w:color="D9D9D9"/>
+              <w:right w:val="single" w:sz="4" w:color="D9D9D9"/>
+            </w:tcBorders>
+            <w:tcMar>
+              <w:top w:w="75" w:type="dxa"/>
+              <w:bottom w:w="75" w:type="dxa"/>
+              <w:left w:w="90" w:type="dxa"/>
+              <w:right w:w="90" w:type="dxa"/>
+            </w:tcMar>
+          </w:tcPr>
+          <w:p>
+            <w:pPr>
+              <w:spacing w:after="0" w:line="240" w:lineRule="auto"/>
+            </w:pPr>
+            <w:r>
+              <w:rPr>
+                <w:b w:val="0"/>
+                <w:sz w:val="20"/>
+              </w:rPr>
+              <w:t>Motion sensor</w:t>
+            </w:r>
+          </w:p>
+        </w:tc>
+        <w:tc>
+          <w:tcPr>
+            <w:tcW w:type="dxa" w:w="6552"/>
             <w:vAlign w:val="center"/>
             <w:tcBorders>
               <w:top w:val="single" w:sz="4" w:color="D9D9D9"/>
@@ -1021,7 +1046,7 @@
         </w:tc>
         <w:tc>
           <w:tcPr>
-            <w:tcW w:type="dxa" w:w="1339"/>
+            <w:tcW w:type="dxa" w:w="1512"/>
             <w:vAlign w:val="center"/>
             <w:tcBorders>
               <w:top w:val="single" w:sz="4" w:color="D9D9D9"/>
@@ -1046,36 +1071,6 @@
                 <w:sz w:val="20"/>
               </w:rPr>
               <w:t>$11.95</w:t>
-            </w:r>
-          </w:p>
-        </w:tc>
-        <w:tc>
-          <w:tcPr>
-            <w:tcW w:type="dxa" w:w="1224"/>
-            <w:vAlign w:val="center"/>
-            <w:tcBorders>
-              <w:top w:val="single" w:sz="4" w:color="D9D9D9"/>
-              <w:left w:val="single" w:sz="4" w:color="D9D9D9"/>
-              <w:bottom w:val="single" w:sz="4" w:color="D9D9D9"/>
-              <w:right w:val="single" w:sz="4" w:color="D9D9D9"/>
-            </w:tcBorders>
-            <w:tcMar>
-              <w:top w:w="75" w:type="dxa"/>
-              <w:bottom w:w="75" w:type="dxa"/>
-              <w:left w:w="90" w:type="dxa"/>
-              <w:right w:w="90" w:type="dxa"/>
-            </w:tcMar>
-          </w:tcPr>
-          <w:p>
-            <w:pPr>
-              <w:spacing w:after="0" w:line="240" w:lineRule="auto"/>
-            </w:pPr>
-            <w:r>
-              <w:rPr>
-                <w:b w:val="0"/>
-                <w:sz w:val="20"/>
-              </w:rPr>
-              <w:t>A</w:t>
             </w:r>
           </w:p>
         </w:tc>
@@ -1117,7 +1112,37 @@
         </w:tc>
         <w:tc>
           <w:tcPr>
-            <w:tcW w:type="dxa" w:w="7200"/>
+            <w:tcW w:type="dxa" w:w="1699"/>
+            <w:vAlign w:val="center"/>
+            <w:tcBorders>
+              <w:top w:val="single" w:sz="4" w:color="D9D9D9"/>
+              <w:left w:val="single" w:sz="4" w:color="D9D9D9"/>
+              <w:bottom w:val="single" w:sz="4" w:color="D9D9D9"/>
+              <w:right w:val="single" w:sz="4" w:color="D9D9D9"/>
+            </w:tcBorders>
+            <w:tcMar>
+              <w:top w:w="75" w:type="dxa"/>
+              <w:bottom w:w="75" w:type="dxa"/>
+              <w:left w:w="90" w:type="dxa"/>
+              <w:right w:w="90" w:type="dxa"/>
+            </w:tcMar>
+          </w:tcPr>
+          <w:p>
+            <w:pPr>
+              <w:spacing w:after="0" w:line="240" w:lineRule="auto"/>
+            </w:pPr>
+            <w:r>
+              <w:rPr>
+                <w:b w:val="0"/>
+                <w:sz w:val="20"/>
+              </w:rPr>
+              <w:t>LTE-M testing</w:t>
+            </w:r>
+          </w:p>
+        </w:tc>
+        <w:tc>
+          <w:tcPr>
+            <w:tcW w:type="dxa" w:w="6552"/>
             <w:vAlign w:val="center"/>
             <w:tcBorders>
               <w:top w:val="single" w:sz="4" w:color="D9D9D9"/>
@@ -1150,7 +1175,7 @@
         </w:tc>
         <w:tc>
           <w:tcPr>
-            <w:tcW w:type="dxa" w:w="1339"/>
+            <w:tcW w:type="dxa" w:w="1512"/>
             <w:vAlign w:val="center"/>
             <w:tcBorders>
               <w:top w:val="single" w:sz="4" w:color="D9D9D9"/>
@@ -1175,36 +1200,6 @@
                 <w:sz w:val="20"/>
               </w:rPr>
               <w:t>$179.80</w:t>
-            </w:r>
-          </w:p>
-        </w:tc>
-        <w:tc>
-          <w:tcPr>
-            <w:tcW w:type="dxa" w:w="1224"/>
-            <w:vAlign w:val="center"/>
-            <w:tcBorders>
-              <w:top w:val="single" w:sz="4" w:color="D9D9D9"/>
-              <w:left w:val="single" w:sz="4" w:color="D9D9D9"/>
-              <w:bottom w:val="single" w:sz="4" w:color="D9D9D9"/>
-              <w:right w:val="single" w:sz="4" w:color="D9D9D9"/>
-            </w:tcBorders>
-            <w:tcMar>
-              <w:top w:w="75" w:type="dxa"/>
-              <w:bottom w:w="75" w:type="dxa"/>
-              <w:left w:w="90" w:type="dxa"/>
-              <w:right w:w="90" w:type="dxa"/>
-            </w:tcMar>
-          </w:tcPr>
-          <w:p>
-            <w:pPr>
-              <w:spacing w:after="0" w:line="240" w:lineRule="auto"/>
-            </w:pPr>
-            <w:r>
-              <w:rPr>
-                <w:b w:val="0"/>
-                <w:sz w:val="20"/>
-              </w:rPr>
-              <w:t>B</w:t>
             </w:r>
           </w:p>
         </w:tc>
@@ -1246,7 +1241,37 @@
         </w:tc>
         <w:tc>
           <w:tcPr>
-            <w:tcW w:type="dxa" w:w="7200"/>
+            <w:tcW w:type="dxa" w:w="1699"/>
+            <w:vAlign w:val="center"/>
+            <w:tcBorders>
+              <w:top w:val="single" w:sz="4" w:color="D9D9D9"/>
+              <w:left w:val="single" w:sz="4" w:color="D9D9D9"/>
+              <w:bottom w:val="single" w:sz="4" w:color="D9D9D9"/>
+              <w:right w:val="single" w:sz="4" w:color="D9D9D9"/>
+            </w:tcBorders>
+            <w:tcMar>
+              <w:top w:w="75" w:type="dxa"/>
+              <w:bottom w:w="75" w:type="dxa"/>
+              <w:left w:w="90" w:type="dxa"/>
+              <w:right w:w="90" w:type="dxa"/>
+            </w:tcMar>
+          </w:tcPr>
+          <w:p>
+            <w:pPr>
+              <w:spacing w:after="0" w:line="240" w:lineRule="auto"/>
+            </w:pPr>
+            <w:r>
+              <w:rPr>
+                <w:b w:val="0"/>
+                <w:sz w:val="20"/>
+              </w:rPr>
+              <w:t>ESP32 testing</w:t>
+            </w:r>
+          </w:p>
+        </w:tc>
+        <w:tc>
+          <w:tcPr>
+            <w:tcW w:type="dxa" w:w="6552"/>
             <w:vAlign w:val="center"/>
             <w:tcBorders>
               <w:top w:val="single" w:sz="4" w:color="D9D9D9"/>
@@ -1272,14 +1297,14 @@
                   <w:u w:val="single"/>
                   <w:sz w:val="20"/>
                 </w:rPr>
-                <w:t>HUZZAH32 ESP32 Feather with loose headers</w:t>
+                <w:t>HUZZAH32 ESP32 Feather — testing only</w:t>
               </w:r>
             </w:hyperlink>
           </w:p>
         </w:tc>
         <w:tc>
           <w:tcPr>
-            <w:tcW w:type="dxa" w:w="1339"/>
+            <w:tcW w:type="dxa" w:w="1512"/>
             <w:vAlign w:val="center"/>
             <w:tcBorders>
               <w:top w:val="single" w:sz="4" w:color="D9D9D9"/>
@@ -1304,36 +1329,6 @@
                 <w:sz w:val="20"/>
               </w:rPr>
               <w:t>$19.95</w:t>
-            </w:r>
-          </w:p>
-        </w:tc>
-        <w:tc>
-          <w:tcPr>
-            <w:tcW w:type="dxa" w:w="1224"/>
-            <w:vAlign w:val="center"/>
-            <w:tcBorders>
-              <w:top w:val="single" w:sz="4" w:color="D9D9D9"/>
-              <w:left w:val="single" w:sz="4" w:color="D9D9D9"/>
-              <w:bottom w:val="single" w:sz="4" w:color="D9D9D9"/>
-              <w:right w:val="single" w:sz="4" w:color="D9D9D9"/>
-            </w:tcBorders>
-            <w:tcMar>
-              <w:top w:w="75" w:type="dxa"/>
-              <w:bottom w:w="75" w:type="dxa"/>
-              <w:left w:w="90" w:type="dxa"/>
-              <w:right w:w="90" w:type="dxa"/>
-            </w:tcMar>
-          </w:tcPr>
-          <w:p>
-            <w:pPr>
-              <w:spacing w:after="0" w:line="240" w:lineRule="auto"/>
-            </w:pPr>
-            <w:r>
-              <w:rPr>
-                <w:b w:val="0"/>
-                <w:sz w:val="20"/>
-              </w:rPr>
-              <w:t>C</w:t>
             </w:r>
           </w:p>
         </w:tc>
@@ -1375,7 +1370,37 @@
         </w:tc>
         <w:tc>
           <w:tcPr>
-            <w:tcW w:type="dxa" w:w="7200"/>
+            <w:tcW w:type="dxa" w:w="1699"/>
+            <w:vAlign w:val="center"/>
+            <w:tcBorders>
+              <w:top w:val="single" w:sz="4" w:color="D9D9D9"/>
+              <w:left w:val="single" w:sz="4" w:color="D9D9D9"/>
+              <w:bottom w:val="single" w:sz="4" w:color="D9D9D9"/>
+              <w:right w:val="single" w:sz="4" w:color="D9D9D9"/>
+            </w:tcBorders>
+            <w:tcMar>
+              <w:top w:w="75" w:type="dxa"/>
+              <w:bottom w:w="75" w:type="dxa"/>
+              <w:left w:w="90" w:type="dxa"/>
+              <w:right w:w="90" w:type="dxa"/>
+            </w:tcMar>
+          </w:tcPr>
+          <w:p>
+            <w:pPr>
+              <w:spacing w:after="0" w:line="240" w:lineRule="auto"/>
+            </w:pPr>
+            <w:r>
+              <w:rPr>
+                <w:b w:val="0"/>
+                <w:sz w:val="20"/>
+              </w:rPr>
+              <w:t>Card interface</w:t>
+            </w:r>
+          </w:p>
+        </w:tc>
+        <w:tc>
+          <w:tcPr>
+            <w:tcW w:type="dxa" w:w="6552"/>
             <w:vAlign w:val="center"/>
             <w:tcBorders>
               <w:top w:val="single" w:sz="4" w:color="D9D9D9"/>
@@ -1408,7 +1433,7 @@
         </w:tc>
         <w:tc>
           <w:tcPr>
-            <w:tcW w:type="dxa" w:w="1339"/>
+            <w:tcW w:type="dxa" w:w="1512"/>
             <w:vAlign w:val="center"/>
             <w:tcBorders>
               <w:top w:val="single" w:sz="4" w:color="D9D9D9"/>
@@ -1433,36 +1458,6 @@
                 <w:sz w:val="20"/>
               </w:rPr>
               <w:t>$7.50</w:t>
-            </w:r>
-          </w:p>
-        </w:tc>
-        <w:tc>
-          <w:tcPr>
-            <w:tcW w:type="dxa" w:w="1224"/>
-            <w:vAlign w:val="center"/>
-            <w:tcBorders>
-              <w:top w:val="single" w:sz="4" w:color="D9D9D9"/>
-              <w:left w:val="single" w:sz="4" w:color="D9D9D9"/>
-              <w:bottom w:val="single" w:sz="4" w:color="D9D9D9"/>
-              <w:right w:val="single" w:sz="4" w:color="D9D9D9"/>
-            </w:tcBorders>
-            <w:tcMar>
-              <w:top w:w="75" w:type="dxa"/>
-              <w:bottom w:w="75" w:type="dxa"/>
-              <w:left w:w="90" w:type="dxa"/>
-              <w:right w:w="90" w:type="dxa"/>
-            </w:tcMar>
-          </w:tcPr>
-          <w:p>
-            <w:pPr>
-              <w:spacing w:after="0" w:line="240" w:lineRule="auto"/>
-            </w:pPr>
-            <w:r>
-              <w:rPr>
-                <w:b w:val="0"/>
-                <w:sz w:val="20"/>
-              </w:rPr>
-              <w:t>C</w:t>
             </w:r>
           </w:p>
         </w:tc>
@@ -1504,7 +1499,37 @@
         </w:tc>
         <w:tc>
           <w:tcPr>
-            <w:tcW w:type="dxa" w:w="7200"/>
+            <w:tcW w:type="dxa" w:w="1699"/>
+            <w:vAlign w:val="center"/>
+            <w:tcBorders>
+              <w:top w:val="single" w:sz="4" w:color="D9D9D9"/>
+              <w:left w:val="single" w:sz="4" w:color="D9D9D9"/>
+              <w:bottom w:val="single" w:sz="4" w:color="D9D9D9"/>
+              <w:right w:val="single" w:sz="4" w:color="D9D9D9"/>
+            </w:tcBorders>
+            <w:tcMar>
+              <w:top w:w="75" w:type="dxa"/>
+              <w:bottom w:w="75" w:type="dxa"/>
+              <w:left w:w="90" w:type="dxa"/>
+              <w:right w:w="90" w:type="dxa"/>
+            </w:tcMar>
+          </w:tcPr>
+          <w:p>
+            <w:pPr>
+              <w:spacing w:after="0" w:line="240" w:lineRule="auto"/>
+            </w:pPr>
+            <w:r>
+              <w:rPr>
+                <w:b w:val="0"/>
+                <w:sz w:val="20"/>
+              </w:rPr>
+              <w:t>Storage</w:t>
+            </w:r>
+          </w:p>
+        </w:tc>
+        <w:tc>
+          <w:tcPr>
+            <w:tcW w:type="dxa" w:w="6552"/>
             <w:vAlign w:val="center"/>
             <w:tcBorders>
               <w:top w:val="single" w:sz="4" w:color="D9D9D9"/>
@@ -1530,14 +1555,14 @@
                   <w:u w:val="single"/>
                   <w:sz w:val="20"/>
                 </w:rPr>
-                <w:t>DFRobot FIT0642 64 GB Class 10 microSD card</w:t>
+                <w:t>DFRobot FIT0642 64 GB microSD card</w:t>
               </w:r>
             </w:hyperlink>
           </w:p>
         </w:tc>
         <w:tc>
           <w:tcPr>
-            <w:tcW w:type="dxa" w:w="1339"/>
+            <w:tcW w:type="dxa" w:w="1512"/>
             <w:vAlign w:val="center"/>
             <w:tcBorders>
               <w:top w:val="single" w:sz="4" w:color="D9D9D9"/>
@@ -1565,184 +1590,6 @@
             </w:r>
           </w:p>
         </w:tc>
-        <w:tc>
-          <w:tcPr>
-            <w:tcW w:type="dxa" w:w="1224"/>
-            <w:vAlign w:val="center"/>
-            <w:tcBorders>
-              <w:top w:val="single" w:sz="4" w:color="D9D9D9"/>
-              <w:left w:val="single" w:sz="4" w:color="D9D9D9"/>
-              <w:bottom w:val="single" w:sz="4" w:color="D9D9D9"/>
-              <w:right w:val="single" w:sz="4" w:color="D9D9D9"/>
-            </w:tcBorders>
-            <w:tcMar>
-              <w:top w:w="75" w:type="dxa"/>
-              <w:bottom w:w="75" w:type="dxa"/>
-              <w:left w:w="90" w:type="dxa"/>
-              <w:right w:w="90" w:type="dxa"/>
-            </w:tcMar>
-          </w:tcPr>
-          <w:p>
-            <w:pPr>
-              <w:spacing w:after="0" w:line="240" w:lineRule="auto"/>
-            </w:pPr>
-            <w:r>
-              <w:rPr>
-                <w:b w:val="0"/>
-                <w:sz w:val="20"/>
-              </w:rPr>
-              <w:t>C</w:t>
-            </w:r>
-          </w:p>
-        </w:tc>
-      </w:tr>
-    </w:tbl>
-    <w:p>
-      <w:r/>
-    </w:p>
-    <w:tbl>
-      <w:tblPr>
-        <w:tblW w:type="auto" w:w="0"/>
-        <w:jc w:val="center"/>
-        <w:tblLayout w:type="fixed"/>
-        <w:tblLook w:firstColumn="1" w:firstRow="1" w:lastColumn="0" w:lastRow="0" w:noHBand="0" w:noVBand="1" w:val="04A0"/>
-      </w:tblPr>
-      <w:tblGrid>
-        <w:gridCol w:w="5472"/>
-        <w:gridCol w:w="1584"/>
-        <w:gridCol w:w="1584"/>
-        <w:gridCol w:w="1728"/>
-      </w:tblGrid>
-      <w:tr>
-        <w:trPr>
-          <w:tblHeader/>
-          <w:cantSplit/>
-        </w:trPr>
-        <w:tc>
-          <w:tcPr>
-            <w:tcW w:type="dxa" w:w="5472"/>
-            <w:vAlign w:val="center"/>
-            <w:tcBorders>
-              <w:top w:val="single" w:sz="4" w:color="D9D9D9"/>
-              <w:left w:val="single" w:sz="4" w:color="D9D9D9"/>
-              <w:bottom w:val="single" w:sz="4" w:color="D9D9D9"/>
-              <w:right w:val="single" w:sz="4" w:color="D9D9D9"/>
-            </w:tcBorders>
-            <w:tcMar>
-              <w:top w:w="75" w:type="dxa"/>
-              <w:bottom w:w="75" w:type="dxa"/>
-              <w:left w:w="90" w:type="dxa"/>
-              <w:right w:w="90" w:type="dxa"/>
-            </w:tcMar>
-            <w:shd w:fill="E8EEF1"/>
-          </w:tcPr>
-          <w:p>
-            <w:pPr>
-              <w:spacing w:after="0" w:line="240" w:lineRule="auto"/>
-              <w:jc w:val="center"/>
-            </w:pPr>
-            <w:r>
-              <w:rPr>
-                <w:b/>
-                <w:sz w:val="20"/>
-              </w:rPr>
-              <w:t>Receipt</w:t>
-            </w:r>
-          </w:p>
-        </w:tc>
-        <w:tc>
-          <w:tcPr>
-            <w:tcW w:type="dxa" w:w="1584"/>
-            <w:vAlign w:val="center"/>
-            <w:tcBorders>
-              <w:top w:val="single" w:sz="4" w:color="D9D9D9"/>
-              <w:left w:val="single" w:sz="4" w:color="D9D9D9"/>
-              <w:bottom w:val="single" w:sz="4" w:color="D9D9D9"/>
-              <w:right w:val="single" w:sz="4" w:color="D9D9D9"/>
-            </w:tcBorders>
-            <w:tcMar>
-              <w:top w:w="75" w:type="dxa"/>
-              <w:bottom w:w="75" w:type="dxa"/>
-              <w:left w:w="90" w:type="dxa"/>
-              <w:right w:w="90" w:type="dxa"/>
-            </w:tcMar>
-            <w:shd w:fill="E8EEF1"/>
-          </w:tcPr>
-          <w:p>
-            <w:pPr>
-              <w:spacing w:after="0" w:line="240" w:lineRule="auto"/>
-            </w:pPr>
-            <w:r>
-              <w:rPr>
-                <w:b/>
-                <w:sz w:val="20"/>
-              </w:rPr>
-              <w:t>Date</w:t>
-            </w:r>
-          </w:p>
-        </w:tc>
-        <w:tc>
-          <w:tcPr>
-            <w:tcW w:type="dxa" w:w="1584"/>
-            <w:vAlign w:val="center"/>
-            <w:tcBorders>
-              <w:top w:val="single" w:sz="4" w:color="D9D9D9"/>
-              <w:left w:val="single" w:sz="4" w:color="D9D9D9"/>
-              <w:bottom w:val="single" w:sz="4" w:color="D9D9D9"/>
-              <w:right w:val="single" w:sz="4" w:color="D9D9D9"/>
-            </w:tcBorders>
-            <w:tcMar>
-              <w:top w:w="75" w:type="dxa"/>
-              <w:bottom w:w="75" w:type="dxa"/>
-              <w:left w:w="90" w:type="dxa"/>
-              <w:right w:w="90" w:type="dxa"/>
-            </w:tcMar>
-            <w:shd w:fill="E8EEF1"/>
-          </w:tcPr>
-          <w:p>
-            <w:pPr>
-              <w:spacing w:after="0" w:line="240" w:lineRule="auto"/>
-            </w:pPr>
-            <w:r>
-              <w:rPr>
-                <w:b/>
-                <w:sz w:val="20"/>
-              </w:rPr>
-              <w:t>Hardware</w:t>
-            </w:r>
-          </w:p>
-        </w:tc>
-        <w:tc>
-          <w:tcPr>
-            <w:tcW w:type="dxa" w:w="1728"/>
-            <w:vAlign w:val="center"/>
-            <w:tcBorders>
-              <w:top w:val="single" w:sz="4" w:color="D9D9D9"/>
-              <w:left w:val="single" w:sz="4" w:color="D9D9D9"/>
-              <w:bottom w:val="single" w:sz="4" w:color="D9D9D9"/>
-              <w:right w:val="single" w:sz="4" w:color="D9D9D9"/>
-            </w:tcBorders>
-            <w:tcMar>
-              <w:top w:w="75" w:type="dxa"/>
-              <w:bottom w:w="75" w:type="dxa"/>
-              <w:left w:w="90" w:type="dxa"/>
-              <w:right w:w="90" w:type="dxa"/>
-            </w:tcMar>
-            <w:shd w:fill="E8EEF1"/>
-          </w:tcPr>
-          <w:p>
-            <w:pPr>
-              <w:spacing w:after="0" w:line="240" w:lineRule="auto"/>
-            </w:pPr>
-            <w:r>
-              <w:rPr>
-                <w:b/>
-                <w:sz w:val="20"/>
-              </w:rPr>
-              <w:t>Total paid</w:t>
-            </w:r>
-          </w:p>
-        </w:tc>
       </w:tr>
       <w:tr>
         <w:trPr>
@@ -1750,7 +1597,7 @@
         </w:trPr>
         <w:tc>
           <w:tcPr>
-            <w:tcW w:type="dxa" w:w="5472"/>
+            <w:tcW w:type="dxa" w:w="605"/>
             <w:vAlign w:val="center"/>
             <w:tcBorders>
               <w:top w:val="single" w:sz="4" w:color="D9D9D9"/>
@@ -1775,13 +1622,13 @@
                 <w:b w:val="0"/>
                 <w:sz w:val="20"/>
               </w:rPr>
-              <w:t>A  Adafruit 3705537</w:t>
+              <w:t>12</w:t>
             </w:r>
           </w:p>
         </w:tc>
         <w:tc>
           <w:tcPr>
-            <w:tcW w:type="dxa" w:w="1584"/>
+            <w:tcW w:type="dxa" w:w="1699"/>
             <w:vAlign w:val="center"/>
             <w:tcBorders>
               <w:top w:val="single" w:sz="4" w:color="D9D9D9"/>
@@ -1805,13 +1652,46 @@
                 <w:b w:val="0"/>
                 <w:sz w:val="20"/>
               </w:rPr>
-              <w:t>Jul 2, 2026</w:t>
+              <w:t>Bluetooth</w:t>
             </w:r>
           </w:p>
         </w:tc>
         <w:tc>
           <w:tcPr>
-            <w:tcW w:type="dxa" w:w="1584"/>
+            <w:tcW w:type="dxa" w:w="6552"/>
+            <w:vAlign w:val="center"/>
+            <w:tcBorders>
+              <w:top w:val="single" w:sz="4" w:color="D9D9D9"/>
+              <w:left w:val="single" w:sz="4" w:color="D9D9D9"/>
+              <w:bottom w:val="single" w:sz="4" w:color="D9D9D9"/>
+              <w:right w:val="single" w:sz="4" w:color="D9D9D9"/>
+            </w:tcBorders>
+            <w:tcMar>
+              <w:top w:w="75" w:type="dxa"/>
+              <w:bottom w:w="75" w:type="dxa"/>
+              <w:left w:w="90" w:type="dxa"/>
+              <w:right w:w="90" w:type="dxa"/>
+            </w:tcMar>
+          </w:tcPr>
+          <w:p>
+            <w:pPr>
+              <w:spacing w:after="0" w:line="240" w:lineRule="auto"/>
+            </w:pPr>
+            <w:hyperlink r:id="rId21">
+              <w:r>
+                <w:rPr>
+                  <w:color w:val="175E78"/>
+                  <w:u w:val="single"/>
+                  <w:sz w:val="20"/>
+                </w:rPr>
+                <w:t>Raytac MDBT53-DB-40 nRF5340 board</w:t>
+              </w:r>
+            </w:hyperlink>
+          </w:p>
+        </w:tc>
+        <w:tc>
+          <w:tcPr>
+            <w:tcW w:type="dxa" w:w="1512"/>
             <w:vAlign w:val="center"/>
             <w:tcBorders>
               <w:top w:val="single" w:sz="4" w:color="D9D9D9"/>
@@ -1835,37 +1715,7 @@
                 <w:b w:val="0"/>
                 <w:sz w:val="20"/>
               </w:rPr>
-              <w:t>$42.65</w:t>
-            </w:r>
-          </w:p>
-        </w:tc>
-        <w:tc>
-          <w:tcPr>
-            <w:tcW w:type="dxa" w:w="1728"/>
-            <w:vAlign w:val="center"/>
-            <w:tcBorders>
-              <w:top w:val="single" w:sz="4" w:color="D9D9D9"/>
-              <w:left w:val="single" w:sz="4" w:color="D9D9D9"/>
-              <w:bottom w:val="single" w:sz="4" w:color="D9D9D9"/>
-              <w:right w:val="single" w:sz="4" w:color="D9D9D9"/>
-            </w:tcBorders>
-            <w:tcMar>
-              <w:top w:w="75" w:type="dxa"/>
-              <w:bottom w:w="75" w:type="dxa"/>
-              <w:left w:w="90" w:type="dxa"/>
-              <w:right w:w="90" w:type="dxa"/>
-            </w:tcMar>
-          </w:tcPr>
-          <w:p>
-            <w:pPr>
-              <w:spacing w:after="0" w:line="240" w:lineRule="auto"/>
-            </w:pPr>
-            <w:r>
-              <w:rPr>
-                <w:b w:val="0"/>
-                <w:sz w:val="20"/>
-              </w:rPr>
-              <w:t>$64.37</w:t>
+              <w:t>$17.50</w:t>
             </w:r>
           </w:p>
         </w:tc>
@@ -1876,7 +1726,7 @@
         </w:trPr>
         <w:tc>
           <w:tcPr>
-            <w:tcW w:type="dxa" w:w="5472"/>
+            <w:tcW w:type="dxa" w:w="605"/>
             <w:vAlign w:val="center"/>
             <w:tcBorders>
               <w:top w:val="single" w:sz="4" w:color="D9D9D9"/>
@@ -1901,13 +1751,13 @@
                 <w:b w:val="0"/>
                 <w:sz w:val="20"/>
               </w:rPr>
-              <w:t>B  DigiKey 128558494</w:t>
+              <w:t>13</w:t>
             </w:r>
           </w:p>
         </w:tc>
         <w:tc>
           <w:tcPr>
-            <w:tcW w:type="dxa" w:w="1584"/>
+            <w:tcW w:type="dxa" w:w="1699"/>
             <w:vAlign w:val="center"/>
             <w:tcBorders>
               <w:top w:val="single" w:sz="4" w:color="D9D9D9"/>
@@ -1931,13 +1781,46 @@
                 <w:b w:val="0"/>
                 <w:sz w:val="20"/>
               </w:rPr>
-              <w:t>Jul 2, 2026</w:t>
+              <w:t>Camera</w:t>
             </w:r>
           </w:p>
         </w:tc>
         <w:tc>
           <w:tcPr>
-            <w:tcW w:type="dxa" w:w="1584"/>
+            <w:tcW w:type="dxa" w:w="6552"/>
+            <w:vAlign w:val="center"/>
+            <w:tcBorders>
+              <w:top w:val="single" w:sz="4" w:color="D9D9D9"/>
+              <w:left w:val="single" w:sz="4" w:color="D9D9D9"/>
+              <w:bottom w:val="single" w:sz="4" w:color="D9D9D9"/>
+              <w:right w:val="single" w:sz="4" w:color="D9D9D9"/>
+            </w:tcBorders>
+            <w:tcMar>
+              <w:top w:w="75" w:type="dxa"/>
+              <w:bottom w:w="75" w:type="dxa"/>
+              <w:left w:w="90" w:type="dxa"/>
+              <w:right w:w="90" w:type="dxa"/>
+            </w:tcMar>
+          </w:tcPr>
+          <w:p>
+            <w:pPr>
+              <w:spacing w:after="0" w:line="240" w:lineRule="auto"/>
+            </w:pPr>
+            <w:hyperlink r:id="rId22">
+              <w:r>
+                <w:rPr>
+                  <w:color w:val="175E78"/>
+                  <w:u w:val="single"/>
+                  <w:sz w:val="20"/>
+                </w:rPr>
+                <w:t>Arducam B006701 SPI camera</w:t>
+              </w:r>
+            </w:hyperlink>
+          </w:p>
+        </w:tc>
+        <w:tc>
+          <w:tcPr>
+            <w:tcW w:type="dxa" w:w="1512"/>
             <w:vAlign w:val="center"/>
             <w:tcBorders>
               <w:top w:val="single" w:sz="4" w:color="D9D9D9"/>
@@ -1961,37 +1844,7 @@
                 <w:b w:val="0"/>
                 <w:sz w:val="20"/>
               </w:rPr>
-              <w:t>$179.80</w:t>
-            </w:r>
-          </w:p>
-        </w:tc>
-        <w:tc>
-          <w:tcPr>
-            <w:tcW w:type="dxa" w:w="1728"/>
-            <w:vAlign w:val="center"/>
-            <w:tcBorders>
-              <w:top w:val="single" w:sz="4" w:color="D9D9D9"/>
-              <w:left w:val="single" w:sz="4" w:color="D9D9D9"/>
-              <w:bottom w:val="single" w:sz="4" w:color="D9D9D9"/>
-              <w:right w:val="single" w:sz="4" w:color="D9D9D9"/>
-            </w:tcBorders>
-            <w:tcMar>
-              <w:top w:w="75" w:type="dxa"/>
-              <w:bottom w:w="75" w:type="dxa"/>
-              <w:left w:w="90" w:type="dxa"/>
-              <w:right w:w="90" w:type="dxa"/>
-            </w:tcMar>
-          </w:tcPr>
-          <w:p>
-            <w:pPr>
-              <w:spacing w:after="0" w:line="240" w:lineRule="auto"/>
-            </w:pPr>
-            <w:r>
-              <w:rPr>
-                <w:b w:val="0"/>
-                <w:sz w:val="20"/>
-              </w:rPr>
-              <w:t>$210.12</w:t>
+              <w:t>$25.99</w:t>
             </w:r>
           </w:p>
         </w:tc>
@@ -2002,7 +1855,7 @@
         </w:trPr>
         <w:tc>
           <w:tcPr>
-            <w:tcW w:type="dxa" w:w="5472"/>
+            <w:tcW w:type="dxa" w:w="605"/>
             <w:vAlign w:val="center"/>
             <w:tcBorders>
               <w:top w:val="single" w:sz="4" w:color="D9D9D9"/>
@@ -2027,13 +1880,13 @@
                 <w:b w:val="0"/>
                 <w:sz w:val="20"/>
               </w:rPr>
-              <w:t>C  DigiKey 128923808</w:t>
+              <w:t>14</w:t>
             </w:r>
           </w:p>
         </w:tc>
         <w:tc>
           <w:tcPr>
-            <w:tcW w:type="dxa" w:w="1584"/>
+            <w:tcW w:type="dxa" w:w="1699"/>
             <w:vAlign w:val="center"/>
             <w:tcBorders>
               <w:top w:val="single" w:sz="4" w:color="D9D9D9"/>
@@ -2057,13 +1910,46 @@
                 <w:b w:val="0"/>
                 <w:sz w:val="20"/>
               </w:rPr>
-              <w:t>Jul 9, 2026</w:t>
+              <w:t>Fingerprint</w:t>
             </w:r>
           </w:p>
         </w:tc>
         <w:tc>
           <w:tcPr>
-            <w:tcW w:type="dxa" w:w="1584"/>
+            <w:tcW w:type="dxa" w:w="6552"/>
+            <w:vAlign w:val="center"/>
+            <w:tcBorders>
+              <w:top w:val="single" w:sz="4" w:color="D9D9D9"/>
+              <w:left w:val="single" w:sz="4" w:color="D9D9D9"/>
+              <w:bottom w:val="single" w:sz="4" w:color="D9D9D9"/>
+              <w:right w:val="single" w:sz="4" w:color="D9D9D9"/>
+            </w:tcBorders>
+            <w:tcMar>
+              <w:top w:w="75" w:type="dxa"/>
+              <w:bottom w:w="75" w:type="dxa"/>
+              <w:left w:w="90" w:type="dxa"/>
+              <w:right w:w="90" w:type="dxa"/>
+            </w:tcMar>
+          </w:tcPr>
+          <w:p>
+            <w:pPr>
+              <w:spacing w:after="0" w:line="240" w:lineRule="auto"/>
+            </w:pPr>
+            <w:hyperlink r:id="rId23">
+              <w:r>
+                <w:rPr>
+                  <w:color w:val="175E78"/>
+                  <w:u w:val="single"/>
+                  <w:sz w:val="20"/>
+                </w:rPr>
+                <w:t>SparkFun FPC2534 Qwiic</w:t>
+              </w:r>
+            </w:hyperlink>
+          </w:p>
+        </w:tc>
+        <w:tc>
+          <w:tcPr>
+            <w:tcW w:type="dxa" w:w="1512"/>
             <w:vAlign w:val="center"/>
             <w:tcBorders>
               <w:top w:val="single" w:sz="4" w:color="D9D9D9"/>
@@ -2087,37 +1973,7 @@
                 <w:b w:val="0"/>
                 <w:sz w:val="20"/>
               </w:rPr>
-              <w:t>$46.35</w:t>
-            </w:r>
-          </w:p>
-        </w:tc>
-        <w:tc>
-          <w:tcPr>
-            <w:tcW w:type="dxa" w:w="1728"/>
-            <w:vAlign w:val="center"/>
-            <w:tcBorders>
-              <w:top w:val="single" w:sz="4" w:color="D9D9D9"/>
-              <w:left w:val="single" w:sz="4" w:color="D9D9D9"/>
-              <w:bottom w:val="single" w:sz="4" w:color="D9D9D9"/>
-              <w:right w:val="single" w:sz="4" w:color="D9D9D9"/>
-            </w:tcBorders>
-            <w:tcMar>
-              <w:top w:w="75" w:type="dxa"/>
-              <w:bottom w:w="75" w:type="dxa"/>
-              <w:left w:w="90" w:type="dxa"/>
-              <w:right w:w="90" w:type="dxa"/>
-            </w:tcMar>
-          </w:tcPr>
-          <w:p>
-            <w:pPr>
-              <w:spacing w:after="0" w:line="240" w:lineRule="auto"/>
-            </w:pPr>
-            <w:r>
-              <w:rPr>
-                <w:b w:val="0"/>
-                <w:sz w:val="20"/>
-              </w:rPr>
-              <w:t>$57.11</w:t>
+              <w:t>$59.95</w:t>
             </w:r>
           </w:p>
         </w:tc>
@@ -2128,7 +1984,7 @@
         </w:trPr>
         <w:tc>
           <w:tcPr>
-            <w:tcW w:type="dxa" w:w="5472"/>
+            <w:tcW w:type="dxa" w:w="605"/>
             <w:vAlign w:val="center"/>
             <w:tcBorders>
               <w:top w:val="single" w:sz="4" w:color="D9D9D9"/>
@@ -2153,13 +2009,13 @@
                 <w:b w:val="0"/>
                 <w:sz w:val="20"/>
               </w:rPr>
-              <w:t>Total</w:t>
+              <w:t>15</w:t>
             </w:r>
           </w:p>
         </w:tc>
         <w:tc>
           <w:tcPr>
-            <w:tcW w:type="dxa" w:w="1584"/>
+            <w:tcW w:type="dxa" w:w="1699"/>
             <w:vAlign w:val="center"/>
             <w:tcBorders>
               <w:top w:val="single" w:sz="4" w:color="D9D9D9"/>
@@ -2183,12 +2039,46 @@
                 <w:b w:val="0"/>
                 <w:sz w:val="20"/>
               </w:rPr>
+              <w:t>Solar panel</w:t>
             </w:r>
           </w:p>
         </w:tc>
         <w:tc>
           <w:tcPr>
-            <w:tcW w:type="dxa" w:w="1584"/>
+            <w:tcW w:type="dxa" w:w="6552"/>
+            <w:vAlign w:val="center"/>
+            <w:tcBorders>
+              <w:top w:val="single" w:sz="4" w:color="D9D9D9"/>
+              <w:left w:val="single" w:sz="4" w:color="D9D9D9"/>
+              <w:bottom w:val="single" w:sz="4" w:color="D9D9D9"/>
+              <w:right w:val="single" w:sz="4" w:color="D9D9D9"/>
+            </w:tcBorders>
+            <w:tcMar>
+              <w:top w:w="75" w:type="dxa"/>
+              <w:bottom w:w="75" w:type="dxa"/>
+              <w:left w:w="90" w:type="dxa"/>
+              <w:right w:w="90" w:type="dxa"/>
+            </w:tcMar>
+          </w:tcPr>
+          <w:p>
+            <w:pPr>
+              <w:spacing w:after="0" w:line="240" w:lineRule="auto"/>
+            </w:pPr>
+            <w:hyperlink r:id="rId24">
+              <w:r>
+                <w:rPr>
+                  <w:color w:val="175E78"/>
+                  <w:u w:val="single"/>
+                  <w:sz w:val="20"/>
+                </w:rPr>
+                <w:t>Voltaic P122 panel</w:t>
+              </w:r>
+            </w:hyperlink>
+          </w:p>
+        </w:tc>
+        <w:tc>
+          <w:tcPr>
+            <w:tcW w:type="dxa" w:w="1512"/>
             <w:vAlign w:val="center"/>
             <w:tcBorders>
               <w:top w:val="single" w:sz="4" w:color="D9D9D9"/>
@@ -2212,13 +2102,49 @@
                 <w:b w:val="0"/>
                 <w:sz w:val="20"/>
               </w:rPr>
-              <w:t xml:space="preserve"> $268.80</w:t>
+              <w:t>$5.95</w:t>
+            </w:r>
+          </w:p>
+        </w:tc>
+      </w:tr>
+      <w:tr>
+        <w:trPr>
+          <w:cantSplit/>
+        </w:trPr>
+        <w:tc>
+          <w:tcPr>
+            <w:tcW w:type="dxa" w:w="605"/>
+            <w:vAlign w:val="center"/>
+            <w:tcBorders>
+              <w:top w:val="single" w:sz="4" w:color="D9D9D9"/>
+              <w:left w:val="single" w:sz="4" w:color="D9D9D9"/>
+              <w:bottom w:val="single" w:sz="4" w:color="D9D9D9"/>
+              <w:right w:val="single" w:sz="4" w:color="D9D9D9"/>
+            </w:tcBorders>
+            <w:tcMar>
+              <w:top w:w="75" w:type="dxa"/>
+              <w:bottom w:w="75" w:type="dxa"/>
+              <w:left w:w="90" w:type="dxa"/>
+              <w:right w:w="90" w:type="dxa"/>
+            </w:tcMar>
+          </w:tcPr>
+          <w:p>
+            <w:pPr>
+              <w:spacing w:after="0" w:line="240" w:lineRule="auto"/>
+              <w:jc w:val="center"/>
+            </w:pPr>
+            <w:r>
+              <w:rPr>
+                <w:b w:val="0"/>
+                <w:sz w:val="20"/>
+              </w:rPr>
+              <w:t>16</w:t>
             </w:r>
           </w:p>
         </w:tc>
         <w:tc>
           <w:tcPr>
-            <w:tcW w:type="dxa" w:w="1728"/>
+            <w:tcW w:type="dxa" w:w="1699"/>
             <w:vAlign w:val="center"/>
             <w:tcBorders>
               <w:top w:val="single" w:sz="4" w:color="D9D9D9"/>
@@ -2242,7 +2168,328 @@
                 <w:b w:val="0"/>
                 <w:sz w:val="20"/>
               </w:rPr>
-              <w:t>$331.60</w:t>
+              <w:t>Solar charger</w:t>
+            </w:r>
+          </w:p>
+        </w:tc>
+        <w:tc>
+          <w:tcPr>
+            <w:tcW w:type="dxa" w:w="6552"/>
+            <w:vAlign w:val="center"/>
+            <w:tcBorders>
+              <w:top w:val="single" w:sz="4" w:color="D9D9D9"/>
+              <w:left w:val="single" w:sz="4" w:color="D9D9D9"/>
+              <w:bottom w:val="single" w:sz="4" w:color="D9D9D9"/>
+              <w:right w:val="single" w:sz="4" w:color="D9D9D9"/>
+            </w:tcBorders>
+            <w:tcMar>
+              <w:top w:w="75" w:type="dxa"/>
+              <w:bottom w:w="75" w:type="dxa"/>
+              <w:left w:w="90" w:type="dxa"/>
+              <w:right w:w="90" w:type="dxa"/>
+            </w:tcMar>
+          </w:tcPr>
+          <w:p>
+            <w:pPr>
+              <w:spacing w:after="0" w:line="240" w:lineRule="auto"/>
+            </w:pPr>
+            <w:hyperlink r:id="rId25">
+              <w:r>
+                <w:rPr>
+                  <w:color w:val="175E78"/>
+                  <w:u w:val="single"/>
+                  <w:sz w:val="20"/>
+                </w:rPr>
+                <w:t>Adafruit BQ24074 charger</w:t>
+              </w:r>
+            </w:hyperlink>
+          </w:p>
+        </w:tc>
+        <w:tc>
+          <w:tcPr>
+            <w:tcW w:type="dxa" w:w="1512"/>
+            <w:vAlign w:val="center"/>
+            <w:tcBorders>
+              <w:top w:val="single" w:sz="4" w:color="D9D9D9"/>
+              <w:left w:val="single" w:sz="4" w:color="D9D9D9"/>
+              <w:bottom w:val="single" w:sz="4" w:color="D9D9D9"/>
+              <w:right w:val="single" w:sz="4" w:color="D9D9D9"/>
+            </w:tcBorders>
+            <w:tcMar>
+              <w:top w:w="75" w:type="dxa"/>
+              <w:bottom w:w="75" w:type="dxa"/>
+              <w:left w:w="90" w:type="dxa"/>
+              <w:right w:w="90" w:type="dxa"/>
+            </w:tcMar>
+          </w:tcPr>
+          <w:p>
+            <w:pPr>
+              <w:spacing w:after="0" w:line="240" w:lineRule="auto"/>
+            </w:pPr>
+            <w:r>
+              <w:rPr>
+                <w:b w:val="0"/>
+                <w:sz w:val="20"/>
+              </w:rPr>
+              <w:t>$14.95</w:t>
+            </w:r>
+          </w:p>
+        </w:tc>
+      </w:tr>
+      <w:tr>
+        <w:trPr>
+          <w:cantSplit/>
+        </w:trPr>
+        <w:tc>
+          <w:tcPr>
+            <w:tcW w:type="dxa" w:w="605"/>
+            <w:vAlign w:val="center"/>
+            <w:tcBorders>
+              <w:top w:val="single" w:sz="4" w:color="D9D9D9"/>
+              <w:left w:val="single" w:sz="4" w:color="D9D9D9"/>
+              <w:bottom w:val="single" w:sz="4" w:color="D9D9D9"/>
+              <w:right w:val="single" w:sz="4" w:color="D9D9D9"/>
+            </w:tcBorders>
+            <w:tcMar>
+              <w:top w:w="75" w:type="dxa"/>
+              <w:bottom w:w="75" w:type="dxa"/>
+              <w:left w:w="90" w:type="dxa"/>
+              <w:right w:w="90" w:type="dxa"/>
+            </w:tcMar>
+          </w:tcPr>
+          <w:p>
+            <w:pPr>
+              <w:spacing w:after="0" w:line="240" w:lineRule="auto"/>
+              <w:jc w:val="center"/>
+            </w:pPr>
+            <w:r>
+              <w:rPr>
+                <w:b w:val="0"/>
+                <w:sz w:val="20"/>
+              </w:rPr>
+              <w:t>17</w:t>
+            </w:r>
+          </w:p>
+        </w:tc>
+        <w:tc>
+          <w:tcPr>
+            <w:tcW w:type="dxa" w:w="1699"/>
+            <w:vAlign w:val="center"/>
+            <w:tcBorders>
+              <w:top w:val="single" w:sz="4" w:color="D9D9D9"/>
+              <w:left w:val="single" w:sz="4" w:color="D9D9D9"/>
+              <w:bottom w:val="single" w:sz="4" w:color="D9D9D9"/>
+              <w:right w:val="single" w:sz="4" w:color="D9D9D9"/>
+            </w:tcBorders>
+            <w:tcMar>
+              <w:top w:w="75" w:type="dxa"/>
+              <w:bottom w:w="75" w:type="dxa"/>
+              <w:left w:w="90" w:type="dxa"/>
+              <w:right w:w="90" w:type="dxa"/>
+            </w:tcMar>
+          </w:tcPr>
+          <w:p>
+            <w:pPr>
+              <w:spacing w:after="0" w:line="240" w:lineRule="auto"/>
+            </w:pPr>
+            <w:r>
+              <w:rPr>
+                <w:b w:val="0"/>
+                <w:sz w:val="20"/>
+              </w:rPr>
+              <w:t>Calls and texts</w:t>
+            </w:r>
+          </w:p>
+        </w:tc>
+        <w:tc>
+          <w:tcPr>
+            <w:tcW w:type="dxa" w:w="6552"/>
+            <w:vAlign w:val="center"/>
+            <w:tcBorders>
+              <w:top w:val="single" w:sz="4" w:color="D9D9D9"/>
+              <w:left w:val="single" w:sz="4" w:color="D9D9D9"/>
+              <w:bottom w:val="single" w:sz="4" w:color="D9D9D9"/>
+              <w:right w:val="single" w:sz="4" w:color="D9D9D9"/>
+            </w:tcBorders>
+            <w:tcMar>
+              <w:top w:w="75" w:type="dxa"/>
+              <w:bottom w:w="75" w:type="dxa"/>
+              <w:left w:w="90" w:type="dxa"/>
+              <w:right w:w="90" w:type="dxa"/>
+            </w:tcMar>
+          </w:tcPr>
+          <w:p>
+            <w:pPr>
+              <w:spacing w:after="0" w:line="240" w:lineRule="auto"/>
+            </w:pPr>
+            <w:hyperlink r:id="rId26">
+              <w:r>
+                <w:rPr>
+                  <w:color w:val="175E78"/>
+                  <w:u w:val="single"/>
+                  <w:sz w:val="20"/>
+                </w:rPr>
+                <w:t>Waveshare SIM7600NA-H 4G HAT</w:t>
+              </w:r>
+            </w:hyperlink>
+          </w:p>
+        </w:tc>
+        <w:tc>
+          <w:tcPr>
+            <w:tcW w:type="dxa" w:w="1512"/>
+            <w:vAlign w:val="center"/>
+            <w:tcBorders>
+              <w:top w:val="single" w:sz="4" w:color="D9D9D9"/>
+              <w:left w:val="single" w:sz="4" w:color="D9D9D9"/>
+              <w:bottom w:val="single" w:sz="4" w:color="D9D9D9"/>
+              <w:right w:val="single" w:sz="4" w:color="D9D9D9"/>
+            </w:tcBorders>
+            <w:tcMar>
+              <w:top w:w="75" w:type="dxa"/>
+              <w:bottom w:w="75" w:type="dxa"/>
+              <w:left w:w="90" w:type="dxa"/>
+              <w:right w:w="90" w:type="dxa"/>
+            </w:tcMar>
+          </w:tcPr>
+          <w:p>
+            <w:pPr>
+              <w:spacing w:after="0" w:line="240" w:lineRule="auto"/>
+            </w:pPr>
+            <w:r>
+              <w:rPr>
+                <w:b w:val="0"/>
+                <w:sz w:val="20"/>
+              </w:rPr>
+              <w:t>$84.99</w:t>
+            </w:r>
+          </w:p>
+        </w:tc>
+      </w:tr>
+      <w:tr>
+        <w:trPr>
+          <w:cantSplit/>
+        </w:trPr>
+        <w:tc>
+          <w:tcPr>
+            <w:tcW w:type="dxa" w:w="605"/>
+            <w:vAlign w:val="center"/>
+            <w:tcBorders>
+              <w:top w:val="single" w:sz="4" w:color="D9D9D9"/>
+              <w:left w:val="single" w:sz="4" w:color="D9D9D9"/>
+              <w:bottom w:val="single" w:sz="4" w:color="D9D9D9"/>
+              <w:right w:val="single" w:sz="4" w:color="D9D9D9"/>
+            </w:tcBorders>
+            <w:tcMar>
+              <w:top w:w="75" w:type="dxa"/>
+              <w:bottom w:w="75" w:type="dxa"/>
+              <w:left w:w="90" w:type="dxa"/>
+              <w:right w:w="90" w:type="dxa"/>
+            </w:tcMar>
+          </w:tcPr>
+          <w:p>
+            <w:pPr>
+              <w:spacing w:after="0" w:line="240" w:lineRule="auto"/>
+              <w:jc w:val="center"/>
+            </w:pPr>
+            <w:r>
+              <w:rPr>
+                <w:b w:val="0"/>
+                <w:sz w:val="20"/>
+              </w:rPr>
+              <w:t>18</w:t>
+            </w:r>
+          </w:p>
+        </w:tc>
+        <w:tc>
+          <w:tcPr>
+            <w:tcW w:type="dxa" w:w="1699"/>
+            <w:vAlign w:val="center"/>
+            <w:tcBorders>
+              <w:top w:val="single" w:sz="4" w:color="D9D9D9"/>
+              <w:left w:val="single" w:sz="4" w:color="D9D9D9"/>
+              <w:bottom w:val="single" w:sz="4" w:color="D9D9D9"/>
+              <w:right w:val="single" w:sz="4" w:color="D9D9D9"/>
+            </w:tcBorders>
+            <w:tcMar>
+              <w:top w:w="75" w:type="dxa"/>
+              <w:bottom w:w="75" w:type="dxa"/>
+              <w:left w:w="90" w:type="dxa"/>
+              <w:right w:w="90" w:type="dxa"/>
+            </w:tcMar>
+          </w:tcPr>
+          <w:p>
+            <w:pPr>
+              <w:spacing w:after="0" w:line="240" w:lineRule="auto"/>
+            </w:pPr>
+            <w:r>
+              <w:rPr>
+                <w:b w:val="0"/>
+                <w:sz w:val="20"/>
+              </w:rPr>
+              <w:t>Payments</w:t>
+            </w:r>
+          </w:p>
+        </w:tc>
+        <w:tc>
+          <w:tcPr>
+            <w:tcW w:type="dxa" w:w="6552"/>
+            <w:vAlign w:val="center"/>
+            <w:tcBorders>
+              <w:top w:val="single" w:sz="4" w:color="D9D9D9"/>
+              <w:left w:val="single" w:sz="4" w:color="D9D9D9"/>
+              <w:bottom w:val="single" w:sz="4" w:color="D9D9D9"/>
+              <w:right w:val="single" w:sz="4" w:color="D9D9D9"/>
+            </w:tcBorders>
+            <w:tcMar>
+              <w:top w:w="75" w:type="dxa"/>
+              <w:bottom w:w="75" w:type="dxa"/>
+              <w:left w:w="90" w:type="dxa"/>
+              <w:right w:w="90" w:type="dxa"/>
+            </w:tcMar>
+          </w:tcPr>
+          <w:p>
+            <w:pPr>
+              <w:spacing w:after="0" w:line="240" w:lineRule="auto"/>
+            </w:pPr>
+            <w:hyperlink r:id="rId27">
+              <w:r>
+                <w:rPr>
+                  <w:color w:val="175E78"/>
+                  <w:u w:val="single"/>
+                  <w:sz w:val="20"/>
+                </w:rPr>
+                <w:t>USC wearable payment samples pack</w:t>
+              </w:r>
+            </w:hyperlink>
+          </w:p>
+        </w:tc>
+        <w:tc>
+          <w:tcPr>
+            <w:tcW w:type="dxa" w:w="1512"/>
+            <w:vAlign w:val="center"/>
+            <w:tcBorders>
+              <w:top w:val="single" w:sz="4" w:color="D9D9D9"/>
+              <w:left w:val="single" w:sz="4" w:color="D9D9D9"/>
+              <w:bottom w:val="single" w:sz="4" w:color="D9D9D9"/>
+              <w:right w:val="single" w:sz="4" w:color="D9D9D9"/>
+            </w:tcBorders>
+            <w:tcMar>
+              <w:top w:w="75" w:type="dxa"/>
+              <w:bottom w:w="75" w:type="dxa"/>
+              <w:left w:w="90" w:type="dxa"/>
+              <w:right w:w="90" w:type="dxa"/>
+            </w:tcMar>
+          </w:tcPr>
+          <w:p>
+            <w:pPr>
+              <w:spacing w:after="0" w:line="240" w:lineRule="auto"/>
+            </w:pPr>
+            <w:r>
+              <w:rPr>
+                <w:b w:val="0"/>
+                <w:sz w:val="20"/>
+              </w:rPr>
+              <w:t>£99 / pack</w:t>
             </w:r>
           </w:p>
         </w:tc>
@@ -2253,7 +2500,12 @@
         <w:spacing w:before="140"/>
       </w:pPr>
       <w:r>
-        <w:t>The $62.80 above hardware consists of $17.17 in tariffs, $28.34 in shipping, and $17.29 in sales tax. These are prior purchases, separate from a future 30-device manufacturing order.</w:t>
+        <w:t>Items 1–11 use the actual receipt prices; the remaining entries use current single-unit listings. The payment sample pack is priced in GBP excluding VAT and contains multiple samples. It is not a per-chip price. Other current prices exclude tax, shipping, and tariffs.</w:t>
+      </w:r>
+    </w:p>
+    <w:p>
+      <w:r>
+        <w:t>The Bluetooth development board is for prototyping; the final table uses its compact module family. The camera, biometric, cellular, and payment entries are candidate additions requiring integration validation.</w:t>
       </w:r>
     </w:p>
     <w:p>
@@ -2266,12 +2518,12 @@
         <w:pStyle w:val="Heading1"/>
       </w:pPr>
       <w:r>
-        <w:t>2 Bare chips and corresponding components</w:t>
+        <w:t>2 Final chips components and PCB purchase</w:t>
       </w:r>
     </w:p>
     <w:p>
       <w:r>
-        <w:t>Current public one-unit prices checked 23 September 2026, in USD, before tax, shipping, and tariffs. Item numbers match the purchased list. Packaged ICs are shown where available; modules and physical parts are identified explicitly.</w:t>
+        <w:t>The Bluetooth module replaces the ESP32. Modules, physical parts, and a camera assembly are labeled where a standalone chip is not the complete purchasable part. Item numbers match the first table; costs are per unit unless stated.</w:t>
       </w:r>
     </w:p>
     <w:tbl>
@@ -2283,9 +2535,9 @@
       </w:tblPr>
       <w:tblGrid>
         <w:gridCol w:w="605"/>
-        <w:gridCol w:w="3773"/>
-        <w:gridCol w:w="1267"/>
-        <w:gridCol w:w="4723"/>
+        <w:gridCol w:w="1699"/>
+        <w:gridCol w:w="6552"/>
+        <w:gridCol w:w="1512"/>
       </w:tblGrid>
       <w:tr>
         <w:trPr>
@@ -2326,7 +2578,7 @@
         </w:tc>
         <w:tc>
           <w:tcPr>
-            <w:tcW w:type="dxa" w:w="3773"/>
+            <w:tcW w:type="dxa" w:w="1699"/>
             <w:vAlign w:val="center"/>
             <w:tcBorders>
               <w:top w:val="single" w:sz="4" w:color="D9D9D9"/>
@@ -2351,13 +2603,13 @@
                 <w:b/>
                 <w:sz w:val="20"/>
               </w:rPr>
-              <w:t>Component and supplier link</w:t>
+              <w:t>Function</w:t>
             </w:r>
           </w:p>
         </w:tc>
         <w:tc>
           <w:tcPr>
-            <w:tcW w:type="dxa" w:w="1267"/>
+            <w:tcW w:type="dxa" w:w="6552"/>
             <w:vAlign w:val="center"/>
             <w:tcBorders>
               <w:top w:val="single" w:sz="4" w:color="D9D9D9"/>
@@ -2382,13 +2634,13 @@
                 <w:b/>
                 <w:sz w:val="20"/>
               </w:rPr>
-              <w:t>Each</w:t>
+              <w:t>Product</w:t>
             </w:r>
           </w:p>
         </w:tc>
         <w:tc>
           <w:tcPr>
-            <w:tcW w:type="dxa" w:w="4723"/>
+            <w:tcW w:type="dxa" w:w="1512"/>
             <w:vAlign w:val="center"/>
             <w:tcBorders>
               <w:top w:val="single" w:sz="4" w:color="D9D9D9"/>
@@ -2413,7 +2665,7 @@
                 <w:b/>
                 <w:sz w:val="20"/>
               </w:rPr>
-              <w:t>What the price covers</w:t>
+              <w:t>Cost</w:t>
             </w:r>
           </w:p>
         </w:tc>
@@ -2455,7 +2707,7 @@
         </w:tc>
         <w:tc>
           <w:tcPr>
-            <w:tcW w:type="dxa" w:w="3773"/>
+            <w:tcW w:type="dxa" w:w="1699"/>
             <w:vAlign w:val="center"/>
             <w:tcBorders>
               <w:top w:val="single" w:sz="4" w:color="D9D9D9"/>
@@ -2474,21 +2726,51 @@
             <w:pPr>
               <w:spacing w:after="0" w:line="240" w:lineRule="auto"/>
             </w:pPr>
-            <w:hyperlink r:id="rId21">
+            <w:r>
+              <w:rPr>
+                <w:b w:val="0"/>
+                <w:sz w:val="20"/>
+              </w:rPr>
+              <w:t>Amplifier</w:t>
+            </w:r>
+          </w:p>
+        </w:tc>
+        <w:tc>
+          <w:tcPr>
+            <w:tcW w:type="dxa" w:w="6552"/>
+            <w:vAlign w:val="center"/>
+            <w:tcBorders>
+              <w:top w:val="single" w:sz="4" w:color="D9D9D9"/>
+              <w:left w:val="single" w:sz="4" w:color="D9D9D9"/>
+              <w:bottom w:val="single" w:sz="4" w:color="D9D9D9"/>
+              <w:right w:val="single" w:sz="4" w:color="D9D9D9"/>
+            </w:tcBorders>
+            <w:tcMar>
+              <w:top w:w="75" w:type="dxa"/>
+              <w:bottom w:w="75" w:type="dxa"/>
+              <w:left w:w="90" w:type="dxa"/>
+              <w:right w:w="90" w:type="dxa"/>
+            </w:tcMar>
+          </w:tcPr>
+          <w:p>
+            <w:pPr>
+              <w:spacing w:after="0" w:line="240" w:lineRule="auto"/>
+            </w:pPr>
+            <w:hyperlink r:id="rId28">
               <w:r>
                 <w:rPr>
                   <w:color w:val="175E78"/>
                   <w:u w:val="single"/>
                   <w:sz w:val="20"/>
                 </w:rPr>
-                <w:t>MAX98357AETE+T</w:t>
+                <w:t>MAX98357AETE+T IC</w:t>
               </w:r>
             </w:hyperlink>
           </w:p>
         </w:tc>
         <w:tc>
           <w:tcPr>
-            <w:tcW w:type="dxa" w:w="1267"/>
+            <w:tcW w:type="dxa" w:w="1512"/>
             <w:vAlign w:val="center"/>
             <w:tcBorders>
               <w:top w:val="single" w:sz="4" w:color="D9D9D9"/>
@@ -2513,36 +2795,6 @@
                 <w:sz w:val="20"/>
               </w:rPr>
               <w:t>$4.08</w:t>
-            </w:r>
-          </w:p>
-        </w:tc>
-        <w:tc>
-          <w:tcPr>
-            <w:tcW w:type="dxa" w:w="4723"/>
-            <w:vAlign w:val="center"/>
-            <w:tcBorders>
-              <w:top w:val="single" w:sz="4" w:color="D9D9D9"/>
-              <w:left w:val="single" w:sz="4" w:color="D9D9D9"/>
-              <w:bottom w:val="single" w:sz="4" w:color="D9D9D9"/>
-              <w:right w:val="single" w:sz="4" w:color="D9D9D9"/>
-            </w:tcBorders>
-            <w:tcMar>
-              <w:top w:w="75" w:type="dxa"/>
-              <w:bottom w:w="75" w:type="dxa"/>
-              <w:left w:w="90" w:type="dxa"/>
-              <w:right w:w="90" w:type="dxa"/>
-            </w:tcMar>
-          </w:tcPr>
-          <w:p>
-            <w:pPr>
-              <w:spacing w:after="0" w:line="240" w:lineRule="auto"/>
-            </w:pPr>
-            <w:r>
-              <w:rPr>
-                <w:b w:val="0"/>
-                <w:sz w:val="20"/>
-              </w:rPr>
-              <w:t>Amplifier IC; same core part.</w:t>
             </w:r>
           </w:p>
         </w:tc>
@@ -2584,57 +2836,7 @@
         </w:tc>
         <w:tc>
           <w:tcPr>
-            <w:tcW w:type="dxa" w:w="3773"/>
-            <w:vAlign w:val="center"/>
-            <w:tcBorders>
-              <w:top w:val="single" w:sz="4" w:color="D9D9D9"/>
-              <w:left w:val="single" w:sz="4" w:color="D9D9D9"/>
-              <w:bottom w:val="single" w:sz="4" w:color="D9D9D9"/>
-              <w:right w:val="single" w:sz="4" w:color="D9D9D9"/>
-            </w:tcBorders>
-            <w:tcMar>
-              <w:top w:w="75" w:type="dxa"/>
-              <w:bottom w:w="75" w:type="dxa"/>
-              <w:left w:w="90" w:type="dxa"/>
-              <w:right w:w="90" w:type="dxa"/>
-            </w:tcMar>
-          </w:tcPr>
-          <w:p>
-            <w:pPr>
-              <w:spacing w:after="0" w:line="240" w:lineRule="auto"/>
-            </w:pPr>
-            <w:hyperlink r:id="rId22">
-              <w:r>
-                <w:rPr>
-                  <w:color w:val="175E78"/>
-                  <w:u w:val="single"/>
-                  <w:sz w:val="20"/>
-                </w:rPr>
-                <w:t>MP34DT01TR-M</w:t>
-              </w:r>
-            </w:hyperlink>
-            <w:r>
-              <w:rPr>
-                <w:b w:val="0"/>
-                <w:sz w:val="20"/>
-              </w:rPr>
-              <w:br/>
-            </w:r>
-            <w:hyperlink r:id="rId23">
-              <w:r>
-                <w:rPr>
-                  <w:color w:val="175E78"/>
-                  <w:u w:val="single"/>
-                  <w:sz w:val="20"/>
-                </w:rPr>
-                <w:t>TDK MMICT5838-00-012</w:t>
-              </w:r>
-            </w:hyperlink>
-          </w:p>
-        </w:tc>
-        <w:tc>
-          <w:tcPr>
-            <w:tcW w:type="dxa" w:w="1267"/>
+            <w:tcW w:type="dxa" w:w="1699"/>
             <w:vAlign w:val="center"/>
             <w:tcBorders>
               <w:top w:val="single" w:sz="4" w:color="D9D9D9"/>
@@ -2658,15 +2860,46 @@
                 <w:b w:val="0"/>
                 <w:sz w:val="20"/>
               </w:rPr>
-              <w:t>No quote</w:t>
-              <w:br/>
-              <w:t>$2.67 alt.</w:t>
+              <w:t>Microphone</w:t>
             </w:r>
           </w:p>
         </w:tc>
         <w:tc>
           <w:tcPr>
-            <w:tcW w:type="dxa" w:w="4723"/>
+            <w:tcW w:type="dxa" w:w="6552"/>
+            <w:vAlign w:val="center"/>
+            <w:tcBorders>
+              <w:top w:val="single" w:sz="4" w:color="D9D9D9"/>
+              <w:left w:val="single" w:sz="4" w:color="D9D9D9"/>
+              <w:bottom w:val="single" w:sz="4" w:color="D9D9D9"/>
+              <w:right w:val="single" w:sz="4" w:color="D9D9D9"/>
+            </w:tcBorders>
+            <w:tcMar>
+              <w:top w:w="75" w:type="dxa"/>
+              <w:bottom w:w="75" w:type="dxa"/>
+              <w:left w:w="90" w:type="dxa"/>
+              <w:right w:w="90" w:type="dxa"/>
+            </w:tcMar>
+          </w:tcPr>
+          <w:p>
+            <w:pPr>
+              <w:spacing w:after="0" w:line="240" w:lineRule="auto"/>
+            </w:pPr>
+            <w:hyperlink r:id="rId29">
+              <w:r>
+                <w:rPr>
+                  <w:color w:val="175E78"/>
+                  <w:u w:val="single"/>
+                  <w:sz w:val="20"/>
+                </w:rPr>
+                <w:t>TDK MMICT5838 PDM mic — alternative</w:t>
+              </w:r>
+            </w:hyperlink>
+          </w:p>
+        </w:tc>
+        <w:tc>
+          <w:tcPr>
+            <w:tcW w:type="dxa" w:w="1512"/>
             <w:vAlign w:val="center"/>
             <w:tcBorders>
               <w:top w:val="single" w:sz="4" w:color="D9D9D9"/>
@@ -2690,7 +2923,7 @@
                 <w:b w:val="0"/>
                 <w:sz w:val="20"/>
               </w:rPr>
-              <w:t>Original microphone obsolete. TDK alternative requires a new footprint, power and acoustic validation.</w:t>
+              <w:t>$2.67</w:t>
             </w:r>
           </w:p>
         </w:tc>
@@ -2732,7 +2965,7 @@
         </w:tc>
         <w:tc>
           <w:tcPr>
-            <w:tcW w:type="dxa" w:w="3773"/>
+            <w:tcW w:type="dxa" w:w="1699"/>
             <w:vAlign w:val="center"/>
             <w:tcBorders>
               <w:top w:val="single" w:sz="4" w:color="D9D9D9"/>
@@ -2751,21 +2984,51 @@
             <w:pPr>
               <w:spacing w:after="0" w:line="240" w:lineRule="auto"/>
             </w:pPr>
-            <w:hyperlink r:id="rId24">
+            <w:r>
+              <w:rPr>
+                <w:b w:val="0"/>
+                <w:sz w:val="20"/>
+              </w:rPr>
+              <w:t>Haptic driver</w:t>
+            </w:r>
+          </w:p>
+        </w:tc>
+        <w:tc>
+          <w:tcPr>
+            <w:tcW w:type="dxa" w:w="6552"/>
+            <w:vAlign w:val="center"/>
+            <w:tcBorders>
+              <w:top w:val="single" w:sz="4" w:color="D9D9D9"/>
+              <w:left w:val="single" w:sz="4" w:color="D9D9D9"/>
+              <w:bottom w:val="single" w:sz="4" w:color="D9D9D9"/>
+              <w:right w:val="single" w:sz="4" w:color="D9D9D9"/>
+            </w:tcBorders>
+            <w:tcMar>
+              <w:top w:w="75" w:type="dxa"/>
+              <w:bottom w:w="75" w:type="dxa"/>
+              <w:left w:w="90" w:type="dxa"/>
+              <w:right w:w="90" w:type="dxa"/>
+            </w:tcMar>
+          </w:tcPr>
+          <w:p>
+            <w:pPr>
+              <w:spacing w:after="0" w:line="240" w:lineRule="auto"/>
+            </w:pPr>
+            <w:hyperlink r:id="rId30">
               <w:r>
                 <w:rPr>
                   <w:color w:val="175E78"/>
                   <w:u w:val="single"/>
                   <w:sz w:val="20"/>
                 </w:rPr>
-                <w:t>DRV2605LDGSR</w:t>
+                <w:t>DRV2605LDGSR IC</w:t>
               </w:r>
             </w:hyperlink>
           </w:p>
         </w:tc>
         <w:tc>
           <w:tcPr>
-            <w:tcW w:type="dxa" w:w="1267"/>
+            <w:tcW w:type="dxa" w:w="1512"/>
             <w:vAlign w:val="center"/>
             <w:tcBorders>
               <w:top w:val="single" w:sz="4" w:color="D9D9D9"/>
@@ -2790,36 +3053,6 @@
                 <w:sz w:val="20"/>
               </w:rPr>
               <w:t>$2.10</w:t>
-            </w:r>
-          </w:p>
-        </w:tc>
-        <w:tc>
-          <w:tcPr>
-            <w:tcW w:type="dxa" w:w="4723"/>
-            <w:vAlign w:val="center"/>
-            <w:tcBorders>
-              <w:top w:val="single" w:sz="4" w:color="D9D9D9"/>
-              <w:left w:val="single" w:sz="4" w:color="D9D9D9"/>
-              <w:bottom w:val="single" w:sz="4" w:color="D9D9D9"/>
-              <w:right w:val="single" w:sz="4" w:color="D9D9D9"/>
-            </w:tcBorders>
-            <w:tcMar>
-              <w:top w:w="75" w:type="dxa"/>
-              <w:bottom w:w="75" w:type="dxa"/>
-              <w:left w:w="90" w:type="dxa"/>
-              <w:right w:w="90" w:type="dxa"/>
-            </w:tcMar>
-          </w:tcPr>
-          <w:p>
-            <w:pPr>
-              <w:spacing w:after="0" w:line="240" w:lineRule="auto"/>
-            </w:pPr>
-            <w:r>
-              <w:rPr>
-                <w:b w:val="0"/>
-                <w:sz w:val="20"/>
-              </w:rPr>
-              <w:t>Haptic driver IC; motor is separate.</w:t>
             </w:r>
           </w:p>
         </w:tc>
@@ -2861,7 +3094,37 @@
         </w:tc>
         <w:tc>
           <w:tcPr>
-            <w:tcW w:type="dxa" w:w="3773"/>
+            <w:tcW w:type="dxa" w:w="1699"/>
+            <w:vAlign w:val="center"/>
+            <w:tcBorders>
+              <w:top w:val="single" w:sz="4" w:color="D9D9D9"/>
+              <w:left w:val="single" w:sz="4" w:color="D9D9D9"/>
+              <w:bottom w:val="single" w:sz="4" w:color="D9D9D9"/>
+              <w:right w:val="single" w:sz="4" w:color="D9D9D9"/>
+            </w:tcBorders>
+            <w:tcMar>
+              <w:top w:w="75" w:type="dxa"/>
+              <w:bottom w:w="75" w:type="dxa"/>
+              <w:left w:w="90" w:type="dxa"/>
+              <w:right w:w="90" w:type="dxa"/>
+            </w:tcMar>
+          </w:tcPr>
+          <w:p>
+            <w:pPr>
+              <w:spacing w:after="0" w:line="240" w:lineRule="auto"/>
+            </w:pPr>
+            <w:r>
+              <w:rPr>
+                <w:b w:val="0"/>
+                <w:sz w:val="20"/>
+              </w:rPr>
+              <w:t>Vibration motor</w:t>
+            </w:r>
+          </w:p>
+        </w:tc>
+        <w:tc>
+          <w:tcPr>
+            <w:tcW w:type="dxa" w:w="6552"/>
             <w:vAlign w:val="center"/>
             <w:tcBorders>
               <w:top w:val="single" w:sz="4" w:color="D9D9D9"/>
@@ -2887,14 +3150,14 @@
                   <w:u w:val="single"/>
                   <w:sz w:val="20"/>
                 </w:rPr>
-                <w:t>Mini motor disc</w:t>
+                <w:t>Mini motor disc — complete actuator</w:t>
               </w:r>
             </w:hyperlink>
           </w:p>
         </w:tc>
         <w:tc>
           <w:tcPr>
-            <w:tcW w:type="dxa" w:w="1267"/>
+            <w:tcW w:type="dxa" w:w="1512"/>
             <w:vAlign w:val="center"/>
             <w:tcBorders>
               <w:top w:val="single" w:sz="4" w:color="D9D9D9"/>
@@ -2919,36 +3182,6 @@
                 <w:sz w:val="20"/>
               </w:rPr>
               <w:t>$1.95</w:t>
-            </w:r>
-          </w:p>
-        </w:tc>
-        <w:tc>
-          <w:tcPr>
-            <w:tcW w:type="dxa" w:w="4723"/>
-            <w:vAlign w:val="center"/>
-            <w:tcBorders>
-              <w:top w:val="single" w:sz="4" w:color="D9D9D9"/>
-              <w:left w:val="single" w:sz="4" w:color="D9D9D9"/>
-              <w:bottom w:val="single" w:sz="4" w:color="D9D9D9"/>
-              <w:right w:val="single" w:sz="4" w:color="D9D9D9"/>
-            </w:tcBorders>
-            <w:tcMar>
-              <w:top w:w="75" w:type="dxa"/>
-              <w:bottom w:w="75" w:type="dxa"/>
-              <w:left w:w="90" w:type="dxa"/>
-              <w:right w:w="90" w:type="dxa"/>
-            </w:tcMar>
-          </w:tcPr>
-          <w:p>
-            <w:pPr>
-              <w:spacing w:after="0" w:line="240" w:lineRule="auto"/>
-            </w:pPr>
-            <w:r>
-              <w:rPr>
-                <w:b w:val="0"/>
-                <w:sz w:val="20"/>
-              </w:rPr>
-              <w:t>Complete actuator; no bare chip equivalent.</w:t>
             </w:r>
           </w:p>
         </w:tc>
@@ -2990,7 +3223,37 @@
         </w:tc>
         <w:tc>
           <w:tcPr>
-            <w:tcW w:type="dxa" w:w="3773"/>
+            <w:tcW w:type="dxa" w:w="1699"/>
+            <w:vAlign w:val="center"/>
+            <w:tcBorders>
+              <w:top w:val="single" w:sz="4" w:color="D9D9D9"/>
+              <w:left w:val="single" w:sz="4" w:color="D9D9D9"/>
+              <w:bottom w:val="single" w:sz="4" w:color="D9D9D9"/>
+              <w:right w:val="single" w:sz="4" w:color="D9D9D9"/>
+            </w:tcBorders>
+            <w:tcMar>
+              <w:top w:w="75" w:type="dxa"/>
+              <w:bottom w:w="75" w:type="dxa"/>
+              <w:left w:w="90" w:type="dxa"/>
+              <w:right w:w="90" w:type="dxa"/>
+            </w:tcMar>
+          </w:tcPr>
+          <w:p>
+            <w:pPr>
+              <w:spacing w:after="0" w:line="240" w:lineRule="auto"/>
+            </w:pPr>
+            <w:r>
+              <w:rPr>
+                <w:b w:val="0"/>
+                <w:sz w:val="20"/>
+              </w:rPr>
+              <w:t>Battery</w:t>
+            </w:r>
+          </w:p>
+        </w:tc>
+        <w:tc>
+          <w:tcPr>
+            <w:tcW w:type="dxa" w:w="6552"/>
             <w:vAlign w:val="center"/>
             <w:tcBorders>
               <w:top w:val="single" w:sz="4" w:color="D9D9D9"/>
@@ -3023,7 +3286,7 @@
         </w:tc>
         <w:tc>
           <w:tcPr>
-            <w:tcW w:type="dxa" w:w="1267"/>
+            <w:tcW w:type="dxa" w:w="1512"/>
             <w:vAlign w:val="center"/>
             <w:tcBorders>
               <w:top w:val="single" w:sz="4" w:color="D9D9D9"/>
@@ -3048,36 +3311,6 @@
                 <w:sz w:val="20"/>
               </w:rPr>
               <w:t>$7.95</w:t>
-            </w:r>
-          </w:p>
-        </w:tc>
-        <w:tc>
-          <w:tcPr>
-            <w:tcW w:type="dxa" w:w="4723"/>
-            <w:vAlign w:val="center"/>
-            <w:tcBorders>
-              <w:top w:val="single" w:sz="4" w:color="D9D9D9"/>
-              <w:left w:val="single" w:sz="4" w:color="D9D9D9"/>
-              <w:bottom w:val="single" w:sz="4" w:color="D9D9D9"/>
-              <w:right w:val="single" w:sz="4" w:color="D9D9D9"/>
-            </w:tcBorders>
-            <w:tcMar>
-              <w:top w:w="75" w:type="dxa"/>
-              <w:bottom w:w="75" w:type="dxa"/>
-              <w:left w:w="90" w:type="dxa"/>
-              <w:right w:w="90" w:type="dxa"/>
-            </w:tcMar>
-          </w:tcPr>
-          <w:p>
-            <w:pPr>
-              <w:spacing w:after="0" w:line="240" w:lineRule="auto"/>
-            </w:pPr>
-            <w:r>
-              <w:rPr>
-                <w:b w:val="0"/>
-                <w:sz w:val="20"/>
-              </w:rPr>
-              <w:t>Complete battery pack; no bare chip equivalent.</w:t>
             </w:r>
           </w:p>
         </w:tc>
@@ -3119,7 +3352,37 @@
         </w:tc>
         <w:tc>
           <w:tcPr>
-            <w:tcW w:type="dxa" w:w="3773"/>
+            <w:tcW w:type="dxa" w:w="1699"/>
+            <w:vAlign w:val="center"/>
+            <w:tcBorders>
+              <w:top w:val="single" w:sz="4" w:color="D9D9D9"/>
+              <w:left w:val="single" w:sz="4" w:color="D9D9D9"/>
+              <w:bottom w:val="single" w:sz="4" w:color="D9D9D9"/>
+              <w:right w:val="single" w:sz="4" w:color="D9D9D9"/>
+            </w:tcBorders>
+            <w:tcMar>
+              <w:top w:w="75" w:type="dxa"/>
+              <w:bottom w:w="75" w:type="dxa"/>
+              <w:left w:w="90" w:type="dxa"/>
+              <w:right w:w="90" w:type="dxa"/>
+            </w:tcMar>
+          </w:tcPr>
+          <w:p>
+            <w:pPr>
+              <w:spacing w:after="0" w:line="240" w:lineRule="auto"/>
+            </w:pPr>
+            <w:r>
+              <w:rPr>
+                <w:b w:val="0"/>
+                <w:sz w:val="20"/>
+              </w:rPr>
+              <w:t>Speaker</w:t>
+            </w:r>
+          </w:p>
+        </w:tc>
+        <w:tc>
+          <w:tcPr>
+            <w:tcW w:type="dxa" w:w="6552"/>
             <w:vAlign w:val="center"/>
             <w:tcBorders>
               <w:top w:val="single" w:sz="4" w:color="D9D9D9"/>
@@ -3152,7 +3415,7 @@
         </w:tc>
         <w:tc>
           <w:tcPr>
-            <w:tcW w:type="dxa" w:w="1267"/>
+            <w:tcW w:type="dxa" w:w="1512"/>
             <w:vAlign w:val="center"/>
             <w:tcBorders>
               <w:top w:val="single" w:sz="4" w:color="D9D9D9"/>
@@ -3177,36 +3440,6 @@
                 <w:sz w:val="20"/>
               </w:rPr>
               <w:t>$1.95</w:t>
-            </w:r>
-          </w:p>
-        </w:tc>
-        <w:tc>
-          <w:tcPr>
-            <w:tcW w:type="dxa" w:w="4723"/>
-            <w:vAlign w:val="center"/>
-            <w:tcBorders>
-              <w:top w:val="single" w:sz="4" w:color="D9D9D9"/>
-              <w:left w:val="single" w:sz="4" w:color="D9D9D9"/>
-              <w:bottom w:val="single" w:sz="4" w:color="D9D9D9"/>
-              <w:right w:val="single" w:sz="4" w:color="D9D9D9"/>
-            </w:tcBorders>
-            <w:tcMar>
-              <w:top w:w="75" w:type="dxa"/>
-              <w:bottom w:w="75" w:type="dxa"/>
-              <w:left w:w="90" w:type="dxa"/>
-              <w:right w:w="90" w:type="dxa"/>
-            </w:tcMar>
-          </w:tcPr>
-          <w:p>
-            <w:pPr>
-              <w:spacing w:after="0" w:line="240" w:lineRule="auto"/>
-            </w:pPr>
-            <w:r>
-              <w:rPr>
-                <w:b w:val="0"/>
-                <w:sz w:val="20"/>
-              </w:rPr>
-              <w:t>Complete speaker; no bare chip equivalent.</w:t>
             </w:r>
           </w:p>
         </w:tc>
@@ -3248,7 +3481,7 @@
         </w:tc>
         <w:tc>
           <w:tcPr>
-            <w:tcW w:type="dxa" w:w="3773"/>
+            <w:tcW w:type="dxa" w:w="1699"/>
             <w:vAlign w:val="center"/>
             <w:tcBorders>
               <w:top w:val="single" w:sz="4" w:color="D9D9D9"/>
@@ -3267,21 +3500,51 @@
             <w:pPr>
               <w:spacing w:after="0" w:line="240" w:lineRule="auto"/>
             </w:pPr>
-            <w:hyperlink r:id="rId25">
+            <w:r>
+              <w:rPr>
+                <w:b w:val="0"/>
+                <w:sz w:val="20"/>
+              </w:rPr>
+              <w:t>Motion sensor</w:t>
+            </w:r>
+          </w:p>
+        </w:tc>
+        <w:tc>
+          <w:tcPr>
+            <w:tcW w:type="dxa" w:w="6552"/>
+            <w:vAlign w:val="center"/>
+            <w:tcBorders>
+              <w:top w:val="single" w:sz="4" w:color="D9D9D9"/>
+              <w:left w:val="single" w:sz="4" w:color="D9D9D9"/>
+              <w:bottom w:val="single" w:sz="4" w:color="D9D9D9"/>
+              <w:right w:val="single" w:sz="4" w:color="D9D9D9"/>
+            </w:tcBorders>
+            <w:tcMar>
+              <w:top w:w="75" w:type="dxa"/>
+              <w:bottom w:w="75" w:type="dxa"/>
+              <w:left w:w="90" w:type="dxa"/>
+              <w:right w:w="90" w:type="dxa"/>
+            </w:tcMar>
+          </w:tcPr>
+          <w:p>
+            <w:pPr>
+              <w:spacing w:after="0" w:line="240" w:lineRule="auto"/>
+            </w:pPr>
+            <w:hyperlink r:id="rId31">
               <w:r>
                 <w:rPr>
                   <w:color w:val="175E78"/>
                   <w:u w:val="single"/>
                   <w:sz w:val="20"/>
                 </w:rPr>
-                <w:t>LSM6DSOXTR</w:t>
+                <w:t>LSM6DSOXTR IC — backorder</w:t>
               </w:r>
             </w:hyperlink>
           </w:p>
         </w:tc>
         <w:tc>
           <w:tcPr>
-            <w:tcW w:type="dxa" w:w="1267"/>
+            <w:tcW w:type="dxa" w:w="1512"/>
             <w:vAlign w:val="center"/>
             <w:tcBorders>
               <w:top w:val="single" w:sz="4" w:color="D9D9D9"/>
@@ -3306,423 +3569,6 @@
                 <w:sz w:val="20"/>
               </w:rPr>
               <w:t>$5.30</w:t>
-            </w:r>
-          </w:p>
-        </w:tc>
-        <w:tc>
-          <w:tcPr>
-            <w:tcW w:type="dxa" w:w="4723"/>
-            <w:vAlign w:val="center"/>
-            <w:tcBorders>
-              <w:top w:val="single" w:sz="4" w:color="D9D9D9"/>
-              <w:left w:val="single" w:sz="4" w:color="D9D9D9"/>
-              <w:bottom w:val="single" w:sz="4" w:color="D9D9D9"/>
-              <w:right w:val="single" w:sz="4" w:color="D9D9D9"/>
-            </w:tcBorders>
-            <w:tcMar>
-              <w:top w:w="75" w:type="dxa"/>
-              <w:bottom w:w="75" w:type="dxa"/>
-              <w:left w:w="90" w:type="dxa"/>
-              <w:right w:w="90" w:type="dxa"/>
-            </w:tcMar>
-          </w:tcPr>
-          <w:p>
-            <w:pPr>
-              <w:spacing w:after="0" w:line="240" w:lineRule="auto"/>
-            </w:pPr>
-            <w:r>
-              <w:rPr>
-                <w:b w:val="0"/>
-                <w:sz w:val="20"/>
-              </w:rPr>
-              <w:t>Sensor IC; listed price, no immediate distributor stock.</w:t>
-            </w:r>
-          </w:p>
-        </w:tc>
-      </w:tr>
-      <w:tr>
-        <w:trPr>
-          <w:cantSplit/>
-        </w:trPr>
-        <w:tc>
-          <w:tcPr>
-            <w:tcW w:type="dxa" w:w="605"/>
-            <w:vAlign w:val="center"/>
-            <w:tcBorders>
-              <w:top w:val="single" w:sz="4" w:color="D9D9D9"/>
-              <w:left w:val="single" w:sz="4" w:color="D9D9D9"/>
-              <w:bottom w:val="single" w:sz="4" w:color="D9D9D9"/>
-              <w:right w:val="single" w:sz="4" w:color="D9D9D9"/>
-            </w:tcBorders>
-            <w:tcMar>
-              <w:top w:w="75" w:type="dxa"/>
-              <w:bottom w:w="75" w:type="dxa"/>
-              <w:left w:w="90" w:type="dxa"/>
-              <w:right w:w="90" w:type="dxa"/>
-            </w:tcMar>
-          </w:tcPr>
-          <w:p>
-            <w:pPr>
-              <w:spacing w:after="0" w:line="240" w:lineRule="auto"/>
-              <w:jc w:val="center"/>
-            </w:pPr>
-            <w:r>
-              <w:rPr>
-                <w:b w:val="0"/>
-                <w:sz w:val="20"/>
-              </w:rPr>
-              <w:t>8</w:t>
-            </w:r>
-          </w:p>
-        </w:tc>
-        <w:tc>
-          <w:tcPr>
-            <w:tcW w:type="dxa" w:w="3773"/>
-            <w:vAlign w:val="center"/>
-            <w:tcBorders>
-              <w:top w:val="single" w:sz="4" w:color="D9D9D9"/>
-              <w:left w:val="single" w:sz="4" w:color="D9D9D9"/>
-              <w:bottom w:val="single" w:sz="4" w:color="D9D9D9"/>
-              <w:right w:val="single" w:sz="4" w:color="D9D9D9"/>
-            </w:tcBorders>
-            <w:tcMar>
-              <w:top w:w="75" w:type="dxa"/>
-              <w:bottom w:w="75" w:type="dxa"/>
-              <w:left w:w="90" w:type="dxa"/>
-              <w:right w:w="90" w:type="dxa"/>
-            </w:tcMar>
-          </w:tcPr>
-          <w:p>
-            <w:pPr>
-              <w:spacing w:after="0" w:line="240" w:lineRule="auto"/>
-            </w:pPr>
-            <w:hyperlink r:id="rId26">
-              <w:r>
-                <w:rPr>
-                  <w:color w:val="175E78"/>
-                  <w:u w:val="single"/>
-                  <w:sz w:val="20"/>
-                </w:rPr>
-                <w:t>NRF9160-SICA-B1A-R7</w:t>
-              </w:r>
-            </w:hyperlink>
-          </w:p>
-        </w:tc>
-        <w:tc>
-          <w:tcPr>
-            <w:tcW w:type="dxa" w:w="1267"/>
-            <w:vAlign w:val="center"/>
-            <w:tcBorders>
-              <w:top w:val="single" w:sz="4" w:color="D9D9D9"/>
-              <w:left w:val="single" w:sz="4" w:color="D9D9D9"/>
-              <w:bottom w:val="single" w:sz="4" w:color="D9D9D9"/>
-              <w:right w:val="single" w:sz="4" w:color="D9D9D9"/>
-            </w:tcBorders>
-            <w:tcMar>
-              <w:top w:w="75" w:type="dxa"/>
-              <w:bottom w:w="75" w:type="dxa"/>
-              <w:left w:w="90" w:type="dxa"/>
-              <w:right w:w="90" w:type="dxa"/>
-            </w:tcMar>
-          </w:tcPr>
-          <w:p>
-            <w:pPr>
-              <w:spacing w:after="0" w:line="240" w:lineRule="auto"/>
-            </w:pPr>
-            <w:r>
-              <w:rPr>
-                <w:b w:val="0"/>
-                <w:sz w:val="20"/>
-              </w:rPr>
-              <w:t>$31.56</w:t>
-            </w:r>
-          </w:p>
-        </w:tc>
-        <w:tc>
-          <w:tcPr>
-            <w:tcW w:type="dxa" w:w="4723"/>
-            <w:vAlign w:val="center"/>
-            <w:tcBorders>
-              <w:top w:val="single" w:sz="4" w:color="D9D9D9"/>
-              <w:left w:val="single" w:sz="4" w:color="D9D9D9"/>
-              <w:bottom w:val="single" w:sz="4" w:color="D9D9D9"/>
-              <w:right w:val="single" w:sz="4" w:color="D9D9D9"/>
-            </w:tcBorders>
-            <w:tcMar>
-              <w:top w:w="75" w:type="dxa"/>
-              <w:bottom w:w="75" w:type="dxa"/>
-              <w:left w:w="90" w:type="dxa"/>
-              <w:right w:w="90" w:type="dxa"/>
-            </w:tcMar>
-          </w:tcPr>
-          <w:p>
-            <w:pPr>
-              <w:spacing w:after="0" w:line="240" w:lineRule="auto"/>
-            </w:pPr>
-            <w:r>
-              <w:rPr>
-                <w:b w:val="0"/>
-                <w:sz w:val="20"/>
-              </w:rPr>
-              <w:t>Cellular/GNSS system in package. Same family; verify DK revision.</w:t>
-            </w:r>
-          </w:p>
-        </w:tc>
-      </w:tr>
-      <w:tr>
-        <w:trPr>
-          <w:cantSplit/>
-        </w:trPr>
-        <w:tc>
-          <w:tcPr>
-            <w:tcW w:type="dxa" w:w="605"/>
-            <w:vAlign w:val="center"/>
-            <w:tcBorders>
-              <w:top w:val="single" w:sz="4" w:color="D9D9D9"/>
-              <w:left w:val="single" w:sz="4" w:color="D9D9D9"/>
-              <w:bottom w:val="single" w:sz="4" w:color="D9D9D9"/>
-              <w:right w:val="single" w:sz="4" w:color="D9D9D9"/>
-            </w:tcBorders>
-            <w:tcMar>
-              <w:top w:w="75" w:type="dxa"/>
-              <w:bottom w:w="75" w:type="dxa"/>
-              <w:left w:w="90" w:type="dxa"/>
-              <w:right w:w="90" w:type="dxa"/>
-            </w:tcMar>
-          </w:tcPr>
-          <w:p>
-            <w:pPr>
-              <w:spacing w:after="0" w:line="240" w:lineRule="auto"/>
-              <w:jc w:val="center"/>
-            </w:pPr>
-            <w:r>
-              <w:rPr>
-                <w:b w:val="0"/>
-                <w:sz w:val="20"/>
-              </w:rPr>
-              <w:t>9</w:t>
-            </w:r>
-          </w:p>
-        </w:tc>
-        <w:tc>
-          <w:tcPr>
-            <w:tcW w:type="dxa" w:w="3773"/>
-            <w:vAlign w:val="center"/>
-            <w:tcBorders>
-              <w:top w:val="single" w:sz="4" w:color="D9D9D9"/>
-              <w:left w:val="single" w:sz="4" w:color="D9D9D9"/>
-              <w:bottom w:val="single" w:sz="4" w:color="D9D9D9"/>
-              <w:right w:val="single" w:sz="4" w:color="D9D9D9"/>
-            </w:tcBorders>
-            <w:tcMar>
-              <w:top w:w="75" w:type="dxa"/>
-              <w:bottom w:w="75" w:type="dxa"/>
-              <w:left w:w="90" w:type="dxa"/>
-              <w:right w:w="90" w:type="dxa"/>
-            </w:tcMar>
-          </w:tcPr>
-          <w:p>
-            <w:pPr>
-              <w:spacing w:after="0" w:line="240" w:lineRule="auto"/>
-            </w:pPr>
-            <w:hyperlink r:id="rId27">
-              <w:r>
-                <w:rPr>
-                  <w:color w:val="175E78"/>
-                  <w:u w:val="single"/>
-                  <w:sz w:val="20"/>
-                </w:rPr>
-                <w:t>ESP32-WROOM-32E-N4</w:t>
-              </w:r>
-            </w:hyperlink>
-          </w:p>
-        </w:tc>
-        <w:tc>
-          <w:tcPr>
-            <w:tcW w:type="dxa" w:w="1267"/>
-            <w:vAlign w:val="center"/>
-            <w:tcBorders>
-              <w:top w:val="single" w:sz="4" w:color="D9D9D9"/>
-              <w:left w:val="single" w:sz="4" w:color="D9D9D9"/>
-              <w:bottom w:val="single" w:sz="4" w:color="D9D9D9"/>
-              <w:right w:val="single" w:sz="4" w:color="D9D9D9"/>
-            </w:tcBorders>
-            <w:tcMar>
-              <w:top w:w="75" w:type="dxa"/>
-              <w:bottom w:w="75" w:type="dxa"/>
-              <w:left w:w="90" w:type="dxa"/>
-              <w:right w:w="90" w:type="dxa"/>
-            </w:tcMar>
-          </w:tcPr>
-          <w:p>
-            <w:pPr>
-              <w:spacing w:after="0" w:line="240" w:lineRule="auto"/>
-            </w:pPr>
-            <w:r>
-              <w:rPr>
-                <w:b w:val="0"/>
-                <w:sz w:val="20"/>
-              </w:rPr>
-              <w:t>$4.99</w:t>
-            </w:r>
-          </w:p>
-        </w:tc>
-        <w:tc>
-          <w:tcPr>
-            <w:tcW w:type="dxa" w:w="4723"/>
-            <w:vAlign w:val="center"/>
-            <w:tcBorders>
-              <w:top w:val="single" w:sz="4" w:color="D9D9D9"/>
-              <w:left w:val="single" w:sz="4" w:color="D9D9D9"/>
-              <w:bottom w:val="single" w:sz="4" w:color="D9D9D9"/>
-              <w:right w:val="single" w:sz="4" w:color="D9D9D9"/>
-            </w:tcBorders>
-            <w:tcMar>
-              <w:top w:w="75" w:type="dxa"/>
-              <w:bottom w:w="75" w:type="dxa"/>
-              <w:left w:w="90" w:type="dxa"/>
-              <w:right w:w="90" w:type="dxa"/>
-            </w:tcMar>
-          </w:tcPr>
-          <w:p>
-            <w:pPr>
-              <w:spacing w:after="0" w:line="240" w:lineRule="auto"/>
-            </w:pPr>
-            <w:r>
-              <w:rPr>
-                <w:b w:val="0"/>
-                <w:sz w:val="20"/>
-              </w:rPr>
-              <w:t>RF module with flash and antenna. Comparable WROOM revision, not verified identical.</w:t>
-            </w:r>
-          </w:p>
-        </w:tc>
-      </w:tr>
-      <w:tr>
-        <w:trPr>
-          <w:cantSplit/>
-        </w:trPr>
-        <w:tc>
-          <w:tcPr>
-            <w:tcW w:type="dxa" w:w="605"/>
-            <w:vAlign w:val="center"/>
-            <w:tcBorders>
-              <w:top w:val="single" w:sz="4" w:color="D9D9D9"/>
-              <w:left w:val="single" w:sz="4" w:color="D9D9D9"/>
-              <w:bottom w:val="single" w:sz="4" w:color="D9D9D9"/>
-              <w:right w:val="single" w:sz="4" w:color="D9D9D9"/>
-            </w:tcBorders>
-            <w:tcMar>
-              <w:top w:w="75" w:type="dxa"/>
-              <w:bottom w:w="75" w:type="dxa"/>
-              <w:left w:w="90" w:type="dxa"/>
-              <w:right w:w="90" w:type="dxa"/>
-            </w:tcMar>
-          </w:tcPr>
-          <w:p>
-            <w:pPr>
-              <w:spacing w:after="0" w:line="240" w:lineRule="auto"/>
-              <w:jc w:val="center"/>
-            </w:pPr>
-            <w:r>
-              <w:rPr>
-                <w:b w:val="0"/>
-                <w:sz w:val="20"/>
-              </w:rPr>
-              <w:t>9</w:t>
-            </w:r>
-          </w:p>
-        </w:tc>
-        <w:tc>
-          <w:tcPr>
-            <w:tcW w:type="dxa" w:w="3773"/>
-            <w:vAlign w:val="center"/>
-            <w:tcBorders>
-              <w:top w:val="single" w:sz="4" w:color="D9D9D9"/>
-              <w:left w:val="single" w:sz="4" w:color="D9D9D9"/>
-              <w:bottom w:val="single" w:sz="4" w:color="D9D9D9"/>
-              <w:right w:val="single" w:sz="4" w:color="D9D9D9"/>
-            </w:tcBorders>
-            <w:tcMar>
-              <w:top w:w="75" w:type="dxa"/>
-              <w:bottom w:w="75" w:type="dxa"/>
-              <w:left w:w="90" w:type="dxa"/>
-              <w:right w:w="90" w:type="dxa"/>
-            </w:tcMar>
-          </w:tcPr>
-          <w:p>
-            <w:pPr>
-              <w:spacing w:after="0" w:line="240" w:lineRule="auto"/>
-            </w:pPr>
-            <w:hyperlink r:id="rId28">
-              <w:r>
-                <w:rPr>
-                  <w:color w:val="175E78"/>
-                  <w:u w:val="single"/>
-                  <w:sz w:val="20"/>
-                </w:rPr>
-                <w:t>ESP32-D0WD-V3 Wi-Fi/Bluetooth SoC</w:t>
-              </w:r>
-            </w:hyperlink>
-          </w:p>
-        </w:tc>
-        <w:tc>
-          <w:tcPr>
-            <w:tcW w:type="dxa" w:w="1267"/>
-            <w:vAlign w:val="center"/>
-            <w:tcBorders>
-              <w:top w:val="single" w:sz="4" w:color="D9D9D9"/>
-              <w:left w:val="single" w:sz="4" w:color="D9D9D9"/>
-              <w:bottom w:val="single" w:sz="4" w:color="D9D9D9"/>
-              <w:right w:val="single" w:sz="4" w:color="D9D9D9"/>
-            </w:tcBorders>
-            <w:tcMar>
-              <w:top w:w="75" w:type="dxa"/>
-              <w:bottom w:w="75" w:type="dxa"/>
-              <w:left w:w="90" w:type="dxa"/>
-              <w:right w:w="90" w:type="dxa"/>
-            </w:tcMar>
-          </w:tcPr>
-          <w:p>
-            <w:pPr>
-              <w:spacing w:after="0" w:line="240" w:lineRule="auto"/>
-            </w:pPr>
-            <w:r>
-              <w:rPr>
-                <w:b w:val="0"/>
-                <w:sz w:val="20"/>
-              </w:rPr>
-              <w:t>$1.84</w:t>
-            </w:r>
-          </w:p>
-        </w:tc>
-        <w:tc>
-          <w:tcPr>
-            <w:tcW w:type="dxa" w:w="4723"/>
-            <w:vAlign w:val="center"/>
-            <w:tcBorders>
-              <w:top w:val="single" w:sz="4" w:color="D9D9D9"/>
-              <w:left w:val="single" w:sz="4" w:color="D9D9D9"/>
-              <w:bottom w:val="single" w:sz="4" w:color="D9D9D9"/>
-              <w:right w:val="single" w:sz="4" w:color="D9D9D9"/>
-            </w:tcBorders>
-            <w:tcMar>
-              <w:top w:w="75" w:type="dxa"/>
-              <w:bottom w:w="75" w:type="dxa"/>
-              <w:left w:w="90" w:type="dxa"/>
-              <w:right w:w="90" w:type="dxa"/>
-            </w:tcMar>
-          </w:tcPr>
-          <w:p>
-            <w:pPr>
-              <w:spacing w:after="0" w:line="240" w:lineRule="auto"/>
-            </w:pPr>
-            <w:r>
-              <w:rPr>
-                <w:b w:val="0"/>
-                <w:sz w:val="20"/>
-              </w:rPr>
-              <w:t>Bare ESP32 SoC candidate; needs flash, clock, RF and power circuitry.</w:t>
             </w:r>
           </w:p>
         </w:tc>
@@ -3764,7 +3610,7 @@
         </w:tc>
         <w:tc>
           <w:tcPr>
-            <w:tcW w:type="dxa" w:w="3773"/>
+            <w:tcW w:type="dxa" w:w="1699"/>
             <w:vAlign w:val="center"/>
             <w:tcBorders>
               <w:top w:val="single" w:sz="4" w:color="D9D9D9"/>
@@ -3783,21 +3629,51 @@
             <w:pPr>
               <w:spacing w:after="0" w:line="240" w:lineRule="auto"/>
             </w:pPr>
-            <w:hyperlink r:id="rId29">
+            <w:r>
+              <w:rPr>
+                <w:b w:val="0"/>
+                <w:sz w:val="20"/>
+              </w:rPr>
+              <w:t>Card interface</w:t>
+            </w:r>
+          </w:p>
+        </w:tc>
+        <w:tc>
+          <w:tcPr>
+            <w:tcW w:type="dxa" w:w="6552"/>
+            <w:vAlign w:val="center"/>
+            <w:tcBorders>
+              <w:top w:val="single" w:sz="4" w:color="D9D9D9"/>
+              <w:left w:val="single" w:sz="4" w:color="D9D9D9"/>
+              <w:bottom w:val="single" w:sz="4" w:color="D9D9D9"/>
+              <w:right w:val="single" w:sz="4" w:color="D9D9D9"/>
+            </w:tcBorders>
+            <w:tcMar>
+              <w:top w:w="75" w:type="dxa"/>
+              <w:bottom w:w="75" w:type="dxa"/>
+              <w:left w:w="90" w:type="dxa"/>
+              <w:right w:w="90" w:type="dxa"/>
+            </w:tcMar>
+          </w:tcPr>
+          <w:p>
+            <w:pPr>
+              <w:spacing w:after="0" w:line="240" w:lineRule="auto"/>
+            </w:pPr>
+            <w:hyperlink r:id="rId32">
               <w:r>
                 <w:rPr>
                   <w:color w:val="175E78"/>
                   <w:u w:val="single"/>
                   <w:sz w:val="20"/>
                 </w:rPr>
-                <w:t>GCT MEM2090-00-145-00-A</w:t>
+                <w:t>GCT MEM2090 microSD socket</w:t>
               </w:r>
             </w:hyperlink>
           </w:p>
         </w:tc>
         <w:tc>
           <w:tcPr>
-            <w:tcW w:type="dxa" w:w="1267"/>
+            <w:tcW w:type="dxa" w:w="1512"/>
             <w:vAlign w:val="center"/>
             <w:tcBorders>
               <w:top w:val="single" w:sz="4" w:color="D9D9D9"/>
@@ -3822,36 +3698,6 @@
                 <w:sz w:val="20"/>
               </w:rPr>
               <w:t>$1.50</w:t>
-            </w:r>
-          </w:p>
-        </w:tc>
-        <w:tc>
-          <w:tcPr>
-            <w:tcW w:type="dxa" w:w="4723"/>
-            <w:vAlign w:val="center"/>
-            <w:tcBorders>
-              <w:top w:val="single" w:sz="4" w:color="D9D9D9"/>
-              <w:left w:val="single" w:sz="4" w:color="D9D9D9"/>
-              <w:bottom w:val="single" w:sz="4" w:color="D9D9D9"/>
-              <w:right w:val="single" w:sz="4" w:color="D9D9D9"/>
-            </w:tcBorders>
-            <w:tcMar>
-              <w:top w:w="75" w:type="dxa"/>
-              <w:bottom w:w="75" w:type="dxa"/>
-              <w:left w:w="90" w:type="dxa"/>
-              <w:right w:w="90" w:type="dxa"/>
-            </w:tcMar>
-          </w:tcPr>
-          <w:p>
-            <w:pPr>
-              <w:spacing w:after="0" w:line="240" w:lineRule="auto"/>
-            </w:pPr>
-            <w:r>
-              <w:rPr>
-                <w:b w:val="0"/>
-                <w:sz w:val="20"/>
-              </w:rPr>
-              <w:t>microSD socket alternative; excludes regulator and level shifting.</w:t>
             </w:r>
           </w:p>
         </w:tc>
@@ -3893,7 +3739,37 @@
         </w:tc>
         <w:tc>
           <w:tcPr>
-            <w:tcW w:type="dxa" w:w="3773"/>
+            <w:tcW w:type="dxa" w:w="1699"/>
+            <w:vAlign w:val="center"/>
+            <w:tcBorders>
+              <w:top w:val="single" w:sz="4" w:color="D9D9D9"/>
+              <w:left w:val="single" w:sz="4" w:color="D9D9D9"/>
+              <w:bottom w:val="single" w:sz="4" w:color="D9D9D9"/>
+              <w:right w:val="single" w:sz="4" w:color="D9D9D9"/>
+            </w:tcBorders>
+            <w:tcMar>
+              <w:top w:w="75" w:type="dxa"/>
+              <w:bottom w:w="75" w:type="dxa"/>
+              <w:left w:w="90" w:type="dxa"/>
+              <w:right w:w="90" w:type="dxa"/>
+            </w:tcMar>
+          </w:tcPr>
+          <w:p>
+            <w:pPr>
+              <w:spacing w:after="0" w:line="240" w:lineRule="auto"/>
+            </w:pPr>
+            <w:r>
+              <w:rPr>
+                <w:b w:val="0"/>
+                <w:sz w:val="20"/>
+              </w:rPr>
+              <w:t>Storage</w:t>
+            </w:r>
+          </w:p>
+        </w:tc>
+        <w:tc>
+          <w:tcPr>
+            <w:tcW w:type="dxa" w:w="6552"/>
             <w:vAlign w:val="center"/>
             <w:tcBorders>
               <w:top w:val="single" w:sz="4" w:color="D9D9D9"/>
@@ -3919,14 +3795,14 @@
                   <w:u w:val="single"/>
                   <w:sz w:val="20"/>
                 </w:rPr>
-                <w:t>DFRobot FIT0642 64 GB card</w:t>
+                <w:t>DFRobot FIT0642 64 GB card — backorder</w:t>
               </w:r>
             </w:hyperlink>
           </w:p>
         </w:tc>
         <w:tc>
           <w:tcPr>
-            <w:tcW w:type="dxa" w:w="1267"/>
+            <w:tcW w:type="dxa" w:w="1512"/>
             <w:vAlign w:val="center"/>
             <w:tcBorders>
               <w:top w:val="single" w:sz="4" w:color="D9D9D9"/>
@@ -3954,250 +3830,6 @@
             </w:r>
           </w:p>
         </w:tc>
-        <w:tc>
-          <w:tcPr>
-            <w:tcW w:type="dxa" w:w="4723"/>
-            <w:vAlign w:val="center"/>
-            <w:tcBorders>
-              <w:top w:val="single" w:sz="4" w:color="D9D9D9"/>
-              <w:left w:val="single" w:sz="4" w:color="D9D9D9"/>
-              <w:bottom w:val="single" w:sz="4" w:color="D9D9D9"/>
-              <w:right w:val="single" w:sz="4" w:color="D9D9D9"/>
-            </w:tcBorders>
-            <w:tcMar>
-              <w:top w:w="75" w:type="dxa"/>
-              <w:bottom w:w="75" w:type="dxa"/>
-              <w:left w:w="90" w:type="dxa"/>
-              <w:right w:w="90" w:type="dxa"/>
-            </w:tcMar>
-          </w:tcPr>
-          <w:p>
-            <w:pPr>
-              <w:spacing w:after="0" w:line="240" w:lineRule="auto"/>
-            </w:pPr>
-            <w:r>
-              <w:rPr>
-                <w:b w:val="0"/>
-                <w:sz w:val="20"/>
-              </w:rPr>
-              <w:t>Complete memory card; listed price, no immediate stock.</w:t>
-            </w:r>
-          </w:p>
-        </w:tc>
-      </w:tr>
-    </w:tbl>
-    <w:p>
-      <w:r/>
-    </w:p>
-    <w:p>
-      <w:r>
-        <w:rPr>
-          <w:b/>
-        </w:rPr>
-        <w:t>Support circuitry remains necessary.</w:t>
-      </w:r>
-      <w:r>
-        <w:t xml:space="preserve"> Chip prices exclude the PCB, passives, regulators, connectors, RF layout, antennas, soldering, assembly, and test. A socket is not a memory card, and a cellular module is not a complete phone.</w:t>
-      </w:r>
-    </w:p>
-    <w:p>
-      <w:r>
-        <w:t>The original microphone has no current distributor quote. Its alternative is not a drop-in replacement. A sum of this column would therefore not represent a complete, equivalent production bill of materials.</w:t>
-      </w:r>
-    </w:p>
-    <w:p>
-      <w:r>
-        <w:br w:type="page"/>
-      </w:r>
-    </w:p>
-    <w:p>
-      <w:pPr>
-        <w:pStyle w:val="Heading1"/>
-      </w:pPr>
-      <w:r>
-        <w:t>3 Camera fingerprint and solar additions</w:t>
-      </w:r>
-    </w:p>
-    <w:p>
-      <w:r>
-        <w:t>Public one-unit USD prices. Prototype boards and compact components are alternatives for the same function, so their prices should not be added together.</w:t>
-      </w:r>
-    </w:p>
-    <w:tbl>
-      <w:tblPr>
-        <w:tblW w:type="auto" w:w="0"/>
-        <w:jc w:val="center"/>
-        <w:tblLayout w:type="fixed"/>
-        <w:tblLook w:firstColumn="1" w:firstRow="1" w:lastColumn="0" w:lastRow="0" w:noHBand="0" w:noVBand="1" w:val="04A0"/>
-      </w:tblPr>
-      <w:tblGrid>
-        <w:gridCol w:w="1224"/>
-        <w:gridCol w:w="3096"/>
-        <w:gridCol w:w="936"/>
-        <w:gridCol w:w="4104"/>
-        <w:gridCol w:w="1008"/>
-      </w:tblGrid>
-      <w:tr>
-        <w:trPr>
-          <w:tblHeader/>
-          <w:cantSplit/>
-        </w:trPr>
-        <w:tc>
-          <w:tcPr>
-            <w:tcW w:type="dxa" w:w="1224"/>
-            <w:vAlign w:val="center"/>
-            <w:tcBorders>
-              <w:top w:val="single" w:sz="4" w:color="D9D9D9"/>
-              <w:left w:val="single" w:sz="4" w:color="D9D9D9"/>
-              <w:bottom w:val="single" w:sz="4" w:color="D9D9D9"/>
-              <w:right w:val="single" w:sz="4" w:color="D9D9D9"/>
-            </w:tcBorders>
-            <w:tcMar>
-              <w:top w:w="75" w:type="dxa"/>
-              <w:bottom w:w="75" w:type="dxa"/>
-              <w:left w:w="90" w:type="dxa"/>
-              <w:right w:w="90" w:type="dxa"/>
-            </w:tcMar>
-            <w:shd w:fill="E8EEF1"/>
-          </w:tcPr>
-          <w:p>
-            <w:pPr>
-              <w:spacing w:after="0" w:line="240" w:lineRule="auto"/>
-              <w:jc w:val="center"/>
-            </w:pPr>
-            <w:r>
-              <w:rPr>
-                <w:b/>
-                <w:sz w:val="20"/>
-              </w:rPr>
-              <w:t>Function</w:t>
-            </w:r>
-          </w:p>
-        </w:tc>
-        <w:tc>
-          <w:tcPr>
-            <w:tcW w:type="dxa" w:w="3096"/>
-            <w:vAlign w:val="center"/>
-            <w:tcBorders>
-              <w:top w:val="single" w:sz="4" w:color="D9D9D9"/>
-              <w:left w:val="single" w:sz="4" w:color="D9D9D9"/>
-              <w:bottom w:val="single" w:sz="4" w:color="D9D9D9"/>
-              <w:right w:val="single" w:sz="4" w:color="D9D9D9"/>
-            </w:tcBorders>
-            <w:tcMar>
-              <w:top w:w="75" w:type="dxa"/>
-              <w:bottom w:w="75" w:type="dxa"/>
-              <w:left w:w="90" w:type="dxa"/>
-              <w:right w:w="90" w:type="dxa"/>
-            </w:tcMar>
-            <w:shd w:fill="E8EEF1"/>
-          </w:tcPr>
-          <w:p>
-            <w:pPr>
-              <w:spacing w:after="0" w:line="240" w:lineRule="auto"/>
-            </w:pPr>
-            <w:r>
-              <w:rPr>
-                <w:b/>
-                <w:sz w:val="20"/>
-              </w:rPr>
-              <w:t>Prototype board or module</w:t>
-            </w:r>
-          </w:p>
-        </w:tc>
-        <w:tc>
-          <w:tcPr>
-            <w:tcW w:type="dxa" w:w="936"/>
-            <w:vAlign w:val="center"/>
-            <w:tcBorders>
-              <w:top w:val="single" w:sz="4" w:color="D9D9D9"/>
-              <w:left w:val="single" w:sz="4" w:color="D9D9D9"/>
-              <w:bottom w:val="single" w:sz="4" w:color="D9D9D9"/>
-              <w:right w:val="single" w:sz="4" w:color="D9D9D9"/>
-            </w:tcBorders>
-            <w:tcMar>
-              <w:top w:w="75" w:type="dxa"/>
-              <w:bottom w:w="75" w:type="dxa"/>
-              <w:left w:w="90" w:type="dxa"/>
-              <w:right w:w="90" w:type="dxa"/>
-            </w:tcMar>
-            <w:shd w:fill="E8EEF1"/>
-          </w:tcPr>
-          <w:p>
-            <w:pPr>
-              <w:spacing w:after="0" w:line="240" w:lineRule="auto"/>
-            </w:pPr>
-            <w:r>
-              <w:rPr>
-                <w:b/>
-                <w:sz w:val="20"/>
-              </w:rPr>
-              <w:t>Each</w:t>
-            </w:r>
-          </w:p>
-        </w:tc>
-        <w:tc>
-          <w:tcPr>
-            <w:tcW w:type="dxa" w:w="4104"/>
-            <w:vAlign w:val="center"/>
-            <w:tcBorders>
-              <w:top w:val="single" w:sz="4" w:color="D9D9D9"/>
-              <w:left w:val="single" w:sz="4" w:color="D9D9D9"/>
-              <w:bottom w:val="single" w:sz="4" w:color="D9D9D9"/>
-              <w:right w:val="single" w:sz="4" w:color="D9D9D9"/>
-            </w:tcBorders>
-            <w:tcMar>
-              <w:top w:w="75" w:type="dxa"/>
-              <w:bottom w:w="75" w:type="dxa"/>
-              <w:left w:w="90" w:type="dxa"/>
-              <w:right w:w="90" w:type="dxa"/>
-            </w:tcMar>
-            <w:shd w:fill="E8EEF1"/>
-          </w:tcPr>
-          <w:p>
-            <w:pPr>
-              <w:spacing w:after="0" w:line="240" w:lineRule="auto"/>
-            </w:pPr>
-            <w:r>
-              <w:rPr>
-                <w:b/>
-                <w:sz w:val="20"/>
-              </w:rPr>
-              <w:t>Compact component</w:t>
-            </w:r>
-          </w:p>
-        </w:tc>
-        <w:tc>
-          <w:tcPr>
-            <w:tcW w:type="dxa" w:w="1008"/>
-            <w:vAlign w:val="center"/>
-            <w:tcBorders>
-              <w:top w:val="single" w:sz="4" w:color="D9D9D9"/>
-              <w:left w:val="single" w:sz="4" w:color="D9D9D9"/>
-              <w:bottom w:val="single" w:sz="4" w:color="D9D9D9"/>
-              <w:right w:val="single" w:sz="4" w:color="D9D9D9"/>
-            </w:tcBorders>
-            <w:tcMar>
-              <w:top w:w="75" w:type="dxa"/>
-              <w:bottom w:w="75" w:type="dxa"/>
-              <w:left w:w="90" w:type="dxa"/>
-              <w:right w:w="90" w:type="dxa"/>
-            </w:tcMar>
-            <w:shd w:fill="E8EEF1"/>
-          </w:tcPr>
-          <w:p>
-            <w:pPr>
-              <w:spacing w:after="0" w:line="240" w:lineRule="auto"/>
-            </w:pPr>
-            <w:r>
-              <w:rPr>
-                <w:b/>
-                <w:sz w:val="20"/>
-              </w:rPr>
-              <w:t>Each</w:t>
-            </w:r>
-          </w:p>
-        </w:tc>
       </w:tr>
       <w:tr>
         <w:trPr>
@@ -4205,7 +3837,7 @@
         </w:trPr>
         <w:tc>
           <w:tcPr>
-            <w:tcW w:type="dxa" w:w="1224"/>
+            <w:tcW w:type="dxa" w:w="605"/>
             <w:vAlign w:val="center"/>
             <w:tcBorders>
               <w:top w:val="single" w:sz="4" w:color="D9D9D9"/>
@@ -4230,46 +3862,13 @@
                 <w:b w:val="0"/>
                 <w:sz w:val="20"/>
               </w:rPr>
-              <w:t>Camera</w:t>
+              <w:t>12</w:t>
             </w:r>
           </w:p>
         </w:tc>
         <w:tc>
           <w:tcPr>
-            <w:tcW w:type="dxa" w:w="3096"/>
-            <w:vAlign w:val="center"/>
-            <w:tcBorders>
-              <w:top w:val="single" w:sz="4" w:color="D9D9D9"/>
-              <w:left w:val="single" w:sz="4" w:color="D9D9D9"/>
-              <w:bottom w:val="single" w:sz="4" w:color="D9D9D9"/>
-              <w:right w:val="single" w:sz="4" w:color="D9D9D9"/>
-            </w:tcBorders>
-            <w:tcMar>
-              <w:top w:w="75" w:type="dxa"/>
-              <w:bottom w:w="75" w:type="dxa"/>
-              <w:left w:w="90" w:type="dxa"/>
-              <w:right w:w="90" w:type="dxa"/>
-            </w:tcMar>
-          </w:tcPr>
-          <w:p>
-            <w:pPr>
-              <w:spacing w:after="0" w:line="240" w:lineRule="auto"/>
-            </w:pPr>
-            <w:hyperlink r:id="rId30">
-              <w:r>
-                <w:rPr>
-                  <w:color w:val="175E78"/>
-                  <w:u w:val="single"/>
-                  <w:sz w:val="20"/>
-                </w:rPr>
-                <w:t>Arducam B006701 SPI camera</w:t>
-              </w:r>
-            </w:hyperlink>
-          </w:p>
-        </w:tc>
-        <w:tc>
-          <w:tcPr>
-            <w:tcW w:type="dxa" w:w="936"/>
+            <w:tcW w:type="dxa" w:w="1699"/>
             <w:vAlign w:val="center"/>
             <w:tcBorders>
               <w:top w:val="single" w:sz="4" w:color="D9D9D9"/>
@@ -4293,13 +3892,13 @@
                 <w:b w:val="0"/>
                 <w:sz w:val="20"/>
               </w:rPr>
-              <w:t>$25.99</w:t>
+              <w:t>Bluetooth</w:t>
             </w:r>
           </w:p>
         </w:tc>
         <w:tc>
           <w:tcPr>
-            <w:tcW w:type="dxa" w:w="4104"/>
+            <w:tcW w:type="dxa" w:w="6552"/>
             <w:vAlign w:val="center"/>
             <w:tcBorders>
               <w:top w:val="single" w:sz="4" w:color="D9D9D9"/>
@@ -4318,21 +3917,150 @@
             <w:pPr>
               <w:spacing w:after="0" w:line="240" w:lineRule="auto"/>
             </w:pPr>
-            <w:hyperlink r:id="rId31">
+            <w:hyperlink r:id="rId33">
               <w:r>
                 <w:rPr>
                   <w:color w:val="175E78"/>
                   <w:u w:val="single"/>
                   <w:sz w:val="20"/>
                 </w:rPr>
-                <w:t>OV2640 M0031 lens/FPC assembly</w:t>
+                <w:t>Raytac MDBT53-P1M nRF5340 module</w:t>
               </w:r>
             </w:hyperlink>
           </w:p>
         </w:tc>
         <w:tc>
           <w:tcPr>
-            <w:tcW w:type="dxa" w:w="1008"/>
+            <w:tcW w:type="dxa" w:w="1512"/>
+            <w:vAlign w:val="center"/>
+            <w:tcBorders>
+              <w:top w:val="single" w:sz="4" w:color="D9D9D9"/>
+              <w:left w:val="single" w:sz="4" w:color="D9D9D9"/>
+              <w:bottom w:val="single" w:sz="4" w:color="D9D9D9"/>
+              <w:right w:val="single" w:sz="4" w:color="D9D9D9"/>
+            </w:tcBorders>
+            <w:tcMar>
+              <w:top w:w="75" w:type="dxa"/>
+              <w:bottom w:w="75" w:type="dxa"/>
+              <w:left w:w="90" w:type="dxa"/>
+              <w:right w:w="90" w:type="dxa"/>
+            </w:tcMar>
+          </w:tcPr>
+          <w:p>
+            <w:pPr>
+              <w:spacing w:after="0" w:line="240" w:lineRule="auto"/>
+            </w:pPr>
+            <w:r>
+              <w:rPr>
+                <w:b w:val="0"/>
+                <w:sz w:val="20"/>
+              </w:rPr>
+              <w:t>$7.00</w:t>
+            </w:r>
+          </w:p>
+        </w:tc>
+      </w:tr>
+      <w:tr>
+        <w:trPr>
+          <w:cantSplit/>
+        </w:trPr>
+        <w:tc>
+          <w:tcPr>
+            <w:tcW w:type="dxa" w:w="605"/>
+            <w:vAlign w:val="center"/>
+            <w:tcBorders>
+              <w:top w:val="single" w:sz="4" w:color="D9D9D9"/>
+              <w:left w:val="single" w:sz="4" w:color="D9D9D9"/>
+              <w:bottom w:val="single" w:sz="4" w:color="D9D9D9"/>
+              <w:right w:val="single" w:sz="4" w:color="D9D9D9"/>
+            </w:tcBorders>
+            <w:tcMar>
+              <w:top w:w="75" w:type="dxa"/>
+              <w:bottom w:w="75" w:type="dxa"/>
+              <w:left w:w="90" w:type="dxa"/>
+              <w:right w:w="90" w:type="dxa"/>
+            </w:tcMar>
+          </w:tcPr>
+          <w:p>
+            <w:pPr>
+              <w:spacing w:after="0" w:line="240" w:lineRule="auto"/>
+              <w:jc w:val="center"/>
+            </w:pPr>
+            <w:r>
+              <w:rPr>
+                <w:b w:val="0"/>
+                <w:sz w:val="20"/>
+              </w:rPr>
+              <w:t>13</w:t>
+            </w:r>
+          </w:p>
+        </w:tc>
+        <w:tc>
+          <w:tcPr>
+            <w:tcW w:type="dxa" w:w="1699"/>
+            <w:vAlign w:val="center"/>
+            <w:tcBorders>
+              <w:top w:val="single" w:sz="4" w:color="D9D9D9"/>
+              <w:left w:val="single" w:sz="4" w:color="D9D9D9"/>
+              <w:bottom w:val="single" w:sz="4" w:color="D9D9D9"/>
+              <w:right w:val="single" w:sz="4" w:color="D9D9D9"/>
+            </w:tcBorders>
+            <w:tcMar>
+              <w:top w:w="75" w:type="dxa"/>
+              <w:bottom w:w="75" w:type="dxa"/>
+              <w:left w:w="90" w:type="dxa"/>
+              <w:right w:w="90" w:type="dxa"/>
+            </w:tcMar>
+          </w:tcPr>
+          <w:p>
+            <w:pPr>
+              <w:spacing w:after="0" w:line="240" w:lineRule="auto"/>
+            </w:pPr>
+            <w:r>
+              <w:rPr>
+                <w:b w:val="0"/>
+                <w:sz w:val="20"/>
+              </w:rPr>
+              <w:t>Camera</w:t>
+            </w:r>
+          </w:p>
+        </w:tc>
+        <w:tc>
+          <w:tcPr>
+            <w:tcW w:type="dxa" w:w="6552"/>
+            <w:vAlign w:val="center"/>
+            <w:tcBorders>
+              <w:top w:val="single" w:sz="4" w:color="D9D9D9"/>
+              <w:left w:val="single" w:sz="4" w:color="D9D9D9"/>
+              <w:bottom w:val="single" w:sz="4" w:color="D9D9D9"/>
+              <w:right w:val="single" w:sz="4" w:color="D9D9D9"/>
+            </w:tcBorders>
+            <w:tcMar>
+              <w:top w:w="75" w:type="dxa"/>
+              <w:bottom w:w="75" w:type="dxa"/>
+              <w:left w:w="90" w:type="dxa"/>
+              <w:right w:w="90" w:type="dxa"/>
+            </w:tcMar>
+          </w:tcPr>
+          <w:p>
+            <w:pPr>
+              <w:spacing w:after="0" w:line="240" w:lineRule="auto"/>
+            </w:pPr>
+            <w:hyperlink r:id="rId34">
+              <w:r>
+                <w:rPr>
+                  <w:color w:val="175E78"/>
+                  <w:u w:val="single"/>
+                  <w:sz w:val="20"/>
+                </w:rPr>
+                <w:t>OV2640 M0031 lens and FPC assembly</w:t>
+              </w:r>
+            </w:hyperlink>
+          </w:p>
+        </w:tc>
+        <w:tc>
+          <w:tcPr>
+            <w:tcW w:type="dxa" w:w="1512"/>
             <w:vAlign w:val="center"/>
             <w:tcBorders>
               <w:top w:val="single" w:sz="4" w:color="D9D9D9"/>
@@ -4367,7 +4095,7 @@
         </w:trPr>
         <w:tc>
           <w:tcPr>
-            <w:tcW w:type="dxa" w:w="1224"/>
+            <w:tcW w:type="dxa" w:w="605"/>
             <w:vAlign w:val="center"/>
             <w:tcBorders>
               <w:top w:val="single" w:sz="4" w:color="D9D9D9"/>
@@ -4392,46 +4120,13 @@
                 <w:b w:val="0"/>
                 <w:sz w:val="20"/>
               </w:rPr>
-              <w:t>Fingerprint</w:t>
+              <w:t>14</w:t>
             </w:r>
           </w:p>
         </w:tc>
         <w:tc>
           <w:tcPr>
-            <w:tcW w:type="dxa" w:w="3096"/>
-            <w:vAlign w:val="center"/>
-            <w:tcBorders>
-              <w:top w:val="single" w:sz="4" w:color="D9D9D9"/>
-              <w:left w:val="single" w:sz="4" w:color="D9D9D9"/>
-              <w:bottom w:val="single" w:sz="4" w:color="D9D9D9"/>
-              <w:right w:val="single" w:sz="4" w:color="D9D9D9"/>
-            </w:tcBorders>
-            <w:tcMar>
-              <w:top w:w="75" w:type="dxa"/>
-              <w:bottom w:w="75" w:type="dxa"/>
-              <w:left w:w="90" w:type="dxa"/>
-              <w:right w:w="90" w:type="dxa"/>
-            </w:tcMar>
-          </w:tcPr>
-          <w:p>
-            <w:pPr>
-              <w:spacing w:after="0" w:line="240" w:lineRule="auto"/>
-            </w:pPr>
-            <w:hyperlink r:id="rId32">
-              <w:r>
-                <w:rPr>
-                  <w:color w:val="175E78"/>
-                  <w:u w:val="single"/>
-                  <w:sz w:val="20"/>
-                </w:rPr>
-                <w:t>SparkFun FPC2534 Qwiic</w:t>
-              </w:r>
-            </w:hyperlink>
-          </w:p>
-        </w:tc>
-        <w:tc>
-          <w:tcPr>
-            <w:tcW w:type="dxa" w:w="936"/>
+            <w:tcW w:type="dxa" w:w="1699"/>
             <w:vAlign w:val="center"/>
             <w:tcBorders>
               <w:top w:val="single" w:sz="4" w:color="D9D9D9"/>
@@ -4455,13 +4150,13 @@
                 <w:b w:val="0"/>
                 <w:sz w:val="20"/>
               </w:rPr>
-              <w:t>$59.95</w:t>
+              <w:t>Fingerprint</w:t>
             </w:r>
           </w:p>
         </w:tc>
         <w:tc>
           <w:tcPr>
-            <w:tcW w:type="dxa" w:w="4104"/>
+            <w:tcW w:type="dxa" w:w="6552"/>
             <w:vAlign w:val="center"/>
             <w:tcBorders>
               <w:top w:val="single" w:sz="4" w:color="D9D9D9"/>
@@ -4480,7 +4175,7 @@
             <w:pPr>
               <w:spacing w:after="0" w:line="240" w:lineRule="auto"/>
             </w:pPr>
-            <w:hyperlink r:id="rId33">
+            <w:hyperlink r:id="rId35">
               <w:r>
                 <w:rPr>
                   <w:color w:val="175E78"/>
@@ -4494,7 +4189,7 @@
         </w:tc>
         <w:tc>
           <w:tcPr>
-            <w:tcW w:type="dxa" w:w="1008"/>
+            <w:tcW w:type="dxa" w:w="1512"/>
             <w:vAlign w:val="center"/>
             <w:tcBorders>
               <w:top w:val="single" w:sz="4" w:color="D9D9D9"/>
@@ -4529,7 +4224,7 @@
         </w:trPr>
         <w:tc>
           <w:tcPr>
-            <w:tcW w:type="dxa" w:w="1224"/>
+            <w:tcW w:type="dxa" w:w="605"/>
             <w:vAlign w:val="center"/>
             <w:tcBorders>
               <w:top w:val="single" w:sz="4" w:color="D9D9D9"/>
@@ -4554,46 +4249,13 @@
                 <w:b w:val="0"/>
                 <w:sz w:val="20"/>
               </w:rPr>
-              <w:t>Solar panel</w:t>
+              <w:t>15</w:t>
             </w:r>
           </w:p>
         </w:tc>
         <w:tc>
           <w:tcPr>
-            <w:tcW w:type="dxa" w:w="3096"/>
-            <w:vAlign w:val="center"/>
-            <w:tcBorders>
-              <w:top w:val="single" w:sz="4" w:color="D9D9D9"/>
-              <w:left w:val="single" w:sz="4" w:color="D9D9D9"/>
-              <w:bottom w:val="single" w:sz="4" w:color="D9D9D9"/>
-              <w:right w:val="single" w:sz="4" w:color="D9D9D9"/>
-            </w:tcBorders>
-            <w:tcMar>
-              <w:top w:w="75" w:type="dxa"/>
-              <w:bottom w:w="75" w:type="dxa"/>
-              <w:left w:w="90" w:type="dxa"/>
-              <w:right w:w="90" w:type="dxa"/>
-            </w:tcMar>
-          </w:tcPr>
-          <w:p>
-            <w:pPr>
-              <w:spacing w:after="0" w:line="240" w:lineRule="auto"/>
-            </w:pPr>
-            <w:hyperlink r:id="rId34">
-              <w:r>
-                <w:rPr>
-                  <w:color w:val="175E78"/>
-                  <w:u w:val="single"/>
-                  <w:sz w:val="20"/>
-                </w:rPr>
-                <w:t>Voltaic P122 panel</w:t>
-              </w:r>
-            </w:hyperlink>
-          </w:p>
-        </w:tc>
-        <w:tc>
-          <w:tcPr>
-            <w:tcW w:type="dxa" w:w="936"/>
+            <w:tcW w:type="dxa" w:w="1699"/>
             <w:vAlign w:val="center"/>
             <w:tcBorders>
               <w:top w:val="single" w:sz="4" w:color="D9D9D9"/>
@@ -4617,13 +4279,13 @@
                 <w:b w:val="0"/>
                 <w:sz w:val="20"/>
               </w:rPr>
-              <w:t>$5.95</w:t>
+              <w:t>Solar panel</w:t>
             </w:r>
           </w:p>
         </w:tc>
         <w:tc>
           <w:tcPr>
-            <w:tcW w:type="dxa" w:w="4104"/>
+            <w:tcW w:type="dxa" w:w="6552"/>
             <w:vAlign w:val="center"/>
             <w:tcBorders>
               <w:top w:val="single" w:sz="4" w:color="D9D9D9"/>
@@ -4642,21 +4304,21 @@
             <w:pPr>
               <w:spacing w:after="0" w:line="240" w:lineRule="auto"/>
             </w:pPr>
-            <w:hyperlink r:id="rId34">
+            <w:hyperlink r:id="rId24">
               <w:r>
                 <w:rPr>
                   <w:color w:val="175E78"/>
                   <w:u w:val="single"/>
                   <w:sz w:val="20"/>
                 </w:rPr>
-                <w:t>Same panel on custom device</w:t>
+                <w:t>Voltaic P122 finished panel</w:t>
               </w:r>
             </w:hyperlink>
           </w:p>
         </w:tc>
         <w:tc>
           <w:tcPr>
-            <w:tcW w:type="dxa" w:w="1008"/>
+            <w:tcW w:type="dxa" w:w="1512"/>
             <w:vAlign w:val="center"/>
             <w:tcBorders>
               <w:top w:val="single" w:sz="4" w:color="D9D9D9"/>
@@ -4691,7 +4353,7 @@
         </w:trPr>
         <w:tc>
           <w:tcPr>
-            <w:tcW w:type="dxa" w:w="1224"/>
+            <w:tcW w:type="dxa" w:w="605"/>
             <w:vAlign w:val="center"/>
             <w:tcBorders>
               <w:top w:val="single" w:sz="4" w:color="D9D9D9"/>
@@ -4716,46 +4378,13 @@
                 <w:b w:val="0"/>
                 <w:sz w:val="20"/>
               </w:rPr>
-              <w:t>Solar charger</w:t>
+              <w:t>16</w:t>
             </w:r>
           </w:p>
         </w:tc>
         <w:tc>
           <w:tcPr>
-            <w:tcW w:type="dxa" w:w="3096"/>
-            <w:vAlign w:val="center"/>
-            <w:tcBorders>
-              <w:top w:val="single" w:sz="4" w:color="D9D9D9"/>
-              <w:left w:val="single" w:sz="4" w:color="D9D9D9"/>
-              <w:bottom w:val="single" w:sz="4" w:color="D9D9D9"/>
-              <w:right w:val="single" w:sz="4" w:color="D9D9D9"/>
-            </w:tcBorders>
-            <w:tcMar>
-              <w:top w:w="75" w:type="dxa"/>
-              <w:bottom w:w="75" w:type="dxa"/>
-              <w:left w:w="90" w:type="dxa"/>
-              <w:right w:w="90" w:type="dxa"/>
-            </w:tcMar>
-          </w:tcPr>
-          <w:p>
-            <w:pPr>
-              <w:spacing w:after="0" w:line="240" w:lineRule="auto"/>
-            </w:pPr>
-            <w:hyperlink r:id="rId35">
-              <w:r>
-                <w:rPr>
-                  <w:color w:val="175E78"/>
-                  <w:u w:val="single"/>
-                  <w:sz w:val="20"/>
-                </w:rPr>
-                <w:t>Adafruit BQ24074 charger</w:t>
-              </w:r>
-            </w:hyperlink>
-          </w:p>
-        </w:tc>
-        <w:tc>
-          <w:tcPr>
-            <w:tcW w:type="dxa" w:w="936"/>
+            <w:tcW w:type="dxa" w:w="1699"/>
             <w:vAlign w:val="center"/>
             <w:tcBorders>
               <w:top w:val="single" w:sz="4" w:color="D9D9D9"/>
@@ -4779,13 +4408,13 @@
                 <w:b w:val="0"/>
                 <w:sz w:val="20"/>
               </w:rPr>
-              <w:t>$14.95</w:t>
+              <w:t>Solar charger</w:t>
             </w:r>
           </w:p>
         </w:tc>
         <w:tc>
           <w:tcPr>
-            <w:tcW w:type="dxa" w:w="4104"/>
+            <w:tcW w:type="dxa" w:w="6552"/>
             <w:vAlign w:val="center"/>
             <w:tcBorders>
               <w:top w:val="single" w:sz="4" w:color="D9D9D9"/>
@@ -4811,14 +4440,14 @@
                   <w:u w:val="single"/>
                   <w:sz w:val="20"/>
                 </w:rPr>
-                <w:t>TI BQ24074RGTR charger IC</w:t>
+                <w:t>TI BQ24074RGTR IC</w:t>
               </w:r>
             </w:hyperlink>
           </w:p>
         </w:tc>
         <w:tc>
           <w:tcPr>
-            <w:tcW w:type="dxa" w:w="1008"/>
+            <w:tcW w:type="dxa" w:w="1512"/>
             <w:vAlign w:val="center"/>
             <w:tcBorders>
               <w:top w:val="single" w:sz="4" w:color="D9D9D9"/>
@@ -4847,128 +4476,13 @@
           </w:p>
         </w:tc>
       </w:tr>
-    </w:tbl>
-    <w:p>
-      <w:pPr>
-        <w:pStyle w:val="Heading2"/>
-      </w:pPr>
-      <w:r>
-        <w:t>Camera</w:t>
-      </w:r>
-    </w:p>
-    <w:p>
-      <w:r>
-        <w:t>The $25.99 camera board uses SPI and has an onboard image buffer. The $6.99 OV2640 option includes the sensor, lens, and flexible cable; it is not a bare image sensor. Its parallel DVP interface requires different wiring and firmware. Bare sensor pricing requires an OEM quote.</w:t>
-      </w:r>
-    </w:p>
-    <w:p>
-      <w:pPr>
-        <w:pStyle w:val="Heading2"/>
-      </w:pPr>
-      <w:r>
-        <w:t>Fingerprint</w:t>
-      </w:r>
-    </w:p>
-    <w:p>
-      <w:r>
-        <w:t>The $59.95 Qwiic board and $23.85 FPC2534AP LGA component form a matched comparison. The LGA package contains a fingerprint sensor and processing system. At the published 25-unit tier, prices are $53.96 per board and $20.1156 per LGA component; 30 units would be $1,618.80 or $603.47 before tax and shipping.</w:t>
-      </w:r>
-    </w:p>
-    <w:p>
-      <w:r>
-        <w:t xml:space="preserve">A lower-cost prototype option is the </w:t>
-      </w:r>
-      <w:hyperlink r:id="rId37">
-        <w:r>
-          <w:rPr>
-            <w:color w:val="175E78"/>
-            <w:u w:val="single"/>
-          </w:rPr>
-          <w:t>Adafruit optical UART fingerprint module</w:t>
-        </w:r>
-      </w:hyperlink>
-      <w:r>
-        <w:t xml:space="preserve"> at $19.95. It is a different, bulkier assembly. Fingerprint matching by itself does not enable or certify payments.</w:t>
-      </w:r>
-    </w:p>
-    <w:p>
-      <w:pPr>
-        <w:pStyle w:val="Heading2"/>
-      </w:pPr>
-      <w:r>
-        <w:t>Solar panel and charging</w:t>
-      </w:r>
-    </w:p>
-    <w:p>
-      <w:r>
-        <w:t>The $5.95 panel measures 52 × 52 × 3.1 mm and is rated about 0.3 W outdoors, with approximately 5.9 V and 50 mA at maximum power. It may be too large for a small wearable face. Actual harvested energy depends on light and orientation; indoor output will be much lower.</w:t>
-      </w:r>
-    </w:p>
-    <w:p>
-      <w:r>
-        <w:t xml:space="preserve">The panel plus charger board costs $20.90 before the battery. On a custom PCB, the same panel plus the $2.43 charger IC costs $8.38 before support circuitry. The BQ24074 board is intended for 6–7 V panels; validate this panel pairing, charge current, and battery protection on the bench. </w:t>
-      </w:r>
-      <w:hyperlink r:id="rId38">
-        <w:r>
-          <w:rPr>
-            <w:color w:val="175E78"/>
-            <w:u w:val="single"/>
-          </w:rPr>
-          <w:t>Panel dimensions and electrical data</w:t>
-        </w:r>
-      </w:hyperlink>
-    </w:p>
-    <w:p>
-      <w:r>
-        <w:t>For a 30-device build, the charger IC’s published 25-unit tier is $1.6496 each. These price tiers are useful planning references; they do not establish a complete manufacturing cost or stock allocation.</w:t>
-      </w:r>
-    </w:p>
-    <w:p>
-      <w:r>
-        <w:br w:type="page"/>
-      </w:r>
-    </w:p>
-    <w:p>
-      <w:pPr>
-        <w:pStyle w:val="Heading1"/>
-      </w:pPr>
-      <w:r>
-        <w:t>4 Calls texts and contactless payments</w:t>
-      </w:r>
-    </w:p>
-    <w:p>
-      <w:r>
-        <w:t>The cellular addition is for placing and receiving calls and texts. The payment addition is for the wearer to pay at contactless terminals. Both require service enablement beyond purchasing electronics.</w:t>
-      </w:r>
-    </w:p>
-    <w:p>
-      <w:pPr>
-        <w:pStyle w:val="Heading2"/>
-      </w:pPr>
-      <w:r>
-        <w:t>Cellular voice and SMS</w:t>
-      </w:r>
-    </w:p>
-    <w:tbl>
-      <w:tblPr>
-        <w:tblW w:type="auto" w:w="0"/>
-        <w:jc w:val="center"/>
-        <w:tblLayout w:type="fixed"/>
-        <w:tblLook w:firstColumn="1" w:firstRow="1" w:lastColumn="0" w:lastRow="0" w:noHBand="0" w:noVBand="1" w:val="04A0"/>
-      </w:tblPr>
-      <w:tblGrid>
-        <w:gridCol w:w="2160"/>
-        <w:gridCol w:w="6120"/>
-        <w:gridCol w:w="2088"/>
-      </w:tblGrid>
       <w:tr>
         <w:trPr>
-          <w:tblHeader/>
           <w:cantSplit/>
         </w:trPr>
         <w:tc>
           <w:tcPr>
-            <w:tcW w:type="dxa" w:w="2160"/>
+            <w:tcW w:type="dxa" w:w="605"/>
             <w:vAlign w:val="center"/>
             <w:tcBorders>
               <w:top w:val="single" w:sz="4" w:color="D9D9D9"/>
@@ -4982,91 +4496,24 @@
               <w:left w:w="90" w:type="dxa"/>
               <w:right w:w="90" w:type="dxa"/>
             </w:tcMar>
-            <w:shd w:fill="E8EEF1"/>
           </w:tcPr>
           <w:p>
             <w:pPr>
               <w:spacing w:after="0" w:line="240" w:lineRule="auto"/>
+              <w:jc w:val="center"/>
             </w:pPr>
             <w:r>
               <w:rPr>
-                <w:b/>
+                <w:b w:val="0"/>
                 <w:sz w:val="20"/>
               </w:rPr>
-              <w:t>Implementation</w:t>
+              <w:t>17</w:t>
             </w:r>
           </w:p>
         </w:tc>
         <w:tc>
           <w:tcPr>
-            <w:tcW w:type="dxa" w:w="6120"/>
-            <w:vAlign w:val="center"/>
-            <w:tcBorders>
-              <w:top w:val="single" w:sz="4" w:color="D9D9D9"/>
-              <w:left w:val="single" w:sz="4" w:color="D9D9D9"/>
-              <w:bottom w:val="single" w:sz="4" w:color="D9D9D9"/>
-              <w:right w:val="single" w:sz="4" w:color="D9D9D9"/>
-            </w:tcBorders>
-            <w:tcMar>
-              <w:top w:w="75" w:type="dxa"/>
-              <w:bottom w:w="75" w:type="dxa"/>
-              <w:left w:w="90" w:type="dxa"/>
-              <w:right w:w="90" w:type="dxa"/>
-            </w:tcMar>
-            <w:shd w:fill="E8EEF1"/>
-          </w:tcPr>
-          <w:p>
-            <w:pPr>
-              <w:spacing w:after="0" w:line="240" w:lineRule="auto"/>
-            </w:pPr>
-            <w:r>
-              <w:rPr>
-                <w:b/>
-                <w:sz w:val="20"/>
-              </w:rPr>
-              <w:t>Linked hardware</w:t>
-            </w:r>
-          </w:p>
-        </w:tc>
-        <w:tc>
-          <w:tcPr>
-            <w:tcW w:type="dxa" w:w="2088"/>
-            <w:vAlign w:val="center"/>
-            <w:tcBorders>
-              <w:top w:val="single" w:sz="4" w:color="D9D9D9"/>
-              <w:left w:val="single" w:sz="4" w:color="D9D9D9"/>
-              <w:bottom w:val="single" w:sz="4" w:color="D9D9D9"/>
-              <w:right w:val="single" w:sz="4" w:color="D9D9D9"/>
-            </w:tcBorders>
-            <w:tcMar>
-              <w:top w:w="75" w:type="dxa"/>
-              <w:bottom w:w="75" w:type="dxa"/>
-              <w:left w:w="90" w:type="dxa"/>
-              <w:right w:w="90" w:type="dxa"/>
-            </w:tcMar>
-            <w:shd w:fill="E8EEF1"/>
-          </w:tcPr>
-          <w:p>
-            <w:pPr>
-              <w:spacing w:after="0" w:line="240" w:lineRule="auto"/>
-            </w:pPr>
-            <w:r>
-              <w:rPr>
-                <w:b/>
-                <w:sz w:val="20"/>
-              </w:rPr>
-              <w:t>Public unit price</w:t>
-            </w:r>
-          </w:p>
-        </w:tc>
-      </w:tr>
-      <w:tr>
-        <w:trPr>
-          <w:cantSplit/>
-        </w:trPr>
-        <w:tc>
-          <w:tcPr>
-            <w:tcW w:type="dxa" w:w="2160"/>
+            <w:tcW w:type="dxa" w:w="1699"/>
             <w:vAlign w:val="center"/>
             <w:tcBorders>
               <w:top w:val="single" w:sz="4" w:color="D9D9D9"/>
@@ -5090,13 +4537,271 @@
                 <w:b w:val="0"/>
                 <w:sz w:val="20"/>
               </w:rPr>
-              <w:t>Prototype board</w:t>
+              <w:t>Calls and texts</w:t>
             </w:r>
           </w:p>
         </w:tc>
         <w:tc>
           <w:tcPr>
-            <w:tcW w:type="dxa" w:w="6120"/>
+            <w:tcW w:type="dxa" w:w="6552"/>
+            <w:vAlign w:val="center"/>
+            <w:tcBorders>
+              <w:top w:val="single" w:sz="4" w:color="D9D9D9"/>
+              <w:left w:val="single" w:sz="4" w:color="D9D9D9"/>
+              <w:bottom w:val="single" w:sz="4" w:color="D9D9D9"/>
+              <w:right w:val="single" w:sz="4" w:color="D9D9D9"/>
+            </w:tcBorders>
+            <w:tcMar>
+              <w:top w:w="75" w:type="dxa"/>
+              <w:bottom w:w="75" w:type="dxa"/>
+              <w:left w:w="90" w:type="dxa"/>
+              <w:right w:w="90" w:type="dxa"/>
+            </w:tcMar>
+          </w:tcPr>
+          <w:p>
+            <w:pPr>
+              <w:spacing w:after="0" w:line="240" w:lineRule="auto"/>
+            </w:pPr>
+            <w:hyperlink r:id="rId37">
+              <w:r>
+                <w:rPr>
+                  <w:color w:val="175E78"/>
+                  <w:u w:val="single"/>
+                  <w:sz w:val="20"/>
+                </w:rPr>
+                <w:t>SIMCom SIM7600NA-H modem module</w:t>
+              </w:r>
+            </w:hyperlink>
+          </w:p>
+        </w:tc>
+        <w:tc>
+          <w:tcPr>
+            <w:tcW w:type="dxa" w:w="1512"/>
+            <w:vAlign w:val="center"/>
+            <w:tcBorders>
+              <w:top w:val="single" w:sz="4" w:color="D9D9D9"/>
+              <w:left w:val="single" w:sz="4" w:color="D9D9D9"/>
+              <w:bottom w:val="single" w:sz="4" w:color="D9D9D9"/>
+              <w:right w:val="single" w:sz="4" w:color="D9D9D9"/>
+            </w:tcBorders>
+            <w:tcMar>
+              <w:top w:w="75" w:type="dxa"/>
+              <w:bottom w:w="75" w:type="dxa"/>
+              <w:left w:w="90" w:type="dxa"/>
+              <w:right w:w="90" w:type="dxa"/>
+            </w:tcMar>
+          </w:tcPr>
+          <w:p>
+            <w:pPr>
+              <w:spacing w:after="0" w:line="240" w:lineRule="auto"/>
+            </w:pPr>
+            <w:r>
+              <w:rPr>
+                <w:b w:val="0"/>
+                <w:sz w:val="20"/>
+              </w:rPr>
+              <w:t>$42.71</w:t>
+            </w:r>
+          </w:p>
+        </w:tc>
+      </w:tr>
+      <w:tr>
+        <w:trPr>
+          <w:cantSplit/>
+        </w:trPr>
+        <w:tc>
+          <w:tcPr>
+            <w:tcW w:type="dxa" w:w="605"/>
+            <w:vAlign w:val="center"/>
+            <w:tcBorders>
+              <w:top w:val="single" w:sz="4" w:color="D9D9D9"/>
+              <w:left w:val="single" w:sz="4" w:color="D9D9D9"/>
+              <w:bottom w:val="single" w:sz="4" w:color="D9D9D9"/>
+              <w:right w:val="single" w:sz="4" w:color="D9D9D9"/>
+            </w:tcBorders>
+            <w:tcMar>
+              <w:top w:w="75" w:type="dxa"/>
+              <w:bottom w:w="75" w:type="dxa"/>
+              <w:left w:w="90" w:type="dxa"/>
+              <w:right w:w="90" w:type="dxa"/>
+            </w:tcMar>
+          </w:tcPr>
+          <w:p>
+            <w:pPr>
+              <w:spacing w:after="0" w:line="240" w:lineRule="auto"/>
+              <w:jc w:val="center"/>
+            </w:pPr>
+            <w:r>
+              <w:rPr>
+                <w:b w:val="0"/>
+                <w:sz w:val="20"/>
+              </w:rPr>
+              <w:t>18</w:t>
+            </w:r>
+          </w:p>
+        </w:tc>
+        <w:tc>
+          <w:tcPr>
+            <w:tcW w:type="dxa" w:w="1699"/>
+            <w:vAlign w:val="center"/>
+            <w:tcBorders>
+              <w:top w:val="single" w:sz="4" w:color="D9D9D9"/>
+              <w:left w:val="single" w:sz="4" w:color="D9D9D9"/>
+              <w:bottom w:val="single" w:sz="4" w:color="D9D9D9"/>
+              <w:right w:val="single" w:sz="4" w:color="D9D9D9"/>
+            </w:tcBorders>
+            <w:tcMar>
+              <w:top w:w="75" w:type="dxa"/>
+              <w:bottom w:w="75" w:type="dxa"/>
+              <w:left w:w="90" w:type="dxa"/>
+              <w:right w:w="90" w:type="dxa"/>
+            </w:tcMar>
+          </w:tcPr>
+          <w:p>
+            <w:pPr>
+              <w:spacing w:after="0" w:line="240" w:lineRule="auto"/>
+            </w:pPr>
+            <w:r>
+              <w:rPr>
+                <w:b w:val="0"/>
+                <w:sz w:val="20"/>
+              </w:rPr>
+              <w:t>Payments</w:t>
+            </w:r>
+          </w:p>
+        </w:tc>
+        <w:tc>
+          <w:tcPr>
+            <w:tcW w:type="dxa" w:w="6552"/>
+            <w:vAlign w:val="center"/>
+            <w:tcBorders>
+              <w:top w:val="single" w:sz="4" w:color="D9D9D9"/>
+              <w:left w:val="single" w:sz="4" w:color="D9D9D9"/>
+              <w:bottom w:val="single" w:sz="4" w:color="D9D9D9"/>
+              <w:right w:val="single" w:sz="4" w:color="D9D9D9"/>
+            </w:tcBorders>
+            <w:tcMar>
+              <w:top w:w="75" w:type="dxa"/>
+              <w:bottom w:w="75" w:type="dxa"/>
+              <w:left w:w="90" w:type="dxa"/>
+              <w:right w:w="90" w:type="dxa"/>
+            </w:tcMar>
+          </w:tcPr>
+          <w:p>
+            <w:pPr>
+              <w:spacing w:after="0" w:line="240" w:lineRule="auto"/>
+            </w:pPr>
+            <w:hyperlink r:id="rId38">
+              <w:r>
+                <w:rPr>
+                  <w:color w:val="175E78"/>
+                  <w:u w:val="single"/>
+                  <w:sz w:val="20"/>
+                </w:rPr>
+                <w:t>Infineon SECORA Pay W chip or module</w:t>
+              </w:r>
+            </w:hyperlink>
+          </w:p>
+        </w:tc>
+        <w:tc>
+          <w:tcPr>
+            <w:tcW w:type="dxa" w:w="1512"/>
+            <w:vAlign w:val="center"/>
+            <w:tcBorders>
+              <w:top w:val="single" w:sz="4" w:color="D9D9D9"/>
+              <w:left w:val="single" w:sz="4" w:color="D9D9D9"/>
+              <w:bottom w:val="single" w:sz="4" w:color="D9D9D9"/>
+              <w:right w:val="single" w:sz="4" w:color="D9D9D9"/>
+            </w:tcBorders>
+            <w:tcMar>
+              <w:top w:w="75" w:type="dxa"/>
+              <w:bottom w:w="75" w:type="dxa"/>
+              <w:left w:w="90" w:type="dxa"/>
+              <w:right w:w="90" w:type="dxa"/>
+            </w:tcMar>
+          </w:tcPr>
+          <w:p>
+            <w:pPr>
+              <w:spacing w:after="0" w:line="240" w:lineRule="auto"/>
+            </w:pPr>
+            <w:r>
+              <w:rPr>
+                <w:b w:val="0"/>
+                <w:sz w:val="20"/>
+              </w:rPr>
+              <w:t>Quote needed</w:t>
+            </w:r>
+          </w:p>
+        </w:tc>
+      </w:tr>
+      <w:tr>
+        <w:trPr>
+          <w:cantSplit/>
+        </w:trPr>
+        <w:tc>
+          <w:tcPr>
+            <w:tcW w:type="dxa" w:w="605"/>
+            <w:vAlign w:val="center"/>
+            <w:tcBorders>
+              <w:top w:val="single" w:sz="4" w:color="D9D9D9"/>
+              <w:left w:val="single" w:sz="4" w:color="D9D9D9"/>
+              <w:bottom w:val="single" w:sz="4" w:color="D9D9D9"/>
+              <w:right w:val="single" w:sz="4" w:color="D9D9D9"/>
+            </w:tcBorders>
+            <w:tcMar>
+              <w:top w:w="75" w:type="dxa"/>
+              <w:bottom w:w="75" w:type="dxa"/>
+              <w:left w:w="90" w:type="dxa"/>
+              <w:right w:w="90" w:type="dxa"/>
+            </w:tcMar>
+          </w:tcPr>
+          <w:p>
+            <w:pPr>
+              <w:spacing w:after="0" w:line="240" w:lineRule="auto"/>
+              <w:jc w:val="center"/>
+            </w:pPr>
+            <w:r>
+              <w:rPr>
+                <w:b w:val="0"/>
+                <w:sz w:val="20"/>
+              </w:rPr>
+              <w:t>19</w:t>
+            </w:r>
+          </w:p>
+        </w:tc>
+        <w:tc>
+          <w:tcPr>
+            <w:tcW w:type="dxa" w:w="1699"/>
+            <w:vAlign w:val="center"/>
+            <w:tcBorders>
+              <w:top w:val="single" w:sz="4" w:color="D9D9D9"/>
+              <w:left w:val="single" w:sz="4" w:color="D9D9D9"/>
+              <w:bottom w:val="single" w:sz="4" w:color="D9D9D9"/>
+              <w:right w:val="single" w:sz="4" w:color="D9D9D9"/>
+            </w:tcBorders>
+            <w:tcMar>
+              <w:top w:w="75" w:type="dxa"/>
+              <w:bottom w:w="75" w:type="dxa"/>
+              <w:left w:w="90" w:type="dxa"/>
+              <w:right w:w="90" w:type="dxa"/>
+            </w:tcMar>
+          </w:tcPr>
+          <w:p>
+            <w:pPr>
+              <w:spacing w:after="0" w:line="240" w:lineRule="auto"/>
+            </w:pPr>
+            <w:r>
+              <w:rPr>
+                <w:b w:val="0"/>
+                <w:sz w:val="20"/>
+              </w:rPr>
+              <w:t>PCB fabrication</w:t>
+            </w:r>
+          </w:p>
+        </w:tc>
+        <w:tc>
+          <w:tcPr>
+            <w:tcW w:type="dxa" w:w="6552"/>
             <w:vAlign w:val="center"/>
             <w:tcBorders>
               <w:top w:val="single" w:sz="4" w:color="D9D9D9"/>
@@ -5122,14 +4827,14 @@
                   <w:u w:val="single"/>
                   <w:sz w:val="20"/>
                 </w:rPr>
-                <w:t>Waveshare SIM7600NA-H 4G HAT</w:t>
+                <w:t>4-layer PCB • 32 mm • 0.8 mm thick</w:t>
               </w:r>
             </w:hyperlink>
           </w:p>
         </w:tc>
         <w:tc>
           <w:tcPr>
-            <w:tcW w:type="dxa" w:w="2088"/>
+            <w:tcW w:type="dxa" w:w="1512"/>
             <w:vAlign w:val="center"/>
             <w:tcBorders>
               <w:top w:val="single" w:sz="4" w:color="D9D9D9"/>
@@ -5153,478 +4858,54 @@
                 <w:b w:val="0"/>
                 <w:sz w:val="20"/>
               </w:rPr>
-              <w:t>$84.99 USD</w:t>
-            </w:r>
-          </w:p>
-        </w:tc>
-      </w:tr>
-      <w:tr>
-        <w:trPr>
-          <w:cantSplit/>
-        </w:trPr>
-        <w:tc>
-          <w:tcPr>
-            <w:tcW w:type="dxa" w:w="2160"/>
-            <w:vAlign w:val="center"/>
-            <w:tcBorders>
-              <w:top w:val="single" w:sz="4" w:color="D9D9D9"/>
-              <w:left w:val="single" w:sz="4" w:color="D9D9D9"/>
-              <w:bottom w:val="single" w:sz="4" w:color="D9D9D9"/>
-              <w:right w:val="single" w:sz="4" w:color="D9D9D9"/>
-            </w:tcBorders>
-            <w:tcMar>
-              <w:top w:w="75" w:type="dxa"/>
-              <w:bottom w:w="75" w:type="dxa"/>
-              <w:left w:w="90" w:type="dxa"/>
-              <w:right w:w="90" w:type="dxa"/>
-            </w:tcMar>
-          </w:tcPr>
-          <w:p>
-            <w:pPr>
-              <w:spacing w:after="0" w:line="240" w:lineRule="auto"/>
-            </w:pPr>
-            <w:r>
-              <w:rPr>
-                <w:b w:val="0"/>
-                <w:sz w:val="20"/>
-              </w:rPr>
-              <w:t>Solder-down module</w:t>
-            </w:r>
-          </w:p>
-        </w:tc>
-        <w:tc>
-          <w:tcPr>
-            <w:tcW w:type="dxa" w:w="6120"/>
-            <w:vAlign w:val="center"/>
-            <w:tcBorders>
-              <w:top w:val="single" w:sz="4" w:color="D9D9D9"/>
-              <w:left w:val="single" w:sz="4" w:color="D9D9D9"/>
-              <w:bottom w:val="single" w:sz="4" w:color="D9D9D9"/>
-              <w:right w:val="single" w:sz="4" w:color="D9D9D9"/>
-            </w:tcBorders>
-            <w:tcMar>
-              <w:top w:w="75" w:type="dxa"/>
-              <w:bottom w:w="75" w:type="dxa"/>
-              <w:left w:w="90" w:type="dxa"/>
-              <w:right w:w="90" w:type="dxa"/>
-            </w:tcMar>
-          </w:tcPr>
-          <w:p>
-            <w:pPr>
-              <w:spacing w:after="0" w:line="240" w:lineRule="auto"/>
-            </w:pPr>
-            <w:hyperlink r:id="rId40">
-              <w:r>
-                <w:rPr>
-                  <w:color w:val="175E78"/>
-                  <w:u w:val="single"/>
-                  <w:sz w:val="20"/>
-                </w:rPr>
-                <w:t>SIMCom SIM7600NA-H at LCSC</w:t>
-              </w:r>
-            </w:hyperlink>
-          </w:p>
-        </w:tc>
-        <w:tc>
-          <w:tcPr>
-            <w:tcW w:type="dxa" w:w="2088"/>
-            <w:vAlign w:val="center"/>
-            <w:tcBorders>
-              <w:top w:val="single" w:sz="4" w:color="D9D9D9"/>
-              <w:left w:val="single" w:sz="4" w:color="D9D9D9"/>
-              <w:bottom w:val="single" w:sz="4" w:color="D9D9D9"/>
-              <w:right w:val="single" w:sz="4" w:color="D9D9D9"/>
-            </w:tcBorders>
-            <w:tcMar>
-              <w:top w:w="75" w:type="dxa"/>
-              <w:bottom w:w="75" w:type="dxa"/>
-              <w:left w:w="90" w:type="dxa"/>
-              <w:right w:w="90" w:type="dxa"/>
-            </w:tcMar>
-          </w:tcPr>
-          <w:p>
-            <w:pPr>
-              <w:spacing w:after="0" w:line="240" w:lineRule="auto"/>
-            </w:pPr>
-            <w:r>
-              <w:rPr>
-                <w:b w:val="0"/>
-                <w:sz w:val="20"/>
-              </w:rPr>
-              <w:t>$42.71 USD</w:t>
+              <w:t>~$8 each</w:t>
+              <w:br/>
+              <w:t>~$240 / 30</w:t>
             </w:r>
           </w:p>
         </w:tc>
       </w:tr>
     </w:tbl>
     <w:p>
-      <w:r/>
+      <w:pPr>
+        <w:spacing w:before="140"/>
+      </w:pPr>
+      <w:r>
+        <w:rPr>
+          <w:b/>
+        </w:rPr>
+        <w:t>Bluetooth:</w:t>
+      </w:r>
+      <w:r>
+        <w:t xml:space="preserve"> the $7 module is a candidate with an onboard antenna, costing $210 for 30 before the listing’s $25 shipping charge. It supports BLE, not Classic Bluetooth/A2DP. Items 8 and 9 are prototype test boards and are excluded here; item 17 is the separate voice/SMS modem candidate.</w:t>
+      </w:r>
     </w:p>
     <w:p>
       <w:r>
-        <w:t xml:space="preserve">The HAT exposes the modem for prototyping and includes the board interfaces. The solder-down part is a cellular modem module, not a single bare IC; a custom product still needs a SIM interface, antennas, power supply, audio interfaces, PCB, and integration. </w:t>
+        <w:t xml:space="preserve">PCB: $240 is a planning allowance for 30 bare 0.8 mm boards, excluding components, soldering/assembly, shipping, and tax. For comparison, </w:t>
       </w:r>
-      <w:hyperlink r:id="rId41">
+      <w:hyperlink r:id="rId40">
         <w:r>
           <w:rPr>
             <w:color w:val="175E78"/>
             <w:u w:val="single"/>
           </w:rPr>
-          <w:t>SIMCom SIM7600-H family specifications</w:t>
+          <w:t>OSH Park’s published four-layer rate</w:t>
         </w:r>
       </w:hyperlink>
-    </w:p>
-    <w:p>
       <w:r>
-        <w:t>A phone number comes from a carrier’s voice/SMS subscription. Verify that the chosen carrier supports this exact module, firmware, and VoLTE service before ordering 30. A data-only SIM does not establish calling support. Treat SIM activation and recurring service as a separate carrier quote.</w:t>
+        <w:t xml:space="preserve"> gives about $158.72 for 30 at a 32 × 32 mm bounding size, but at 1.6 mm thickness. Final cost needs routed Gerbers and a supplier quote.</w:t>
       </w:r>
     </w:p>
     <w:p>
       <w:r>
-        <w:t>The LCSC one-unit listing was $42.7074, rounded above; its 10-unit tier was $41.6486, but only two units were shown in stock. The HAT is about 56 × 65 mm and the module about 30 × 30 mm, so these are development candidates requiring a size and power review for a wearable.</w:t>
+        <w:rPr>
+          <w:b/>
+        </w:rPr>
+        <w:t>Integration:</w:t>
       </w:r>
-    </w:p>
-    <w:p>
-      <w:pPr>
-        <w:pStyle w:val="Heading2"/>
-      </w:pPr>
       <w:r>
-        <w:t>Contactless payment hardware</w:t>
-      </w:r>
-    </w:p>
-    <w:tbl>
-      <w:tblPr>
-        <w:tblW w:type="auto" w:w="0"/>
-        <w:jc w:val="center"/>
-        <w:tblLayout w:type="fixed"/>
-        <w:tblLook w:firstColumn="1" w:firstRow="1" w:lastColumn="0" w:lastRow="0" w:noHBand="0" w:noVBand="1" w:val="04A0"/>
-      </w:tblPr>
-      <w:tblGrid>
-        <w:gridCol w:w="2160"/>
-        <w:gridCol w:w="6120"/>
-        <w:gridCol w:w="2088"/>
-      </w:tblGrid>
-      <w:tr>
-        <w:trPr>
-          <w:tblHeader/>
-          <w:cantSplit/>
-        </w:trPr>
-        <w:tc>
-          <w:tcPr>
-            <w:tcW w:type="dxa" w:w="2160"/>
-            <w:vAlign w:val="center"/>
-            <w:tcBorders>
-              <w:top w:val="single" w:sz="4" w:color="D9D9D9"/>
-              <w:left w:val="single" w:sz="4" w:color="D9D9D9"/>
-              <w:bottom w:val="single" w:sz="4" w:color="D9D9D9"/>
-              <w:right w:val="single" w:sz="4" w:color="D9D9D9"/>
-            </w:tcBorders>
-            <w:tcMar>
-              <w:top w:w="75" w:type="dxa"/>
-              <w:bottom w:w="75" w:type="dxa"/>
-              <w:left w:w="90" w:type="dxa"/>
-              <w:right w:w="90" w:type="dxa"/>
-            </w:tcMar>
-            <w:shd w:fill="E8EEF1"/>
-          </w:tcPr>
-          <w:p>
-            <w:pPr>
-              <w:spacing w:after="0" w:line="240" w:lineRule="auto"/>
-            </w:pPr>
-            <w:r>
-              <w:rPr>
-                <w:b/>
-                <w:sz w:val="20"/>
-              </w:rPr>
-              <w:t>Implementation</w:t>
-            </w:r>
-          </w:p>
-        </w:tc>
-        <w:tc>
-          <w:tcPr>
-            <w:tcW w:type="dxa" w:w="6120"/>
-            <w:vAlign w:val="center"/>
-            <w:tcBorders>
-              <w:top w:val="single" w:sz="4" w:color="D9D9D9"/>
-              <w:left w:val="single" w:sz="4" w:color="D9D9D9"/>
-              <w:bottom w:val="single" w:sz="4" w:color="D9D9D9"/>
-              <w:right w:val="single" w:sz="4" w:color="D9D9D9"/>
-            </w:tcBorders>
-            <w:tcMar>
-              <w:top w:w="75" w:type="dxa"/>
-              <w:bottom w:w="75" w:type="dxa"/>
-              <w:left w:w="90" w:type="dxa"/>
-              <w:right w:w="90" w:type="dxa"/>
-            </w:tcMar>
-            <w:shd w:fill="E8EEF1"/>
-          </w:tcPr>
-          <w:p>
-            <w:pPr>
-              <w:spacing w:after="0" w:line="240" w:lineRule="auto"/>
-            </w:pPr>
-            <w:r>
-              <w:rPr>
-                <w:b/>
-                <w:sz w:val="20"/>
-              </w:rPr>
-              <w:t>Linked product</w:t>
-            </w:r>
-          </w:p>
-        </w:tc>
-        <w:tc>
-          <w:tcPr>
-            <w:tcW w:type="dxa" w:w="2088"/>
-            <w:vAlign w:val="center"/>
-            <w:tcBorders>
-              <w:top w:val="single" w:sz="4" w:color="D9D9D9"/>
-              <w:left w:val="single" w:sz="4" w:color="D9D9D9"/>
-              <w:bottom w:val="single" w:sz="4" w:color="D9D9D9"/>
-              <w:right w:val="single" w:sz="4" w:color="D9D9D9"/>
-            </w:tcBorders>
-            <w:tcMar>
-              <w:top w:w="75" w:type="dxa"/>
-              <w:bottom w:w="75" w:type="dxa"/>
-              <w:left w:w="90" w:type="dxa"/>
-              <w:right w:w="90" w:type="dxa"/>
-            </w:tcMar>
-            <w:shd w:fill="E8EEF1"/>
-          </w:tcPr>
-          <w:p>
-            <w:pPr>
-              <w:spacing w:after="0" w:line="240" w:lineRule="auto"/>
-            </w:pPr>
-            <w:r>
-              <w:rPr>
-                <w:b/>
-                <w:sz w:val="20"/>
-              </w:rPr>
-              <w:t>Price status</w:t>
-            </w:r>
-          </w:p>
-        </w:tc>
-      </w:tr>
-      <w:tr>
-        <w:trPr>
-          <w:cantSplit/>
-        </w:trPr>
-        <w:tc>
-          <w:tcPr>
-            <w:tcW w:type="dxa" w:w="2160"/>
-            <w:vAlign w:val="center"/>
-            <w:tcBorders>
-              <w:top w:val="single" w:sz="4" w:color="D9D9D9"/>
-              <w:left w:val="single" w:sz="4" w:color="D9D9D9"/>
-              <w:bottom w:val="single" w:sz="4" w:color="D9D9D9"/>
-              <w:right w:val="single" w:sz="4" w:color="D9D9D9"/>
-            </w:tcBorders>
-            <w:tcMar>
-              <w:top w:w="75" w:type="dxa"/>
-              <w:bottom w:w="75" w:type="dxa"/>
-              <w:left w:w="90" w:type="dxa"/>
-              <w:right w:w="90" w:type="dxa"/>
-            </w:tcMar>
-          </w:tcPr>
-          <w:p>
-            <w:pPr>
-              <w:spacing w:after="0" w:line="240" w:lineRule="auto"/>
-            </w:pPr>
-            <w:r>
-              <w:rPr>
-                <w:b w:val="0"/>
-                <w:sz w:val="20"/>
-              </w:rPr>
-              <w:t>Payment chip or module</w:t>
-            </w:r>
-          </w:p>
-        </w:tc>
-        <w:tc>
-          <w:tcPr>
-            <w:tcW w:type="dxa" w:w="6120"/>
-            <w:vAlign w:val="center"/>
-            <w:tcBorders>
-              <w:top w:val="single" w:sz="4" w:color="D9D9D9"/>
-              <w:left w:val="single" w:sz="4" w:color="D9D9D9"/>
-              <w:bottom w:val="single" w:sz="4" w:color="D9D9D9"/>
-              <w:right w:val="single" w:sz="4" w:color="D9D9D9"/>
-            </w:tcBorders>
-            <w:tcMar>
-              <w:top w:w="75" w:type="dxa"/>
-              <w:bottom w:w="75" w:type="dxa"/>
-              <w:left w:w="90" w:type="dxa"/>
-              <w:right w:w="90" w:type="dxa"/>
-            </w:tcMar>
-          </w:tcPr>
-          <w:p>
-            <w:pPr>
-              <w:spacing w:after="0" w:line="240" w:lineRule="auto"/>
-            </w:pPr>
-            <w:hyperlink r:id="rId42">
-              <w:r>
-                <w:rPr>
-                  <w:color w:val="175E78"/>
-                  <w:u w:val="single"/>
-                  <w:sz w:val="20"/>
-                </w:rPr>
-                <w:t>Infineon SECORA Pay W</w:t>
-              </w:r>
-            </w:hyperlink>
-          </w:p>
-        </w:tc>
-        <w:tc>
-          <w:tcPr>
-            <w:tcW w:type="dxa" w:w="2088"/>
-            <w:vAlign w:val="center"/>
-            <w:tcBorders>
-              <w:top w:val="single" w:sz="4" w:color="D9D9D9"/>
-              <w:left w:val="single" w:sz="4" w:color="D9D9D9"/>
-              <w:bottom w:val="single" w:sz="4" w:color="D9D9D9"/>
-              <w:right w:val="single" w:sz="4" w:color="D9D9D9"/>
-            </w:tcBorders>
-            <w:tcMar>
-              <w:top w:w="75" w:type="dxa"/>
-              <w:bottom w:w="75" w:type="dxa"/>
-              <w:left w:w="90" w:type="dxa"/>
-              <w:right w:w="90" w:type="dxa"/>
-            </w:tcMar>
-          </w:tcPr>
-          <w:p>
-            <w:pPr>
-              <w:spacing w:after="0" w:line="240" w:lineRule="auto"/>
-            </w:pPr>
-            <w:r>
-              <w:rPr>
-                <w:b w:val="0"/>
-                <w:sz w:val="20"/>
-              </w:rPr>
-              <w:t>Supplier quote required</w:t>
-            </w:r>
-          </w:p>
-        </w:tc>
-      </w:tr>
-      <w:tr>
-        <w:trPr>
-          <w:cantSplit/>
-        </w:trPr>
-        <w:tc>
-          <w:tcPr>
-            <w:tcW w:type="dxa" w:w="2160"/>
-            <w:vAlign w:val="center"/>
-            <w:tcBorders>
-              <w:top w:val="single" w:sz="4" w:color="D9D9D9"/>
-              <w:left w:val="single" w:sz="4" w:color="D9D9D9"/>
-              <w:bottom w:val="single" w:sz="4" w:color="D9D9D9"/>
-              <w:right w:val="single" w:sz="4" w:color="D9D9D9"/>
-            </w:tcBorders>
-            <w:tcMar>
-              <w:top w:w="75" w:type="dxa"/>
-              <w:bottom w:w="75" w:type="dxa"/>
-              <w:left w:w="90" w:type="dxa"/>
-              <w:right w:w="90" w:type="dxa"/>
-            </w:tcMar>
-          </w:tcPr>
-          <w:p>
-            <w:pPr>
-              <w:spacing w:after="0" w:line="240" w:lineRule="auto"/>
-            </w:pPr>
-            <w:r>
-              <w:rPr>
-                <w:b w:val="0"/>
-                <w:sz w:val="20"/>
-              </w:rPr>
-              <w:t>Working sample hardware</w:t>
-            </w:r>
-          </w:p>
-        </w:tc>
-        <w:tc>
-          <w:tcPr>
-            <w:tcW w:type="dxa" w:w="6120"/>
-            <w:vAlign w:val="center"/>
-            <w:tcBorders>
-              <w:top w:val="single" w:sz="4" w:color="D9D9D9"/>
-              <w:left w:val="single" w:sz="4" w:color="D9D9D9"/>
-              <w:bottom w:val="single" w:sz="4" w:color="D9D9D9"/>
-              <w:right w:val="single" w:sz="4" w:color="D9D9D9"/>
-            </w:tcBorders>
-            <w:tcMar>
-              <w:top w:w="75" w:type="dxa"/>
-              <w:bottom w:w="75" w:type="dxa"/>
-              <w:left w:w="90" w:type="dxa"/>
-              <w:right w:w="90" w:type="dxa"/>
-            </w:tcMar>
-          </w:tcPr>
-          <w:p>
-            <w:pPr>
-              <w:spacing w:after="0" w:line="240" w:lineRule="auto"/>
-            </w:pPr>
-            <w:hyperlink r:id="rId43">
-              <w:r>
-                <w:rPr>
-                  <w:color w:val="175E78"/>
-                  <w:u w:val="single"/>
-                  <w:sz w:val="20"/>
-                </w:rPr>
-                <w:t>USC Wearable Technology Samples Pack USC-SAMPLE-03</w:t>
-              </w:r>
-            </w:hyperlink>
-          </w:p>
-        </w:tc>
-        <w:tc>
-          <w:tcPr>
-            <w:tcW w:type="dxa" w:w="2088"/>
-            <w:vAlign w:val="center"/>
-            <w:tcBorders>
-              <w:top w:val="single" w:sz="4" w:color="D9D9D9"/>
-              <w:left w:val="single" w:sz="4" w:color="D9D9D9"/>
-              <w:bottom w:val="single" w:sz="4" w:color="D9D9D9"/>
-              <w:right w:val="single" w:sz="4" w:color="D9D9D9"/>
-            </w:tcBorders>
-            <w:tcMar>
-              <w:top w:w="75" w:type="dxa"/>
-              <w:bottom w:w="75" w:type="dxa"/>
-              <w:left w:w="90" w:type="dxa"/>
-              <w:right w:w="90" w:type="dxa"/>
-            </w:tcMar>
-          </w:tcPr>
-          <w:p>
-            <w:pPr>
-              <w:spacing w:after="0" w:line="240" w:lineRule="auto"/>
-            </w:pPr>
-            <w:r>
-              <w:rPr>
-                <w:b w:val="0"/>
-                <w:sz w:val="20"/>
-              </w:rPr>
-              <w:t>£99 GBP per pack, excl. VAT</w:t>
-            </w:r>
-          </w:p>
-        </w:tc>
-      </w:tr>
-    </w:tbl>
-    <w:p>
-      <w:r/>
-    </w:p>
-    <w:p>
-      <w:r>
-        <w:t xml:space="preserve">SECORA Pay W targets passive payment wearables and is offered in a packaged chip or insertable payment-module format. A production price requires a supplier quote covering the part, payment software, and provisioning route. </w:t>
-      </w:r>
-      <w:hyperlink r:id="rId44">
-        <w:r>
-          <w:rPr>
-            <w:color w:val="175E78"/>
-            <w:u w:val="single"/>
-          </w:rPr>
-          <w:t>Infineon wearable payment integration</w:t>
-        </w:r>
-      </w:hyperlink>
-    </w:p>
-    <w:p>
-      <w:r>
-        <w:t>The £99 sample pack is an integration reference containing assorted wearables and payment inserts, not a per-chip price or a general-purpose breakout board. Its listed activation path uses Curve and DIGISEQ. Confirm the exact contents and eligibility of the intended US users, banks, and cards before purchase; the pack does not establish support for this club’s deployment.</w:t>
-      </w:r>
-    </w:p>
-    <w:p>
-      <w:r>
-        <w:t>A generic NFC reader such as PN532 is not a provisioned payment credential. Antenna tuning, credential provisioning, supported issuers, and payment-program approval remain separate requirements. Request both per-device and setup fees in the supplier quote.</w:t>
+        <w:t xml:space="preserve"> the original microphone chip is obsolete; the TDK part needs electrical/acoustic validation. The camera assembly uses parallel DVP rather than SPI. Cellular calls/texts need carrier-approved VoLTE and a voice/SMS plan. Payment hardware needs credential provisioning and supported cards. Solar requires a charge-current and energy-budget check. These are component prices, not a complete assembled-device total.</w:t>
       </w:r>
     </w:p>
     <w:sectPr>

--- a/outputs/01a0d046-7d49-7871-8a87-73ebb2cf093f/Agentic_AI_UW_Component_Costs.docx
+++ b/outputs/01a0d046-7d49-7871-8a87-73ebb2cf093f/Agentic_AI_UW_Component_Costs.docx
@@ -2297,7 +2297,7 @@
                 <w:b w:val="0"/>
                 <w:sz w:val="20"/>
               </w:rPr>
-              <w:t>Calls and texts</w:t>
+              <w:t>Standalone calls</w:t>
             </w:r>
           </w:p>
         </w:tc>
@@ -2510,6 +2510,11 @@
     </w:p>
     <w:p>
       <w:r>
+        <w:t>The TDK microphone and DVP camera need interface validation. BLE does not provide Classic Bluetooth/A2DP. Payment provisioning, carrier service, support circuitry, and assembly are additional requirements; these tables are not a complete assembled-device quote.</w:t>
+      </w:r>
+    </w:p>
+    <w:p>
+      <w:r>
         <w:br w:type="page"/>
       </w:r>
     </w:p>
@@ -2523,7 +2528,7 @@
     </w:p>
     <w:p>
       <w:r>
-        <w:t>The Bluetooth module replaces the ESP32. Modules, physical parts, and a camera assembly are labeled where a standalone chip is not the complete purchasable part. Item numbers match the first table; costs are per unit unless stated.</w:t>
+        <w:t>The Bluetooth module replaces the ESP32. Prices are per unit unless stated. Rows 12 and 12A are alternatives, not additive. Cellular options 8 and 17 have different calling capabilities. Modules and complete physical parts are labeled explicitly.</w:t>
       </w:r>
     </w:p>
     <w:tbl>
@@ -3604,6 +3609,135 @@
                 <w:b w:val="0"/>
                 <w:sz w:val="20"/>
               </w:rPr>
+              <w:t>8</w:t>
+            </w:r>
+          </w:p>
+        </w:tc>
+        <w:tc>
+          <w:tcPr>
+            <w:tcW w:type="dxa" w:w="1699"/>
+            <w:vAlign w:val="center"/>
+            <w:tcBorders>
+              <w:top w:val="single" w:sz="4" w:color="D9D9D9"/>
+              <w:left w:val="single" w:sz="4" w:color="D9D9D9"/>
+              <w:bottom w:val="single" w:sz="4" w:color="D9D9D9"/>
+              <w:right w:val="single" w:sz="4" w:color="D9D9D9"/>
+            </w:tcBorders>
+            <w:tcMar>
+              <w:top w:w="75" w:type="dxa"/>
+              <w:bottom w:w="75" w:type="dxa"/>
+              <w:left w:w="90" w:type="dxa"/>
+              <w:right w:w="90" w:type="dxa"/>
+            </w:tcMar>
+          </w:tcPr>
+          <w:p>
+            <w:pPr>
+              <w:spacing w:after="0" w:line="240" w:lineRule="auto"/>
+            </w:pPr>
+            <w:r>
+              <w:rPr>
+                <w:b w:val="0"/>
+                <w:sz w:val="20"/>
+              </w:rPr>
+              <w:t>Cellular data</w:t>
+            </w:r>
+          </w:p>
+        </w:tc>
+        <w:tc>
+          <w:tcPr>
+            <w:tcW w:type="dxa" w:w="6552"/>
+            <w:vAlign w:val="center"/>
+            <w:tcBorders>
+              <w:top w:val="single" w:sz="4" w:color="D9D9D9"/>
+              <w:left w:val="single" w:sz="4" w:color="D9D9D9"/>
+              <w:bottom w:val="single" w:sz="4" w:color="D9D9D9"/>
+              <w:right w:val="single" w:sz="4" w:color="D9D9D9"/>
+            </w:tcBorders>
+            <w:tcMar>
+              <w:top w:w="75" w:type="dxa"/>
+              <w:bottom w:w="75" w:type="dxa"/>
+              <w:left w:w="90" w:type="dxa"/>
+              <w:right w:w="90" w:type="dxa"/>
+            </w:tcMar>
+          </w:tcPr>
+          <w:p>
+            <w:pPr>
+              <w:spacing w:after="0" w:line="240" w:lineRule="auto"/>
+            </w:pPr>
+            <w:hyperlink r:id="rId32">
+              <w:r>
+                <w:rPr>
+                  <w:color w:val="175E78"/>
+                  <w:u w:val="single"/>
+                  <w:sz w:val="20"/>
+                </w:rPr>
+                <w:t>NRF9160-SICA-B1A-R7 SiP — data/SMS</w:t>
+              </w:r>
+            </w:hyperlink>
+          </w:p>
+        </w:tc>
+        <w:tc>
+          <w:tcPr>
+            <w:tcW w:type="dxa" w:w="1512"/>
+            <w:vAlign w:val="center"/>
+            <w:tcBorders>
+              <w:top w:val="single" w:sz="4" w:color="D9D9D9"/>
+              <w:left w:val="single" w:sz="4" w:color="D9D9D9"/>
+              <w:bottom w:val="single" w:sz="4" w:color="D9D9D9"/>
+              <w:right w:val="single" w:sz="4" w:color="D9D9D9"/>
+            </w:tcBorders>
+            <w:tcMar>
+              <w:top w:w="75" w:type="dxa"/>
+              <w:bottom w:w="75" w:type="dxa"/>
+              <w:left w:w="90" w:type="dxa"/>
+              <w:right w:w="90" w:type="dxa"/>
+            </w:tcMar>
+          </w:tcPr>
+          <w:p>
+            <w:pPr>
+              <w:spacing w:after="0" w:line="240" w:lineRule="auto"/>
+            </w:pPr>
+            <w:r>
+              <w:rPr>
+                <w:b w:val="0"/>
+                <w:sz w:val="20"/>
+              </w:rPr>
+              <w:t>$31.56</w:t>
+            </w:r>
+          </w:p>
+        </w:tc>
+      </w:tr>
+      <w:tr>
+        <w:trPr>
+          <w:cantSplit/>
+        </w:trPr>
+        <w:tc>
+          <w:tcPr>
+            <w:tcW w:type="dxa" w:w="605"/>
+            <w:vAlign w:val="center"/>
+            <w:tcBorders>
+              <w:top w:val="single" w:sz="4" w:color="D9D9D9"/>
+              <w:left w:val="single" w:sz="4" w:color="D9D9D9"/>
+              <w:bottom w:val="single" w:sz="4" w:color="D9D9D9"/>
+              <w:right w:val="single" w:sz="4" w:color="D9D9D9"/>
+            </w:tcBorders>
+            <w:tcMar>
+              <w:top w:w="75" w:type="dxa"/>
+              <w:bottom w:w="75" w:type="dxa"/>
+              <w:left w:w="90" w:type="dxa"/>
+              <w:right w:w="90" w:type="dxa"/>
+            </w:tcMar>
+          </w:tcPr>
+          <w:p>
+            <w:pPr>
+              <w:spacing w:after="0" w:line="240" w:lineRule="auto"/>
+              <w:jc w:val="center"/>
+            </w:pPr>
+            <w:r>
+              <w:rPr>
+                <w:b w:val="0"/>
+                <w:sz w:val="20"/>
+              </w:rPr>
               <w:t>10</w:t>
             </w:r>
           </w:p>
@@ -3659,7 +3793,7 @@
             <w:pPr>
               <w:spacing w:after="0" w:line="240" w:lineRule="auto"/>
             </w:pPr>
-            <w:hyperlink r:id="rId32">
+            <w:hyperlink r:id="rId33">
               <w:r>
                 <w:rPr>
                   <w:color w:val="175E78"/>
@@ -3917,7 +4051,7 @@
             <w:pPr>
               <w:spacing w:after="0" w:line="240" w:lineRule="auto"/>
             </w:pPr>
-            <w:hyperlink r:id="rId33">
+            <w:hyperlink r:id="rId34">
               <w:r>
                 <w:rPr>
                   <w:color w:val="175E78"/>
@@ -3956,6 +4090,135 @@
                 <w:sz w:val="20"/>
               </w:rPr>
               <w:t>$7.00</w:t>
+            </w:r>
+          </w:p>
+        </w:tc>
+      </w:tr>
+      <w:tr>
+        <w:trPr>
+          <w:cantSplit/>
+        </w:trPr>
+        <w:tc>
+          <w:tcPr>
+            <w:tcW w:type="dxa" w:w="605"/>
+            <w:vAlign w:val="center"/>
+            <w:tcBorders>
+              <w:top w:val="single" w:sz="4" w:color="D9D9D9"/>
+              <w:left w:val="single" w:sz="4" w:color="D9D9D9"/>
+              <w:bottom w:val="single" w:sz="4" w:color="D9D9D9"/>
+              <w:right w:val="single" w:sz="4" w:color="D9D9D9"/>
+            </w:tcBorders>
+            <w:tcMar>
+              <w:top w:w="75" w:type="dxa"/>
+              <w:bottom w:w="75" w:type="dxa"/>
+              <w:left w:w="90" w:type="dxa"/>
+              <w:right w:w="90" w:type="dxa"/>
+            </w:tcMar>
+          </w:tcPr>
+          <w:p>
+            <w:pPr>
+              <w:spacing w:after="0" w:line="240" w:lineRule="auto"/>
+              <w:jc w:val="center"/>
+            </w:pPr>
+            <w:r>
+              <w:rPr>
+                <w:b w:val="0"/>
+                <w:sz w:val="20"/>
+              </w:rPr>
+              <w:t>12A</w:t>
+            </w:r>
+          </w:p>
+        </w:tc>
+        <w:tc>
+          <w:tcPr>
+            <w:tcW w:type="dxa" w:w="1699"/>
+            <w:vAlign w:val="center"/>
+            <w:tcBorders>
+              <w:top w:val="single" w:sz="4" w:color="D9D9D9"/>
+              <w:left w:val="single" w:sz="4" w:color="D9D9D9"/>
+              <w:bottom w:val="single" w:sz="4" w:color="D9D9D9"/>
+              <w:right w:val="single" w:sz="4" w:color="D9D9D9"/>
+            </w:tcBorders>
+            <w:tcMar>
+              <w:top w:w="75" w:type="dxa"/>
+              <w:bottom w:w="75" w:type="dxa"/>
+              <w:left w:w="90" w:type="dxa"/>
+              <w:right w:w="90" w:type="dxa"/>
+            </w:tcMar>
+          </w:tcPr>
+          <w:p>
+            <w:pPr>
+              <w:spacing w:after="0" w:line="240" w:lineRule="auto"/>
+            </w:pPr>
+            <w:r>
+              <w:rPr>
+                <w:b w:val="0"/>
+                <w:sz w:val="20"/>
+              </w:rPr>
+              <w:t>Bare alternative</w:t>
+            </w:r>
+          </w:p>
+        </w:tc>
+        <w:tc>
+          <w:tcPr>
+            <w:tcW w:type="dxa" w:w="6552"/>
+            <w:vAlign w:val="center"/>
+            <w:tcBorders>
+              <w:top w:val="single" w:sz="4" w:color="D9D9D9"/>
+              <w:left w:val="single" w:sz="4" w:color="D9D9D9"/>
+              <w:bottom w:val="single" w:sz="4" w:color="D9D9D9"/>
+              <w:right w:val="single" w:sz="4" w:color="D9D9D9"/>
+            </w:tcBorders>
+            <w:tcMar>
+              <w:top w:w="75" w:type="dxa"/>
+              <w:bottom w:w="75" w:type="dxa"/>
+              <w:left w:w="90" w:type="dxa"/>
+              <w:right w:w="90" w:type="dxa"/>
+            </w:tcMar>
+          </w:tcPr>
+          <w:p>
+            <w:pPr>
+              <w:spacing w:after="0" w:line="240" w:lineRule="auto"/>
+            </w:pPr>
+            <w:hyperlink r:id="rId35">
+              <w:r>
+                <w:rPr>
+                  <w:color w:val="175E78"/>
+                  <w:u w:val="single"/>
+                  <w:sz w:val="20"/>
+                </w:rPr>
+                <w:t>Nordic NRF5340-CLAA-R SoC</w:t>
+              </w:r>
+            </w:hyperlink>
+          </w:p>
+        </w:tc>
+        <w:tc>
+          <w:tcPr>
+            <w:tcW w:type="dxa" w:w="1512"/>
+            <w:vAlign w:val="center"/>
+            <w:tcBorders>
+              <w:top w:val="single" w:sz="4" w:color="D9D9D9"/>
+              <w:left w:val="single" w:sz="4" w:color="D9D9D9"/>
+              <w:bottom w:val="single" w:sz="4" w:color="D9D9D9"/>
+              <w:right w:val="single" w:sz="4" w:color="D9D9D9"/>
+            </w:tcBorders>
+            <w:tcMar>
+              <w:top w:w="75" w:type="dxa"/>
+              <w:bottom w:w="75" w:type="dxa"/>
+              <w:left w:w="90" w:type="dxa"/>
+              <w:right w:w="90" w:type="dxa"/>
+            </w:tcMar>
+          </w:tcPr>
+          <w:p>
+            <w:pPr>
+              <w:spacing w:after="0" w:line="240" w:lineRule="auto"/>
+            </w:pPr>
+            <w:r>
+              <w:rPr>
+                <w:b w:val="0"/>
+                <w:sz w:val="20"/>
+              </w:rPr>
+              <w:t>$8.65</w:t>
             </w:r>
           </w:p>
         </w:tc>
@@ -4046,7 +4309,7 @@
             <w:pPr>
               <w:spacing w:after="0" w:line="240" w:lineRule="auto"/>
             </w:pPr>
-            <w:hyperlink r:id="rId34">
+            <w:hyperlink r:id="rId36">
               <w:r>
                 <w:rPr>
                   <w:color w:val="175E78"/>
@@ -4175,7 +4438,7 @@
             <w:pPr>
               <w:spacing w:after="0" w:line="240" w:lineRule="auto"/>
             </w:pPr>
-            <w:hyperlink r:id="rId35">
+            <w:hyperlink r:id="rId37">
               <w:r>
                 <w:rPr>
                   <w:color w:val="175E78"/>
@@ -4433,7 +4696,7 @@
             <w:pPr>
               <w:spacing w:after="0" w:line="240" w:lineRule="auto"/>
             </w:pPr>
-            <w:hyperlink r:id="rId36">
+            <w:hyperlink r:id="rId38">
               <w:r>
                 <w:rPr>
                   <w:color w:val="175E78"/>
@@ -4537,7 +4800,7 @@
                 <w:b w:val="0"/>
                 <w:sz w:val="20"/>
               </w:rPr>
-              <w:t>Calls and texts</w:t>
+              <w:t>Standalone calls</w:t>
             </w:r>
           </w:p>
         </w:tc>
@@ -4562,14 +4825,14 @@
             <w:pPr>
               <w:spacing w:after="0" w:line="240" w:lineRule="auto"/>
             </w:pPr>
-            <w:hyperlink r:id="rId37">
+            <w:hyperlink r:id="rId39">
               <w:r>
                 <w:rPr>
                   <w:color w:val="175E78"/>
                   <w:u w:val="single"/>
                   <w:sz w:val="20"/>
                 </w:rPr>
-                <w:t>SIMCom SIM7600NA-H modem module</w:t>
+                <w:t>SIMCom SIM7600NA-H VoLTE/SMS module</w:t>
               </w:r>
             </w:hyperlink>
           </w:p>
@@ -4691,7 +4954,7 @@
             <w:pPr>
               <w:spacing w:after="0" w:line="240" w:lineRule="auto"/>
             </w:pPr>
-            <w:hyperlink r:id="rId38">
+            <w:hyperlink r:id="rId40">
               <w:r>
                 <w:rPr>
                   <w:color w:val="175E78"/>
@@ -4820,7 +5083,7 @@
             <w:pPr>
               <w:spacing w:after="0" w:line="240" w:lineRule="auto"/>
             </w:pPr>
-            <w:hyperlink r:id="rId39">
+            <w:hyperlink r:id="rId41">
               <w:r>
                 <w:rPr>
                   <w:color w:val="175E78"/>
@@ -4874,17 +5137,17 @@
         <w:rPr>
           <w:b/>
         </w:rPr>
-        <w:t>Bluetooth:</w:t>
+        <w:t>Nordic options:</w:t>
       </w:r>
       <w:r>
-        <w:t xml:space="preserve"> the $7 module is a candidate with an onboard antenna, costing $210 for 30 before the listing’s $25 shipping charge. It supports BLE, not Classic Bluetooth/A2DP. Items 8 and 9 are prototype test boards and are excluded here; item 17 is the separate voice/SMS modem candidate.</w:t>
+        <w:t xml:space="preserve"> the $7 Bluetooth module already contains an nRF5340. Its bare-SoC alternative costs $8.65 at quantity one, or $7.1024 each at 30 ($213.07), plus RF/support circuitry. The module costs $210 for 30 plus $25 listed shipping. ESP32 remains testing-only.</w:t>
       </w:r>
     </w:p>
     <w:p>
       <w:r>
         <w:t xml:space="preserve">PCB: $240 is a planning allowance for 30 bare 0.8 mm boards, excluding components, soldering/assembly, shipping, and tax. For comparison, </w:t>
       </w:r>
-      <w:hyperlink r:id="rId40">
+      <w:hyperlink r:id="rId42">
         <w:r>
           <w:rPr>
             <w:color w:val="175E78"/>
@@ -4899,13 +5162,19 @@
     </w:p>
     <w:p>
       <w:r>
-        <w:rPr>
-          <w:b/>
-        </w:rPr>
-        <w:t>Integration:</w:t>
+        <w:t xml:space="preserve">Cellular and payments: nRF9160 supports data and carrier-dependent SMS, but </w:t>
       </w:r>
+      <w:hyperlink r:id="rId43">
+        <w:r>
+          <w:rPr>
+            <w:color w:val="175E78"/>
+            <w:u w:val="single"/>
+          </w:rPr>
+          <w:t>does not support VoLTE calls</w:t>
+        </w:r>
+      </w:hyperlink>
       <w:r>
-        <w:t xml:space="preserve"> the original microphone chip is obsolete; the TDK part needs electrical/acoustic validation. The camera assembly uses parallel DVP rather than SPI. Cellular calls/texts need carrier-approved VoLTE and a voice/SMS plan. Payment hardware needs credential provisioning and supported cards. Solar requires a charge-current and energy-budget check. These are component prices, not a complete assembled-device total.</w:t>
+        <w:t>. SIM7600 is a separate calling-modem candidate, subject to carrier approval. The £99 payment pack is for evaluation; production payment-chip pricing remains quote-required. No minimum payment-chip cost is established by that pack.</w:t>
       </w:r>
     </w:p>
     <w:sectPr>

--- a/outputs/01a0d046-7d49-7871-8a87-73ebb2cf093f/Agentic_AI_UW_Component_Costs.docx
+++ b/outputs/01a0d046-7d49-7871-8a87-73ebb2cf093f/Agentic_AI_UW_Component_Costs.docx
@@ -2329,7 +2329,7 @@
                   <w:u w:val="single"/>
                   <w:sz w:val="20"/>
                 </w:rPr>
-                <w:t>Waveshare SIM7600NA-H 4G HAT</w:t>
+                <w:t>SIMCom A7672G-LABE-TEKIT — backorder</w:t>
               </w:r>
             </w:hyperlink>
           </w:p>
@@ -2360,7 +2360,7 @@
                 <w:b w:val="0"/>
                 <w:sz w:val="20"/>
               </w:rPr>
-              <w:t>$84.99</w:t>
+              <w:t>$52.81</w:t>
             </w:r>
           </w:p>
         </w:tc>
@@ -2426,7 +2426,7 @@
                 <w:b w:val="0"/>
                 <w:sz w:val="20"/>
               </w:rPr>
-              <w:t>Payments</w:t>
+              <w:t>Payment demo</w:t>
             </w:r>
           </w:p>
         </w:tc>
@@ -2458,7 +2458,7 @@
                   <w:u w:val="single"/>
                   <w:sz w:val="20"/>
                 </w:rPr>
-                <w:t>USC wearable payment samples pack</w:t>
+                <w:t>USC evaluation pack — optional samples</w:t>
               </w:r>
             </w:hyperlink>
           </w:p>
@@ -2505,7 +2505,7 @@
     </w:p>
     <w:p>
       <w:r>
-        <w:t>The Bluetooth development board is for prototyping; the final table uses its compact module family. The camera, biometric, cellular, and payment entries are candidate additions requiring integration validation.</w:t>
+        <w:t>The Bluetooth board and module use the same chip family. The A7672G evaluation kit and module are both backordered. The optional payment sample pack is not required for every device and does not establish a payment-chip price.</w:t>
       </w:r>
     </w:p>
     <w:p>
@@ -4832,7 +4832,7 @@
                   <w:u w:val="single"/>
                   <w:sz w:val="20"/>
                 </w:rPr>
-                <w:t>SIMCom SIM7600NA-H VoLTE/SMS module</w:t>
+                <w:t>SIMCom A7672G VoLTE/SMS — backorder</w:t>
               </w:r>
             </w:hyperlink>
           </w:p>
@@ -4863,7 +4863,7 @@
                 <w:b w:val="0"/>
                 <w:sz w:val="20"/>
               </w:rPr>
-              <w:t>$42.71</w:t>
+              <w:t>$22.22</w:t>
             </w:r>
           </w:p>
         </w:tc>
@@ -5162,7 +5162,7 @@
     </w:p>
     <w:p>
       <w:r>
-        <w:t xml:space="preserve">Cellular and payments: nRF9160 supports data and carrier-dependent SMS, but </w:t>
+        <w:t xml:space="preserve">Cellular and payments: nRF9160 </w:t>
       </w:r>
       <w:hyperlink r:id="rId43">
         <w:r>
@@ -5174,7 +5174,19 @@
         </w:r>
       </w:hyperlink>
       <w:r>
-        <w:t>. SIM7600 is a separate calling-modem candidate, subject to carrier approval. The £99 payment pack is for evaluation; production payment-chip pricing remains quote-required. No minimum payment-chip cost is established by that pack.</w:t>
+        <w:t xml:space="preserve">. </w:t>
+      </w:r>
+      <w:hyperlink r:id="rId44">
+        <w:r>
+          <w:rPr>
+            <w:color w:val="175E78"/>
+            <w:u w:val="single"/>
+          </w:rPr>
+          <w:t>A7672G supports VoLTE</w:t>
+        </w:r>
+      </w:hyperlink>
+      <w:r>
+        <w:t xml:space="preserve"> and is listed at $18.3832 each for 30 ($551.50), but has no immediate distributor stock; US carrier approval remains unverified. The £99 pack is optional evaluation hardware, not payment silicon. Production payment-chip pricing is unverified and requires a supplier quote.</w:t>
       </w:r>
     </w:p>
     <w:sectPr>

--- a/outputs/01a0d046-7d49-7871-8a87-73ebb2cf093f/Agentic_AI_UW_Component_Costs.docx
+++ b/outputs/01a0d046-7d49-7871-8a87-73ebb2cf093f/Agentic_AI_UW_Component_Costs.docx
@@ -2505,7 +2505,7 @@
     </w:p>
     <w:p>
       <w:r>
-        <w:t>The Bluetooth board and module use the same chip family. The A7672G evaluation kit and module are both backordered. The optional payment sample pack is not required for every device and does not establish a payment-chip price.</w:t>
+        <w:t>The Bluetooth board and module use the same chip family. The A7672G evaluation kit is backordered; it is a different modem candidate from the bare Qualcomm IC below. The optional payment sample pack is not required for every device and does not establish a payment-chip price.</w:t>
       </w:r>
     </w:p>
     <w:p>
@@ -4800,7 +4800,7 @@
                 <w:b w:val="0"/>
                 <w:sz w:val="20"/>
               </w:rPr>
-              <w:t>Standalone calls</w:t>
+              <w:t>Voice modem IC</w:t>
             </w:r>
           </w:p>
         </w:tc>
@@ -4832,7 +4832,7 @@
                   <w:u w:val="single"/>
                   <w:sz w:val="20"/>
                 </w:rPr>
-                <w:t>SIMCom A7672G VoLTE/SMS — backorder</w:t>
+                <w:t>Qualcomm MDM9207 bare IC — see note</w:t>
               </w:r>
             </w:hyperlink>
           </w:p>
@@ -4863,7 +4863,7 @@
                 <w:b w:val="0"/>
                 <w:sz w:val="20"/>
               </w:rPr>
-              <w:t>$22.22</w:t>
+              <w:t>$9.20</w:t>
             </w:r>
           </w:p>
         </w:tc>
@@ -4929,7 +4929,7 @@
                 <w:b w:val="0"/>
                 <w:sz w:val="20"/>
               </w:rPr>
-              <w:t>Payments</w:t>
+              <w:t>NFC / secure IC</w:t>
             </w:r>
           </w:p>
         </w:tc>
@@ -4961,7 +4961,7 @@
                   <w:u w:val="single"/>
                   <w:sz w:val="20"/>
                 </w:rPr>
-                <w:t>Infineon SECORA Pay W chip or module</w:t>
+                <w:t>NXP SN100U / 100VB27 — repair-market IC</w:t>
               </w:r>
             </w:hyperlink>
           </w:p>
@@ -4992,7 +4992,7 @@
                 <w:b w:val="0"/>
                 <w:sz w:val="20"/>
               </w:rPr>
-              <w:t>Quote needed</w:t>
+              <w:t>$2.14</w:t>
             </w:r>
           </w:p>
         </w:tc>
@@ -5140,7 +5140,7 @@
         <w:t>Nordic options:</w:t>
       </w:r>
       <w:r>
-        <w:t xml:space="preserve"> the $7 Bluetooth module already contains an nRF5340. Its bare-SoC alternative costs $8.65 at quantity one, or $7.1024 each at 30 ($213.07), plus RF/support circuitry. The module costs $210 for 30 plus $25 listed shipping. ESP32 remains testing-only.</w:t>
+        <w:t xml:space="preserve"> the $7 Bluetooth module contains an nRF5340. Its bare-SoC alternative is $8.65 for one, plus RF/support circuitry. The $31.56 nRF9160 SiP supports data/SMS, not VoLTE calls. ESP32 remains testing-only.</w:t>
       </w:r>
     </w:p>
     <w:p>
@@ -5162,7 +5162,7 @@
     </w:p>
     <w:p>
       <w:r>
-        <w:t xml:space="preserve">Cellular and payments: nRF9160 </w:t>
+        <w:t xml:space="preserve">Bare modem: $9.20 buys one MDM9207 IC from an independent seller. </w:t>
       </w:r>
       <w:hyperlink r:id="rId43">
         <w:r>
@@ -5170,11 +5170,16 @@
             <w:color w:val="175E78"/>
             <w:u w:val="single"/>
           </w:rPr>
-          <w:t>does not support VoLTE calls</w:t>
+          <w:t>Qualcomm specifies VoLTE for MDM9207-1</w:t>
         </w:r>
       </w:hyperlink>
       <w:r>
-        <w:t xml:space="preserve">. </w:t>
+        <w:t>; the listing does not confirm that variant. RF transceiver, power IC, memory, antenna, firmware and carrier compatibility require separate validation/costing.</w:t>
+      </w:r>
+    </w:p>
+    <w:p>
+      <w:r>
+        <w:t xml:space="preserve">Payment IC: </w:t>
       </w:r>
       <w:hyperlink r:id="rId44">
         <w:r>
@@ -5182,11 +5187,11 @@
             <w:color w:val="175E78"/>
             <w:u w:val="single"/>
           </w:rPr>
-          <w:t>A7672G supports VoLTE</w:t>
+          <w:t>TechInsights identifies 100VB27 as SN100U</w:t>
         </w:r>
       </w:hyperlink>
       <w:r>
-        <w:t xml:space="preserve"> and is listed at $18.3832 each for 30 ($551.50), but has no immediate distributor stock; US carrier approval remains unverified. The £99 pack is optional evaluation hardware, not payment silicon. Production payment-chip pricing is unverified and requires a supplier quote.</w:t>
+        <w:t>, integrating NFC, a secure element and eSIM. The $2.14 repair-market listing covers one physical chip; keys, payment provisioning and custom-board usability are unverified. It is not a ready-to-pay wallet. Both bare IC prices exclude shipping/tax and are sourcing leads, not validated design selections.</w:t>
       </w:r>
     </w:p>
     <w:sectPr>

--- a/outputs/01a0d046-7d49-7871-8a87-73ebb2cf093f/Agentic_AI_UW_Component_Costs.docx
+++ b/outputs/01a0d046-7d49-7871-8a87-73ebb2cf093f/Agentic_AI_UW_Component_Costs.docx
@@ -12,7 +12,7 @@
     </w:p>
     <w:p>
       <w:r>
-        <w:t>UW–Madison ECE • Prices checked 23 September 2026 • USD unless marked GBP</w:t>
+        <w:t>UW–Madison ECE • Prices checked 23 September 2026 • Single-unit component prices in USD</w:t>
       </w:r>
     </w:p>
     <w:p>
@@ -2236,276 +2236,13 @@
           </w:p>
         </w:tc>
       </w:tr>
-      <w:tr>
-        <w:trPr>
-          <w:cantSplit/>
-        </w:trPr>
-        <w:tc>
-          <w:tcPr>
-            <w:tcW w:type="dxa" w:w="605"/>
-            <w:vAlign w:val="center"/>
-            <w:tcBorders>
-              <w:top w:val="single" w:sz="4" w:color="D9D9D9"/>
-              <w:left w:val="single" w:sz="4" w:color="D9D9D9"/>
-              <w:bottom w:val="single" w:sz="4" w:color="D9D9D9"/>
-              <w:right w:val="single" w:sz="4" w:color="D9D9D9"/>
-            </w:tcBorders>
-            <w:tcMar>
-              <w:top w:w="75" w:type="dxa"/>
-              <w:bottom w:w="75" w:type="dxa"/>
-              <w:left w:w="90" w:type="dxa"/>
-              <w:right w:w="90" w:type="dxa"/>
-            </w:tcMar>
-          </w:tcPr>
-          <w:p>
-            <w:pPr>
-              <w:spacing w:after="0" w:line="240" w:lineRule="auto"/>
-              <w:jc w:val="center"/>
-            </w:pPr>
-            <w:r>
-              <w:rPr>
-                <w:b w:val="0"/>
-                <w:sz w:val="20"/>
-              </w:rPr>
-              <w:t>17</w:t>
-            </w:r>
-          </w:p>
-        </w:tc>
-        <w:tc>
-          <w:tcPr>
-            <w:tcW w:type="dxa" w:w="1699"/>
-            <w:vAlign w:val="center"/>
-            <w:tcBorders>
-              <w:top w:val="single" w:sz="4" w:color="D9D9D9"/>
-              <w:left w:val="single" w:sz="4" w:color="D9D9D9"/>
-              <w:bottom w:val="single" w:sz="4" w:color="D9D9D9"/>
-              <w:right w:val="single" w:sz="4" w:color="D9D9D9"/>
-            </w:tcBorders>
-            <w:tcMar>
-              <w:top w:w="75" w:type="dxa"/>
-              <w:bottom w:w="75" w:type="dxa"/>
-              <w:left w:w="90" w:type="dxa"/>
-              <w:right w:w="90" w:type="dxa"/>
-            </w:tcMar>
-          </w:tcPr>
-          <w:p>
-            <w:pPr>
-              <w:spacing w:after="0" w:line="240" w:lineRule="auto"/>
-            </w:pPr>
-            <w:r>
-              <w:rPr>
-                <w:b w:val="0"/>
-                <w:sz w:val="20"/>
-              </w:rPr>
-              <w:t>Standalone calls</w:t>
-            </w:r>
-          </w:p>
-        </w:tc>
-        <w:tc>
-          <w:tcPr>
-            <w:tcW w:type="dxa" w:w="6552"/>
-            <w:vAlign w:val="center"/>
-            <w:tcBorders>
-              <w:top w:val="single" w:sz="4" w:color="D9D9D9"/>
-              <w:left w:val="single" w:sz="4" w:color="D9D9D9"/>
-              <w:bottom w:val="single" w:sz="4" w:color="D9D9D9"/>
-              <w:right w:val="single" w:sz="4" w:color="D9D9D9"/>
-            </w:tcBorders>
-            <w:tcMar>
-              <w:top w:w="75" w:type="dxa"/>
-              <w:bottom w:w="75" w:type="dxa"/>
-              <w:left w:w="90" w:type="dxa"/>
-              <w:right w:w="90" w:type="dxa"/>
-            </w:tcMar>
-          </w:tcPr>
-          <w:p>
-            <w:pPr>
-              <w:spacing w:after="0" w:line="240" w:lineRule="auto"/>
-            </w:pPr>
-            <w:hyperlink r:id="rId26">
-              <w:r>
-                <w:rPr>
-                  <w:color w:val="175E78"/>
-                  <w:u w:val="single"/>
-                  <w:sz w:val="20"/>
-                </w:rPr>
-                <w:t>SIMCom A7672G-LABE-TEKIT — backorder</w:t>
-              </w:r>
-            </w:hyperlink>
-          </w:p>
-        </w:tc>
-        <w:tc>
-          <w:tcPr>
-            <w:tcW w:type="dxa" w:w="1512"/>
-            <w:vAlign w:val="center"/>
-            <w:tcBorders>
-              <w:top w:val="single" w:sz="4" w:color="D9D9D9"/>
-              <w:left w:val="single" w:sz="4" w:color="D9D9D9"/>
-              <w:bottom w:val="single" w:sz="4" w:color="D9D9D9"/>
-              <w:right w:val="single" w:sz="4" w:color="D9D9D9"/>
-            </w:tcBorders>
-            <w:tcMar>
-              <w:top w:w="75" w:type="dxa"/>
-              <w:bottom w:w="75" w:type="dxa"/>
-              <w:left w:w="90" w:type="dxa"/>
-              <w:right w:w="90" w:type="dxa"/>
-            </w:tcMar>
-          </w:tcPr>
-          <w:p>
-            <w:pPr>
-              <w:spacing w:after="0" w:line="240" w:lineRule="auto"/>
-            </w:pPr>
-            <w:r>
-              <w:rPr>
-                <w:b w:val="0"/>
-                <w:sz w:val="20"/>
-              </w:rPr>
-              <w:t>$52.81</w:t>
-            </w:r>
-          </w:p>
-        </w:tc>
-      </w:tr>
-      <w:tr>
-        <w:trPr>
-          <w:cantSplit/>
-        </w:trPr>
-        <w:tc>
-          <w:tcPr>
-            <w:tcW w:type="dxa" w:w="605"/>
-            <w:vAlign w:val="center"/>
-            <w:tcBorders>
-              <w:top w:val="single" w:sz="4" w:color="D9D9D9"/>
-              <w:left w:val="single" w:sz="4" w:color="D9D9D9"/>
-              <w:bottom w:val="single" w:sz="4" w:color="D9D9D9"/>
-              <w:right w:val="single" w:sz="4" w:color="D9D9D9"/>
-            </w:tcBorders>
-            <w:tcMar>
-              <w:top w:w="75" w:type="dxa"/>
-              <w:bottom w:w="75" w:type="dxa"/>
-              <w:left w:w="90" w:type="dxa"/>
-              <w:right w:w="90" w:type="dxa"/>
-            </w:tcMar>
-          </w:tcPr>
-          <w:p>
-            <w:pPr>
-              <w:spacing w:after="0" w:line="240" w:lineRule="auto"/>
-              <w:jc w:val="center"/>
-            </w:pPr>
-            <w:r>
-              <w:rPr>
-                <w:b w:val="0"/>
-                <w:sz w:val="20"/>
-              </w:rPr>
-              <w:t>18</w:t>
-            </w:r>
-          </w:p>
-        </w:tc>
-        <w:tc>
-          <w:tcPr>
-            <w:tcW w:type="dxa" w:w="1699"/>
-            <w:vAlign w:val="center"/>
-            <w:tcBorders>
-              <w:top w:val="single" w:sz="4" w:color="D9D9D9"/>
-              <w:left w:val="single" w:sz="4" w:color="D9D9D9"/>
-              <w:bottom w:val="single" w:sz="4" w:color="D9D9D9"/>
-              <w:right w:val="single" w:sz="4" w:color="D9D9D9"/>
-            </w:tcBorders>
-            <w:tcMar>
-              <w:top w:w="75" w:type="dxa"/>
-              <w:bottom w:w="75" w:type="dxa"/>
-              <w:left w:w="90" w:type="dxa"/>
-              <w:right w:w="90" w:type="dxa"/>
-            </w:tcMar>
-          </w:tcPr>
-          <w:p>
-            <w:pPr>
-              <w:spacing w:after="0" w:line="240" w:lineRule="auto"/>
-            </w:pPr>
-            <w:r>
-              <w:rPr>
-                <w:b w:val="0"/>
-                <w:sz w:val="20"/>
-              </w:rPr>
-              <w:t>Payment demo</w:t>
-            </w:r>
-          </w:p>
-        </w:tc>
-        <w:tc>
-          <w:tcPr>
-            <w:tcW w:type="dxa" w:w="6552"/>
-            <w:vAlign w:val="center"/>
-            <w:tcBorders>
-              <w:top w:val="single" w:sz="4" w:color="D9D9D9"/>
-              <w:left w:val="single" w:sz="4" w:color="D9D9D9"/>
-              <w:bottom w:val="single" w:sz="4" w:color="D9D9D9"/>
-              <w:right w:val="single" w:sz="4" w:color="D9D9D9"/>
-            </w:tcBorders>
-            <w:tcMar>
-              <w:top w:w="75" w:type="dxa"/>
-              <w:bottom w:w="75" w:type="dxa"/>
-              <w:left w:w="90" w:type="dxa"/>
-              <w:right w:w="90" w:type="dxa"/>
-            </w:tcMar>
-          </w:tcPr>
-          <w:p>
-            <w:pPr>
-              <w:spacing w:after="0" w:line="240" w:lineRule="auto"/>
-            </w:pPr>
-            <w:hyperlink r:id="rId27">
-              <w:r>
-                <w:rPr>
-                  <w:color w:val="175E78"/>
-                  <w:u w:val="single"/>
-                  <w:sz w:val="20"/>
-                </w:rPr>
-                <w:t>USC evaluation pack — optional samples</w:t>
-              </w:r>
-            </w:hyperlink>
-          </w:p>
-        </w:tc>
-        <w:tc>
-          <w:tcPr>
-            <w:tcW w:type="dxa" w:w="1512"/>
-            <w:vAlign w:val="center"/>
-            <w:tcBorders>
-              <w:top w:val="single" w:sz="4" w:color="D9D9D9"/>
-              <w:left w:val="single" w:sz="4" w:color="D9D9D9"/>
-              <w:bottom w:val="single" w:sz="4" w:color="D9D9D9"/>
-              <w:right w:val="single" w:sz="4" w:color="D9D9D9"/>
-            </w:tcBorders>
-            <w:tcMar>
-              <w:top w:w="75" w:type="dxa"/>
-              <w:bottom w:w="75" w:type="dxa"/>
-              <w:left w:w="90" w:type="dxa"/>
-              <w:right w:w="90" w:type="dxa"/>
-            </w:tcMar>
-          </w:tcPr>
-          <w:p>
-            <w:pPr>
-              <w:spacing w:after="0" w:line="240" w:lineRule="auto"/>
-            </w:pPr>
-            <w:r>
-              <w:rPr>
-                <w:b w:val="0"/>
-                <w:sz w:val="20"/>
-              </w:rPr>
-              <w:t>£99 / pack</w:t>
-            </w:r>
-          </w:p>
-        </w:tc>
-      </w:tr>
     </w:tbl>
     <w:p>
       <w:pPr>
         <w:spacing w:before="140"/>
       </w:pPr>
       <w:r>
-        <w:t>Items 1–11 use the actual receipt prices; the remaining entries use current single-unit listings. The payment sample pack is priced in GBP excluding VAT and contains multiple samples. It is not a per-chip price. Other current prices exclude tax, shipping, and tariffs.</w:t>
-      </w:r>
-    </w:p>
-    <w:p>
-      <w:r>
-        <w:t>The Bluetooth board and module use the same chip family. The A7672G evaluation kit is backordered; it is a different modem candidate from the bare Qualcomm IC below. The optional payment sample pack is not required for every device and does not establish a payment-chip price.</w:t>
+        <w:t>Items 1–11 use the actual receipt prices; the remaining entries use current single-unit listings. Prices exclude tax, shipping, and tariffs. Cellular and payment hardware are listed as individual ICs in the final-parts table on page 2.</w:t>
       </w:r>
     </w:p>
     <w:p>
@@ -2761,7 +2498,7 @@
             <w:pPr>
               <w:spacing w:after="0" w:line="240" w:lineRule="auto"/>
             </w:pPr>
-            <w:hyperlink r:id="rId28">
+            <w:hyperlink r:id="rId26">
               <w:r>
                 <w:rPr>
                   <w:color w:val="175E78"/>
@@ -2890,7 +2627,7 @@
             <w:pPr>
               <w:spacing w:after="0" w:line="240" w:lineRule="auto"/>
             </w:pPr>
-            <w:hyperlink r:id="rId29">
+            <w:hyperlink r:id="rId27">
               <w:r>
                 <w:rPr>
                   <w:color w:val="175E78"/>
@@ -3019,7 +2756,7 @@
             <w:pPr>
               <w:spacing w:after="0" w:line="240" w:lineRule="auto"/>
             </w:pPr>
-            <w:hyperlink r:id="rId30">
+            <w:hyperlink r:id="rId28">
               <w:r>
                 <w:rPr>
                   <w:color w:val="175E78"/>
@@ -3535,7 +3272,7 @@
             <w:pPr>
               <w:spacing w:after="0" w:line="240" w:lineRule="auto"/>
             </w:pPr>
-            <w:hyperlink r:id="rId31">
+            <w:hyperlink r:id="rId29">
               <w:r>
                 <w:rPr>
                   <w:color w:val="175E78"/>
@@ -3664,7 +3401,7 @@
             <w:pPr>
               <w:spacing w:after="0" w:line="240" w:lineRule="auto"/>
             </w:pPr>
-            <w:hyperlink r:id="rId32">
+            <w:hyperlink r:id="rId30">
               <w:r>
                 <w:rPr>
                   <w:color w:val="175E78"/>
@@ -3793,7 +3530,7 @@
             <w:pPr>
               <w:spacing w:after="0" w:line="240" w:lineRule="auto"/>
             </w:pPr>
-            <w:hyperlink r:id="rId33">
+            <w:hyperlink r:id="rId31">
               <w:r>
                 <w:rPr>
                   <w:color w:val="175E78"/>
@@ -4051,7 +3788,7 @@
             <w:pPr>
               <w:spacing w:after="0" w:line="240" w:lineRule="auto"/>
             </w:pPr>
-            <w:hyperlink r:id="rId34">
+            <w:hyperlink r:id="rId32">
               <w:r>
                 <w:rPr>
                   <w:color w:val="175E78"/>
@@ -4180,7 +3917,7 @@
             <w:pPr>
               <w:spacing w:after="0" w:line="240" w:lineRule="auto"/>
             </w:pPr>
-            <w:hyperlink r:id="rId35">
+            <w:hyperlink r:id="rId33">
               <w:r>
                 <w:rPr>
                   <w:color w:val="175E78"/>
@@ -4309,7 +4046,7 @@
             <w:pPr>
               <w:spacing w:after="0" w:line="240" w:lineRule="auto"/>
             </w:pPr>
-            <w:hyperlink r:id="rId36">
+            <w:hyperlink r:id="rId34">
               <w:r>
                 <w:rPr>
                   <w:color w:val="175E78"/>
@@ -4438,7 +4175,7 @@
             <w:pPr>
               <w:spacing w:after="0" w:line="240" w:lineRule="auto"/>
             </w:pPr>
-            <w:hyperlink r:id="rId37">
+            <w:hyperlink r:id="rId35">
               <w:r>
                 <w:rPr>
                   <w:color w:val="175E78"/>
@@ -4696,7 +4433,7 @@
             <w:pPr>
               <w:spacing w:after="0" w:line="240" w:lineRule="auto"/>
             </w:pPr>
-            <w:hyperlink r:id="rId38">
+            <w:hyperlink r:id="rId36">
               <w:r>
                 <w:rPr>
                   <w:color w:val="175E78"/>
@@ -4825,7 +4562,7 @@
             <w:pPr>
               <w:spacing w:after="0" w:line="240" w:lineRule="auto"/>
             </w:pPr>
-            <w:hyperlink r:id="rId39">
+            <w:hyperlink r:id="rId37">
               <w:r>
                 <w:rPr>
                   <w:color w:val="175E78"/>
@@ -4954,7 +4691,7 @@
             <w:pPr>
               <w:spacing w:after="0" w:line="240" w:lineRule="auto"/>
             </w:pPr>
-            <w:hyperlink r:id="rId40">
+            <w:hyperlink r:id="rId38">
               <w:r>
                 <w:rPr>
                   <w:color w:val="175E78"/>
@@ -5083,7 +4820,7 @@
             <w:pPr>
               <w:spacing w:after="0" w:line="240" w:lineRule="auto"/>
             </w:pPr>
-            <w:hyperlink r:id="rId41">
+            <w:hyperlink r:id="rId39">
               <w:r>
                 <w:rPr>
                   <w:color w:val="175E78"/>
@@ -5147,7 +4884,7 @@
       <w:r>
         <w:t xml:space="preserve">PCB: $240 is a planning allowance for 30 bare 0.8 mm boards, excluding components, soldering/assembly, shipping, and tax. For comparison, </w:t>
       </w:r>
-      <w:hyperlink r:id="rId42">
+      <w:hyperlink r:id="rId40">
         <w:r>
           <w:rPr>
             <w:color w:val="175E78"/>
@@ -5164,7 +4901,7 @@
       <w:r>
         <w:t xml:space="preserve">Bare modem: $9.20 buys one MDM9207 IC from an independent seller. </w:t>
       </w:r>
-      <w:hyperlink r:id="rId43">
+      <w:hyperlink r:id="rId41">
         <w:r>
           <w:rPr>
             <w:color w:val="175E78"/>
@@ -5181,7 +4918,7 @@
       <w:r>
         <w:t xml:space="preserve">Payment IC: </w:t>
       </w:r>
-      <w:hyperlink r:id="rId44">
+      <w:hyperlink r:id="rId42">
         <w:r>
           <w:rPr>
             <w:color w:val="175E78"/>
